--- a/files/interview_php.docx
+++ b/files/interview_php.docx
@@ -766,26 +766,26 @@
           <w:sz w:val="27"/>
           <w:szCs w:val="27"/>
         </w:rPr>
+        <w:t>require_once</w:t>
+      </w:r>
+      <w:proofErr w:type="spellEnd"/>
+    </w:p>
+    <w:p>
+      <w:pPr>
+        <w:spacing w:before="100" w:beforeAutospacing="1" w:after="100" w:afterAutospacing="1" w:line="240" w:lineRule="auto"/>
+        <w:rPr>
+          <w:rFonts w:ascii="Times New Roman" w:eastAsia="Times New Roman" w:hAnsi="Times New Roman" w:cs="Times New Roman"/>
+          <w:sz w:val="24"/>
+          <w:szCs w:val="24"/>
+        </w:rPr>
+      </w:pPr>
+      <w:r>
+        <w:rPr>
+          <w:rFonts w:ascii="Times New Roman" w:eastAsia="Times New Roman" w:hAnsi="Times New Roman" w:cs="Times New Roman"/>
+          <w:sz w:val="24"/>
+          <w:szCs w:val="24"/>
+        </w:rPr>
         <w:lastRenderedPageBreak/>
-        <w:t>require_once</w:t>
-      </w:r>
-      <w:proofErr w:type="spellEnd"/>
-    </w:p>
-    <w:p>
-      <w:pPr>
-        <w:spacing w:before="100" w:beforeAutospacing="1" w:after="100" w:afterAutospacing="1" w:line="240" w:lineRule="auto"/>
-        <w:rPr>
-          <w:rFonts w:ascii="Times New Roman" w:eastAsia="Times New Roman" w:hAnsi="Times New Roman" w:cs="Times New Roman"/>
-          <w:sz w:val="24"/>
-          <w:szCs w:val="24"/>
-        </w:rPr>
-      </w:pPr>
-      <w:r>
-        <w:rPr>
-          <w:rFonts w:ascii="Times New Roman" w:eastAsia="Times New Roman" w:hAnsi="Times New Roman" w:cs="Times New Roman"/>
-          <w:sz w:val="24"/>
-          <w:szCs w:val="24"/>
-        </w:rPr>
         <w:t>Requires a file only once.</w:t>
       </w:r>
     </w:p>
@@ -1353,7 +1353,6 @@
           <w:sz w:val="24"/>
           <w:szCs w:val="24"/>
         </w:rPr>
-        <w:lastRenderedPageBreak/>
         <w:t>Answer:</w:t>
       </w:r>
     </w:p>
@@ -1412,6 +1411,7 @@
           <w:sz w:val="24"/>
           <w:szCs w:val="24"/>
         </w:rPr>
+        <w:lastRenderedPageBreak/>
         <w:t>PSR-1 (Basic Coding Standard)</w:t>
       </w:r>
     </w:p>
@@ -1875,6 +1875,242 @@
     </w:p>
     <w:p>
       <w:pPr>
+        <w:spacing w:before="100" w:beforeAutospacing="1" w:after="100" w:afterAutospacing="1" w:line="240" w:lineRule="auto"/>
+        <w:rPr>
+          <w:rFonts w:ascii="Times New Roman" w:eastAsia="Times New Roman" w:hAnsi="Times New Roman" w:cs="Times New Roman"/>
+          <w:sz w:val="24"/>
+          <w:szCs w:val="24"/>
+        </w:rPr>
+      </w:pPr>
+      <w:r>
+        <w:rPr>
+          <w:rFonts w:ascii="Times New Roman" w:eastAsia="Times New Roman" w:hAnsi="Times New Roman" w:cs="Times New Roman"/>
+          <w:sz w:val="24"/>
+          <w:szCs w:val="24"/>
+        </w:rPr>
+        <w:t>Used when inheritance is not appropriate.</w:t>
+      </w:r>
+    </w:p>
+    <w:p>
+      <w:pPr>
+        <w:spacing w:after="0" w:line="240" w:lineRule="auto"/>
+        <w:rPr>
+          <w:rFonts w:ascii="Times New Roman" w:eastAsia="Times New Roman" w:hAnsi="Times New Roman" w:cs="Times New Roman"/>
+          <w:sz w:val="24"/>
+          <w:szCs w:val="24"/>
+        </w:rPr>
+      </w:pPr>
+      <w:r>
+        <w:rPr>
+          <w:rFonts w:ascii="Times New Roman" w:eastAsia="Times New Roman" w:hAnsi="Times New Roman" w:cs="Times New Roman"/>
+          <w:sz w:val="24"/>
+          <w:szCs w:val="24"/>
+        </w:rPr>
+        <w:pict>
+          <v:rect id="_x0000_i1032" style="width:0;height:1.5pt" o:hralign="center" o:hrstd="t" o:hr="t" fillcolor="#a0a0a0" stroked="f"/>
+        </w:pict>
+      </w:r>
+    </w:p>
+    <w:p>
+      <w:pPr>
+        <w:spacing w:before="100" w:beforeAutospacing="1" w:after="100" w:afterAutospacing="1" w:line="240" w:lineRule="auto"/>
+        <w:outlineLvl w:val="0"/>
+        <w:rPr>
+          <w:rFonts w:ascii="Times New Roman" w:eastAsia="Times New Roman" w:hAnsi="Times New Roman" w:cs="Times New Roman"/>
+          <w:b/>
+          <w:bCs/>
+          <w:kern w:val="36"/>
+          <w:sz w:val="48"/>
+          <w:szCs w:val="48"/>
+        </w:rPr>
+      </w:pPr>
+      <w:r>
+        <w:rPr>
+          <w:rFonts w:ascii="Times New Roman" w:eastAsia="Times New Roman" w:hAnsi="Times New Roman" w:cs="Times New Roman"/>
+          <w:b/>
+          <w:bCs/>
+          <w:kern w:val="36"/>
+          <w:sz w:val="48"/>
+          <w:szCs w:val="48"/>
+        </w:rPr>
+        <w:t>8. Difference between Abstract Classes and Interfaces?</w:t>
+      </w:r>
+    </w:p>
+    <w:p>
+      <w:pPr>
+        <w:spacing w:before="100" w:beforeAutospacing="1" w:after="100" w:afterAutospacing="1" w:line="240" w:lineRule="auto"/>
+        <w:rPr>
+          <w:rFonts w:ascii="Times New Roman" w:eastAsia="Times New Roman" w:hAnsi="Times New Roman" w:cs="Times New Roman"/>
+          <w:sz w:val="24"/>
+          <w:szCs w:val="24"/>
+        </w:rPr>
+      </w:pPr>
+      <w:r>
+        <w:rPr>
+          <w:rFonts w:ascii="Times New Roman" w:eastAsia="Times New Roman" w:hAnsi="Times New Roman" w:cs="Times New Roman"/>
+          <w:b/>
+          <w:bCs/>
+          <w:sz w:val="24"/>
+          <w:szCs w:val="24"/>
+        </w:rPr>
+        <w:t>Answer:</w:t>
+      </w:r>
+    </w:p>
+    <w:p>
+      <w:pPr>
+        <w:spacing w:before="100" w:beforeAutospacing="1" w:after="100" w:afterAutospacing="1" w:line="240" w:lineRule="auto"/>
+        <w:outlineLvl w:val="2"/>
+        <w:rPr>
+          <w:rFonts w:ascii="Times New Roman" w:eastAsia="Times New Roman" w:hAnsi="Times New Roman" w:cs="Times New Roman"/>
+          <w:b/>
+          <w:bCs/>
+          <w:sz w:val="27"/>
+          <w:szCs w:val="27"/>
+        </w:rPr>
+      </w:pPr>
+      <w:r>
+        <w:rPr>
+          <w:rFonts w:ascii="Times New Roman" w:eastAsia="Times New Roman" w:hAnsi="Times New Roman" w:cs="Times New Roman"/>
+          <w:b/>
+          <w:bCs/>
+          <w:sz w:val="27"/>
+          <w:szCs w:val="27"/>
+        </w:rPr>
+        <w:t>Abstract Class</w:t>
+      </w:r>
+    </w:p>
+    <w:p>
+      <w:pPr>
+        <w:numPr>
+          <w:ilvl w:val="0"/>
+          <w:numId w:val="6"/>
+        </w:numPr>
+        <w:spacing w:before="100" w:beforeAutospacing="1" w:after="100" w:afterAutospacing="1" w:line="240" w:lineRule="auto"/>
+        <w:rPr>
+          <w:rFonts w:ascii="Times New Roman" w:eastAsia="Times New Roman" w:hAnsi="Times New Roman" w:cs="Times New Roman"/>
+          <w:sz w:val="24"/>
+          <w:szCs w:val="24"/>
+        </w:rPr>
+      </w:pPr>
+      <w:r>
+        <w:rPr>
+          <w:rFonts w:ascii="Times New Roman" w:eastAsia="Times New Roman" w:hAnsi="Times New Roman" w:cs="Times New Roman"/>
+          <w:sz w:val="24"/>
+          <w:szCs w:val="24"/>
+        </w:rPr>
+        <w:lastRenderedPageBreak/>
+        <w:t>Can contain implementation</w:t>
+      </w:r>
+    </w:p>
+    <w:p>
+      <w:pPr>
+        <w:numPr>
+          <w:ilvl w:val="0"/>
+          <w:numId w:val="6"/>
+        </w:numPr>
+        <w:spacing w:before="100" w:beforeAutospacing="1" w:after="100" w:afterAutospacing="1" w:line="240" w:lineRule="auto"/>
+        <w:rPr>
+          <w:rFonts w:ascii="Times New Roman" w:eastAsia="Times New Roman" w:hAnsi="Times New Roman" w:cs="Times New Roman"/>
+          <w:sz w:val="24"/>
+          <w:szCs w:val="24"/>
+        </w:rPr>
+      </w:pPr>
+      <w:r>
+        <w:rPr>
+          <w:rFonts w:ascii="Times New Roman" w:eastAsia="Times New Roman" w:hAnsi="Times New Roman" w:cs="Times New Roman"/>
+          <w:sz w:val="24"/>
+          <w:szCs w:val="24"/>
+        </w:rPr>
+        <w:t>Supports properties</w:t>
+      </w:r>
+    </w:p>
+    <w:p>
+      <w:pPr>
+        <w:spacing w:before="100" w:beforeAutospacing="1" w:after="100" w:afterAutospacing="1" w:line="240" w:lineRule="auto"/>
+        <w:outlineLvl w:val="2"/>
+        <w:rPr>
+          <w:rFonts w:ascii="Times New Roman" w:eastAsia="Times New Roman" w:hAnsi="Times New Roman" w:cs="Times New Roman"/>
+          <w:b/>
+          <w:bCs/>
+          <w:sz w:val="27"/>
+          <w:szCs w:val="27"/>
+        </w:rPr>
+      </w:pPr>
+      <w:r>
+        <w:rPr>
+          <w:rFonts w:ascii="Times New Roman" w:eastAsia="Times New Roman" w:hAnsi="Times New Roman" w:cs="Times New Roman"/>
+          <w:b/>
+          <w:bCs/>
+          <w:sz w:val="27"/>
+          <w:szCs w:val="27"/>
+        </w:rPr>
+        <w:t>Interface</w:t>
+      </w:r>
+    </w:p>
+    <w:p>
+      <w:pPr>
+        <w:numPr>
+          <w:ilvl w:val="0"/>
+          <w:numId w:val="7"/>
+        </w:numPr>
+        <w:spacing w:before="100" w:beforeAutospacing="1" w:after="100" w:afterAutospacing="1" w:line="240" w:lineRule="auto"/>
+        <w:rPr>
+          <w:rFonts w:ascii="Times New Roman" w:eastAsia="Times New Roman" w:hAnsi="Times New Roman" w:cs="Times New Roman"/>
+          <w:sz w:val="24"/>
+          <w:szCs w:val="24"/>
+        </w:rPr>
+      </w:pPr>
+      <w:r>
+        <w:rPr>
+          <w:rFonts w:ascii="Times New Roman" w:eastAsia="Times New Roman" w:hAnsi="Times New Roman" w:cs="Times New Roman"/>
+          <w:sz w:val="24"/>
+          <w:szCs w:val="24"/>
+        </w:rPr>
+        <w:t>Defines contracts only</w:t>
+      </w:r>
+    </w:p>
+    <w:p>
+      <w:pPr>
+        <w:numPr>
+          <w:ilvl w:val="0"/>
+          <w:numId w:val="7"/>
+        </w:numPr>
+        <w:spacing w:before="100" w:beforeAutospacing="1" w:after="100" w:afterAutospacing="1" w:line="240" w:lineRule="auto"/>
+        <w:rPr>
+          <w:rFonts w:ascii="Times New Roman" w:eastAsia="Times New Roman" w:hAnsi="Times New Roman" w:cs="Times New Roman"/>
+          <w:sz w:val="24"/>
+          <w:szCs w:val="24"/>
+        </w:rPr>
+      </w:pPr>
+      <w:r>
+        <w:rPr>
+          <w:rFonts w:ascii="Times New Roman" w:eastAsia="Times New Roman" w:hAnsi="Times New Roman" w:cs="Times New Roman"/>
+          <w:sz w:val="24"/>
+          <w:szCs w:val="24"/>
+        </w:rPr>
+        <w:t>No implementation (except modern default features in some contexts)</w:t>
+      </w:r>
+    </w:p>
+    <w:p>
+      <w:pPr>
+        <w:spacing w:before="100" w:beforeAutospacing="1" w:after="100" w:afterAutospacing="1" w:line="240" w:lineRule="auto"/>
+        <w:rPr>
+          <w:rFonts w:ascii="Times New Roman" w:eastAsia="Times New Roman" w:hAnsi="Times New Roman" w:cs="Times New Roman"/>
+          <w:sz w:val="24"/>
+          <w:szCs w:val="24"/>
+        </w:rPr>
+      </w:pPr>
+      <w:r>
+        <w:rPr>
+          <w:rFonts w:ascii="Times New Roman" w:eastAsia="Times New Roman" w:hAnsi="Times New Roman" w:cs="Times New Roman"/>
+          <w:sz w:val="24"/>
+          <w:szCs w:val="24"/>
+        </w:rPr>
+        <w:t>Example:</w:t>
+      </w:r>
+    </w:p>
+    <w:p>
+      <w:pPr>
         <w:tabs>
           <w:tab w:val="left" w:pos="916"/>
           <w:tab w:val="left" w:pos="1832"/>
@@ -1907,7 +2143,7 @@
           <w:sz w:val="20"/>
           <w:szCs w:val="20"/>
         </w:rPr>
-        <w:t>trait</w:t>
+        <w:t>interface</w:t>
       </w:r>
       <w:proofErr w:type="gramEnd"/>
       <w:r>
@@ -1916,7 +2152,126 @@
           <w:sz w:val="20"/>
           <w:szCs w:val="20"/>
         </w:rPr>
-        <w:t xml:space="preserve"> Logger {</w:t>
+        <w:t xml:space="preserve"> </w:t>
+      </w:r>
+      <w:proofErr w:type="spellStart"/>
+      <w:r>
+        <w:rPr>
+          <w:rFonts w:ascii="Courier New" w:eastAsia="Times New Roman" w:hAnsi="Courier New" w:cs="Courier New"/>
+          <w:sz w:val="20"/>
+          <w:szCs w:val="20"/>
+        </w:rPr>
+        <w:t>PaymentGateway</w:t>
+      </w:r>
+      <w:proofErr w:type="spellEnd"/>
+      <w:r>
+        <w:rPr>
+          <w:rFonts w:ascii="Courier New" w:eastAsia="Times New Roman" w:hAnsi="Courier New" w:cs="Courier New"/>
+          <w:sz w:val="20"/>
+          <w:szCs w:val="20"/>
+        </w:rPr>
+        <w:t xml:space="preserve"> {}</w:t>
+      </w:r>
+    </w:p>
+    <w:p>
+      <w:pPr>
+        <w:spacing w:before="100" w:beforeAutospacing="1" w:after="100" w:afterAutospacing="1" w:line="240" w:lineRule="auto"/>
+        <w:rPr>
+          <w:rFonts w:ascii="Times New Roman" w:eastAsia="Times New Roman" w:hAnsi="Times New Roman" w:cs="Times New Roman"/>
+          <w:sz w:val="24"/>
+          <w:szCs w:val="24"/>
+        </w:rPr>
+      </w:pPr>
+      <w:r>
+        <w:rPr>
+          <w:rFonts w:ascii="Times New Roman" w:eastAsia="Times New Roman" w:hAnsi="Times New Roman" w:cs="Times New Roman"/>
+          <w:sz w:val="24"/>
+          <w:szCs w:val="24"/>
+        </w:rPr>
+        <w:t>Use interfaces to enforce behavior.</w:t>
+      </w:r>
+    </w:p>
+    <w:p>
+      <w:pPr>
+        <w:spacing w:after="0" w:line="240" w:lineRule="auto"/>
+        <w:rPr>
+          <w:rFonts w:ascii="Times New Roman" w:eastAsia="Times New Roman" w:hAnsi="Times New Roman" w:cs="Times New Roman"/>
+          <w:sz w:val="24"/>
+          <w:szCs w:val="24"/>
+        </w:rPr>
+      </w:pPr>
+      <w:r>
+        <w:rPr>
+          <w:rFonts w:ascii="Times New Roman" w:eastAsia="Times New Roman" w:hAnsi="Times New Roman" w:cs="Times New Roman"/>
+          <w:sz w:val="24"/>
+          <w:szCs w:val="24"/>
+        </w:rPr>
+        <w:pict>
+          <v:rect id="_x0000_i1033" style="width:0;height:1.5pt" o:hralign="center" o:hrstd="t" o:hr="t" fillcolor="#a0a0a0" stroked="f"/>
+        </w:pict>
+      </w:r>
+    </w:p>
+    <w:p>
+      <w:pPr>
+        <w:spacing w:before="100" w:beforeAutospacing="1" w:after="100" w:afterAutospacing="1" w:line="240" w:lineRule="auto"/>
+        <w:outlineLvl w:val="0"/>
+        <w:rPr>
+          <w:rFonts w:ascii="Times New Roman" w:eastAsia="Times New Roman" w:hAnsi="Times New Roman" w:cs="Times New Roman"/>
+          <w:b/>
+          <w:bCs/>
+          <w:kern w:val="36"/>
+          <w:sz w:val="48"/>
+          <w:szCs w:val="48"/>
+        </w:rPr>
+      </w:pPr>
+      <w:r>
+        <w:rPr>
+          <w:rFonts w:ascii="Times New Roman" w:eastAsia="Times New Roman" w:hAnsi="Times New Roman" w:cs="Times New Roman"/>
+          <w:b/>
+          <w:bCs/>
+          <w:kern w:val="36"/>
+          <w:sz w:val="48"/>
+          <w:szCs w:val="48"/>
+        </w:rPr>
+        <w:t>9. What are namespaces?</w:t>
+      </w:r>
+    </w:p>
+    <w:p>
+      <w:pPr>
+        <w:spacing w:before="100" w:beforeAutospacing="1" w:after="100" w:afterAutospacing="1" w:line="240" w:lineRule="auto"/>
+        <w:rPr>
+          <w:rFonts w:ascii="Times New Roman" w:eastAsia="Times New Roman" w:hAnsi="Times New Roman" w:cs="Times New Roman"/>
+          <w:sz w:val="24"/>
+          <w:szCs w:val="24"/>
+        </w:rPr>
+      </w:pPr>
+      <w:r>
+        <w:rPr>
+          <w:rFonts w:ascii="Times New Roman" w:eastAsia="Times New Roman" w:hAnsi="Times New Roman" w:cs="Times New Roman"/>
+          <w:b/>
+          <w:bCs/>
+          <w:sz w:val="24"/>
+          <w:szCs w:val="24"/>
+        </w:rPr>
+        <w:t>Answer:</w:t>
+      </w:r>
+    </w:p>
+    <w:p>
+      <w:pPr>
+        <w:spacing w:before="100" w:beforeAutospacing="1" w:after="100" w:afterAutospacing="1" w:line="240" w:lineRule="auto"/>
+        <w:rPr>
+          <w:rFonts w:ascii="Times New Roman" w:eastAsia="Times New Roman" w:hAnsi="Times New Roman" w:cs="Times New Roman"/>
+          <w:sz w:val="24"/>
+          <w:szCs w:val="24"/>
+        </w:rPr>
+      </w:pPr>
+      <w:r>
+        <w:rPr>
+          <w:rFonts w:ascii="Times New Roman" w:eastAsia="Times New Roman" w:hAnsi="Times New Roman" w:cs="Times New Roman"/>
+          <w:sz w:val="24"/>
+          <w:szCs w:val="24"/>
+        </w:rPr>
+        <w:t>Namespaces prevent class name collisions.</w:t>
       </w:r>
     </w:p>
     <w:p>
@@ -1946,31 +2301,1453 @@
           <w:szCs w:val="20"/>
         </w:rPr>
       </w:pPr>
+      <w:proofErr w:type="gramStart"/>
       <w:r>
         <w:rPr>
           <w:rFonts w:ascii="Courier New" w:eastAsia="Times New Roman" w:hAnsi="Courier New" w:cs="Courier New"/>
           <w:sz w:val="20"/>
           <w:szCs w:val="20"/>
         </w:rPr>
-        <w:t xml:space="preserve">    </w:t>
-      </w:r>
-      <w:proofErr w:type="gramStart"/>
+        <w:t>namespace</w:t>
+      </w:r>
+      <w:proofErr w:type="gramEnd"/>
       <w:r>
         <w:rPr>
           <w:rFonts w:ascii="Courier New" w:eastAsia="Times New Roman" w:hAnsi="Courier New" w:cs="Courier New"/>
           <w:sz w:val="20"/>
           <w:szCs w:val="20"/>
         </w:rPr>
-        <w:t>public</w:t>
-      </w:r>
+        <w:t xml:space="preserve"> App\Controllers;</w:t>
+      </w:r>
+    </w:p>
+    <w:p>
+      <w:pPr>
+        <w:spacing w:before="100" w:beforeAutospacing="1" w:after="100" w:afterAutospacing="1" w:line="240" w:lineRule="auto"/>
+        <w:rPr>
+          <w:rFonts w:ascii="Times New Roman" w:eastAsia="Times New Roman" w:hAnsi="Times New Roman" w:cs="Times New Roman"/>
+          <w:sz w:val="24"/>
+          <w:szCs w:val="24"/>
+        </w:rPr>
+      </w:pPr>
+      <w:r>
+        <w:rPr>
+          <w:rFonts w:ascii="Times New Roman" w:eastAsia="Times New Roman" w:hAnsi="Times New Roman" w:cs="Times New Roman"/>
+          <w:sz w:val="24"/>
+          <w:szCs w:val="24"/>
+        </w:rPr>
+        <w:t>Useful in large applications and third-party integrations.</w:t>
+      </w:r>
+    </w:p>
+    <w:p>
+      <w:pPr>
+        <w:spacing w:after="0" w:line="240" w:lineRule="auto"/>
+        <w:rPr>
+          <w:rFonts w:ascii="Times New Roman" w:eastAsia="Times New Roman" w:hAnsi="Times New Roman" w:cs="Times New Roman"/>
+          <w:sz w:val="24"/>
+          <w:szCs w:val="24"/>
+        </w:rPr>
+      </w:pPr>
+      <w:r>
+        <w:rPr>
+          <w:rFonts w:ascii="Times New Roman" w:eastAsia="Times New Roman" w:hAnsi="Times New Roman" w:cs="Times New Roman"/>
+          <w:sz w:val="24"/>
+          <w:szCs w:val="24"/>
+        </w:rPr>
+        <w:pict>
+          <v:rect id="_x0000_i1034" style="width:0;height:1.5pt" o:hralign="center" o:hrstd="t" o:hr="t" fillcolor="#a0a0a0" stroked="f"/>
+        </w:pict>
+      </w:r>
+    </w:p>
+    <w:p>
+      <w:pPr>
+        <w:spacing w:before="100" w:beforeAutospacing="1" w:after="100" w:afterAutospacing="1" w:line="240" w:lineRule="auto"/>
+        <w:outlineLvl w:val="0"/>
+        <w:rPr>
+          <w:rFonts w:ascii="Times New Roman" w:eastAsia="Times New Roman" w:hAnsi="Times New Roman" w:cs="Times New Roman"/>
+          <w:b/>
+          <w:bCs/>
+          <w:kern w:val="36"/>
+          <w:sz w:val="48"/>
+          <w:szCs w:val="48"/>
+        </w:rPr>
+      </w:pPr>
+      <w:r>
+        <w:rPr>
+          <w:rFonts w:ascii="Times New Roman" w:eastAsia="Times New Roman" w:hAnsi="Times New Roman" w:cs="Times New Roman"/>
+          <w:b/>
+          <w:bCs/>
+          <w:kern w:val="36"/>
+          <w:sz w:val="48"/>
+          <w:szCs w:val="48"/>
+        </w:rPr>
+        <w:t>10. What is Dependency Injection?</w:t>
+      </w:r>
+    </w:p>
+    <w:p>
+      <w:pPr>
+        <w:spacing w:before="100" w:beforeAutospacing="1" w:after="100" w:afterAutospacing="1" w:line="240" w:lineRule="auto"/>
+        <w:rPr>
+          <w:rFonts w:ascii="Times New Roman" w:eastAsia="Times New Roman" w:hAnsi="Times New Roman" w:cs="Times New Roman"/>
+          <w:sz w:val="24"/>
+          <w:szCs w:val="24"/>
+        </w:rPr>
+      </w:pPr>
+      <w:r>
+        <w:rPr>
+          <w:rFonts w:ascii="Times New Roman" w:eastAsia="Times New Roman" w:hAnsi="Times New Roman" w:cs="Times New Roman"/>
+          <w:b/>
+          <w:bCs/>
+          <w:sz w:val="24"/>
+          <w:szCs w:val="24"/>
+        </w:rPr>
+        <w:t>Answer:</w:t>
+      </w:r>
+    </w:p>
+    <w:p>
+      <w:pPr>
+        <w:spacing w:before="100" w:beforeAutospacing="1" w:after="100" w:afterAutospacing="1" w:line="240" w:lineRule="auto"/>
+        <w:rPr>
+          <w:rFonts w:ascii="Times New Roman" w:eastAsia="Times New Roman" w:hAnsi="Times New Roman" w:cs="Times New Roman"/>
+          <w:sz w:val="24"/>
+          <w:szCs w:val="24"/>
+        </w:rPr>
+      </w:pPr>
+      <w:r>
+        <w:rPr>
+          <w:rFonts w:ascii="Times New Roman" w:eastAsia="Times New Roman" w:hAnsi="Times New Roman" w:cs="Times New Roman"/>
+          <w:sz w:val="24"/>
+          <w:szCs w:val="24"/>
+        </w:rPr>
+        <w:t>Dependency Injection provides dependencies externally.</w:t>
+      </w:r>
+    </w:p>
+    <w:p>
+      <w:pPr>
+        <w:spacing w:before="100" w:beforeAutospacing="1" w:after="100" w:afterAutospacing="1" w:line="240" w:lineRule="auto"/>
+        <w:rPr>
+          <w:rFonts w:ascii="Times New Roman" w:eastAsia="Times New Roman" w:hAnsi="Times New Roman" w:cs="Times New Roman"/>
+          <w:sz w:val="24"/>
+          <w:szCs w:val="24"/>
+        </w:rPr>
+      </w:pPr>
+      <w:r>
+        <w:rPr>
+          <w:rFonts w:ascii="Times New Roman" w:eastAsia="Times New Roman" w:hAnsi="Times New Roman" w:cs="Times New Roman"/>
+          <w:sz w:val="24"/>
+          <w:szCs w:val="24"/>
+        </w:rPr>
+        <w:t>Benefits:</w:t>
+      </w:r>
+    </w:p>
+    <w:p>
+      <w:pPr>
+        <w:numPr>
+          <w:ilvl w:val="0"/>
+          <w:numId w:val="8"/>
+        </w:numPr>
+        <w:spacing w:before="100" w:beforeAutospacing="1" w:after="100" w:afterAutospacing="1" w:line="240" w:lineRule="auto"/>
+        <w:rPr>
+          <w:rFonts w:ascii="Times New Roman" w:eastAsia="Times New Roman" w:hAnsi="Times New Roman" w:cs="Times New Roman"/>
+          <w:sz w:val="24"/>
+          <w:szCs w:val="24"/>
+        </w:rPr>
+      </w:pPr>
+      <w:r>
+        <w:rPr>
+          <w:rFonts w:ascii="Times New Roman" w:eastAsia="Times New Roman" w:hAnsi="Times New Roman" w:cs="Times New Roman"/>
+          <w:sz w:val="24"/>
+          <w:szCs w:val="24"/>
+        </w:rPr>
+        <w:t>Loose coupling</w:t>
+      </w:r>
+    </w:p>
+    <w:p>
+      <w:pPr>
+        <w:numPr>
+          <w:ilvl w:val="0"/>
+          <w:numId w:val="8"/>
+        </w:numPr>
+        <w:spacing w:before="100" w:beforeAutospacing="1" w:after="100" w:afterAutospacing="1" w:line="240" w:lineRule="auto"/>
+        <w:rPr>
+          <w:rFonts w:ascii="Times New Roman" w:eastAsia="Times New Roman" w:hAnsi="Times New Roman" w:cs="Times New Roman"/>
+          <w:sz w:val="24"/>
+          <w:szCs w:val="24"/>
+        </w:rPr>
+      </w:pPr>
+      <w:r>
+        <w:rPr>
+          <w:rFonts w:ascii="Times New Roman" w:eastAsia="Times New Roman" w:hAnsi="Times New Roman" w:cs="Times New Roman"/>
+          <w:sz w:val="24"/>
+          <w:szCs w:val="24"/>
+        </w:rPr>
+        <w:t>Easier testing</w:t>
+      </w:r>
+    </w:p>
+    <w:p>
+      <w:pPr>
+        <w:numPr>
+          <w:ilvl w:val="0"/>
+          <w:numId w:val="8"/>
+        </w:numPr>
+        <w:spacing w:before="100" w:beforeAutospacing="1" w:after="100" w:afterAutospacing="1" w:line="240" w:lineRule="auto"/>
+        <w:rPr>
+          <w:rFonts w:ascii="Times New Roman" w:eastAsia="Times New Roman" w:hAnsi="Times New Roman" w:cs="Times New Roman"/>
+          <w:sz w:val="24"/>
+          <w:szCs w:val="24"/>
+        </w:rPr>
+      </w:pPr>
+      <w:r>
+        <w:rPr>
+          <w:rFonts w:ascii="Times New Roman" w:eastAsia="Times New Roman" w:hAnsi="Times New Roman" w:cs="Times New Roman"/>
+          <w:sz w:val="24"/>
+          <w:szCs w:val="24"/>
+        </w:rPr>
+        <w:t>Better maintainability</w:t>
+      </w:r>
+    </w:p>
+    <w:p>
+      <w:pPr>
+        <w:spacing w:after="0" w:line="240" w:lineRule="auto"/>
+        <w:rPr>
+          <w:rFonts w:ascii="Times New Roman" w:eastAsia="Times New Roman" w:hAnsi="Times New Roman" w:cs="Times New Roman"/>
+          <w:sz w:val="24"/>
+          <w:szCs w:val="24"/>
+        </w:rPr>
+      </w:pPr>
+      <w:r>
+        <w:rPr>
+          <w:rFonts w:ascii="Times New Roman" w:eastAsia="Times New Roman" w:hAnsi="Times New Roman" w:cs="Times New Roman"/>
+          <w:sz w:val="24"/>
+          <w:szCs w:val="24"/>
+        </w:rPr>
+        <w:pict>
+          <v:rect id="_x0000_i1035" style="width:0;height:1.5pt" o:hralign="center" o:hrstd="t" o:hr="t" fillcolor="#a0a0a0" stroked="f"/>
+        </w:pict>
+      </w:r>
+    </w:p>
+    <w:p>
+      <w:pPr>
+        <w:spacing w:before="100" w:beforeAutospacing="1" w:after="100" w:afterAutospacing="1" w:line="240" w:lineRule="auto"/>
+        <w:outlineLvl w:val="0"/>
+        <w:rPr>
+          <w:rFonts w:ascii="Times New Roman" w:eastAsia="Times New Roman" w:hAnsi="Times New Roman" w:cs="Times New Roman"/>
+          <w:b/>
+          <w:bCs/>
+          <w:kern w:val="36"/>
+          <w:sz w:val="48"/>
+          <w:szCs w:val="48"/>
+        </w:rPr>
+      </w:pPr>
+      <w:r>
+        <w:rPr>
+          <w:rFonts w:ascii="Times New Roman" w:eastAsia="Times New Roman" w:hAnsi="Times New Roman" w:cs="Times New Roman"/>
+          <w:b/>
+          <w:bCs/>
+          <w:kern w:val="36"/>
+          <w:sz w:val="48"/>
+          <w:szCs w:val="48"/>
+        </w:rPr>
+        <w:t>11. What is Inversion of Control (</w:t>
+      </w:r>
+      <w:proofErr w:type="spellStart"/>
+      <w:proofErr w:type="gramStart"/>
+      <w:r>
+        <w:rPr>
+          <w:rFonts w:ascii="Times New Roman" w:eastAsia="Times New Roman" w:hAnsi="Times New Roman" w:cs="Times New Roman"/>
+          <w:b/>
+          <w:bCs/>
+          <w:kern w:val="36"/>
+          <w:sz w:val="48"/>
+          <w:szCs w:val="48"/>
+        </w:rPr>
+        <w:t>IoC</w:t>
+      </w:r>
+      <w:proofErr w:type="spellEnd"/>
       <w:proofErr w:type="gramEnd"/>
+      <w:r>
+        <w:rPr>
+          <w:rFonts w:ascii="Times New Roman" w:eastAsia="Times New Roman" w:hAnsi="Times New Roman" w:cs="Times New Roman"/>
+          <w:b/>
+          <w:bCs/>
+          <w:kern w:val="36"/>
+          <w:sz w:val="48"/>
+          <w:szCs w:val="48"/>
+        </w:rPr>
+        <w:t>)?</w:t>
+      </w:r>
+    </w:p>
+    <w:p>
+      <w:pPr>
+        <w:spacing w:before="100" w:beforeAutospacing="1" w:after="100" w:afterAutospacing="1" w:line="240" w:lineRule="auto"/>
+        <w:rPr>
+          <w:rFonts w:ascii="Times New Roman" w:eastAsia="Times New Roman" w:hAnsi="Times New Roman" w:cs="Times New Roman"/>
+          <w:sz w:val="24"/>
+          <w:szCs w:val="24"/>
+        </w:rPr>
+      </w:pPr>
+      <w:r>
+        <w:rPr>
+          <w:rFonts w:ascii="Times New Roman" w:eastAsia="Times New Roman" w:hAnsi="Times New Roman" w:cs="Times New Roman"/>
+          <w:b/>
+          <w:bCs/>
+          <w:sz w:val="24"/>
+          <w:szCs w:val="24"/>
+        </w:rPr>
+        <w:t>Answer:</w:t>
+      </w:r>
+    </w:p>
+    <w:p>
+      <w:pPr>
+        <w:spacing w:before="100" w:beforeAutospacing="1" w:after="100" w:afterAutospacing="1" w:line="240" w:lineRule="auto"/>
+        <w:rPr>
+          <w:rFonts w:ascii="Times New Roman" w:eastAsia="Times New Roman" w:hAnsi="Times New Roman" w:cs="Times New Roman"/>
+          <w:sz w:val="24"/>
+          <w:szCs w:val="24"/>
+        </w:rPr>
+      </w:pPr>
+      <w:proofErr w:type="spellStart"/>
+      <w:proofErr w:type="gramStart"/>
+      <w:r>
+        <w:rPr>
+          <w:rFonts w:ascii="Times New Roman" w:eastAsia="Times New Roman" w:hAnsi="Times New Roman" w:cs="Times New Roman"/>
+          <w:sz w:val="24"/>
+          <w:szCs w:val="24"/>
+        </w:rPr>
+        <w:t>IoC</w:t>
+      </w:r>
+      <w:proofErr w:type="spellEnd"/>
+      <w:proofErr w:type="gramEnd"/>
+      <w:r>
+        <w:rPr>
+          <w:rFonts w:ascii="Times New Roman" w:eastAsia="Times New Roman" w:hAnsi="Times New Roman" w:cs="Times New Roman"/>
+          <w:sz w:val="24"/>
+          <w:szCs w:val="24"/>
+        </w:rPr>
+        <w:t xml:space="preserve"> means objects do not create their own dependencies.</w:t>
+      </w:r>
+    </w:p>
+    <w:p>
+      <w:pPr>
+        <w:spacing w:before="100" w:beforeAutospacing="1" w:after="100" w:afterAutospacing="1" w:line="240" w:lineRule="auto"/>
+        <w:rPr>
+          <w:rFonts w:ascii="Times New Roman" w:eastAsia="Times New Roman" w:hAnsi="Times New Roman" w:cs="Times New Roman"/>
+          <w:sz w:val="24"/>
+          <w:szCs w:val="24"/>
+        </w:rPr>
+      </w:pPr>
+      <w:r>
+        <w:rPr>
+          <w:rFonts w:ascii="Times New Roman" w:eastAsia="Times New Roman" w:hAnsi="Times New Roman" w:cs="Times New Roman"/>
+          <w:sz w:val="24"/>
+          <w:szCs w:val="24"/>
+        </w:rPr>
+        <w:lastRenderedPageBreak/>
+        <w:t>The container manages dependency creation.</w:t>
+      </w:r>
+    </w:p>
+    <w:p>
+      <w:pPr>
+        <w:spacing w:after="0" w:line="240" w:lineRule="auto"/>
+        <w:rPr>
+          <w:rFonts w:ascii="Times New Roman" w:eastAsia="Times New Roman" w:hAnsi="Times New Roman" w:cs="Times New Roman"/>
+          <w:sz w:val="24"/>
+          <w:szCs w:val="24"/>
+        </w:rPr>
+      </w:pPr>
+      <w:r>
+        <w:rPr>
+          <w:rFonts w:ascii="Times New Roman" w:eastAsia="Times New Roman" w:hAnsi="Times New Roman" w:cs="Times New Roman"/>
+          <w:sz w:val="24"/>
+          <w:szCs w:val="24"/>
+        </w:rPr>
+        <w:pict>
+          <v:rect id="_x0000_i1036" style="width:0;height:1.5pt" o:hralign="center" o:hrstd="t" o:hr="t" fillcolor="#a0a0a0" stroked="f"/>
+        </w:pict>
+      </w:r>
+    </w:p>
+    <w:p>
+      <w:pPr>
+        <w:spacing w:before="100" w:beforeAutospacing="1" w:after="100" w:afterAutospacing="1" w:line="240" w:lineRule="auto"/>
+        <w:outlineLvl w:val="0"/>
+        <w:rPr>
+          <w:rFonts w:ascii="Times New Roman" w:eastAsia="Times New Roman" w:hAnsi="Times New Roman" w:cs="Times New Roman"/>
+          <w:b/>
+          <w:bCs/>
+          <w:kern w:val="36"/>
+          <w:sz w:val="48"/>
+          <w:szCs w:val="48"/>
+        </w:rPr>
+      </w:pPr>
+      <w:r>
+        <w:rPr>
+          <w:rFonts w:ascii="Times New Roman" w:eastAsia="Times New Roman" w:hAnsi="Times New Roman" w:cs="Times New Roman"/>
+          <w:b/>
+          <w:bCs/>
+          <w:kern w:val="36"/>
+          <w:sz w:val="48"/>
+          <w:szCs w:val="48"/>
+        </w:rPr>
+        <w:t>12. Explain SOLID principles.</w:t>
+      </w:r>
+    </w:p>
+    <w:p>
+      <w:pPr>
+        <w:spacing w:before="100" w:beforeAutospacing="1" w:after="100" w:afterAutospacing="1" w:line="240" w:lineRule="auto"/>
+        <w:rPr>
+          <w:rFonts w:ascii="Times New Roman" w:eastAsia="Times New Roman" w:hAnsi="Times New Roman" w:cs="Times New Roman"/>
+          <w:sz w:val="24"/>
+          <w:szCs w:val="24"/>
+        </w:rPr>
+      </w:pPr>
+      <w:r>
+        <w:rPr>
+          <w:rFonts w:ascii="Times New Roman" w:eastAsia="Times New Roman" w:hAnsi="Times New Roman" w:cs="Times New Roman"/>
+          <w:b/>
+          <w:bCs/>
+          <w:sz w:val="24"/>
+          <w:szCs w:val="24"/>
+        </w:rPr>
+        <w:t>Answer:</w:t>
+      </w:r>
+    </w:p>
+    <w:p>
+      <w:pPr>
+        <w:spacing w:before="100" w:beforeAutospacing="1" w:after="100" w:afterAutospacing="1" w:line="240" w:lineRule="auto"/>
+        <w:outlineLvl w:val="2"/>
+        <w:rPr>
+          <w:rFonts w:ascii="Times New Roman" w:eastAsia="Times New Roman" w:hAnsi="Times New Roman" w:cs="Times New Roman"/>
+          <w:b/>
+          <w:bCs/>
+          <w:sz w:val="27"/>
+          <w:szCs w:val="27"/>
+        </w:rPr>
+      </w:pPr>
+      <w:r>
+        <w:rPr>
+          <w:rFonts w:ascii="Times New Roman" w:eastAsia="Times New Roman" w:hAnsi="Times New Roman" w:cs="Times New Roman"/>
+          <w:b/>
+          <w:bCs/>
+          <w:sz w:val="27"/>
+          <w:szCs w:val="27"/>
+        </w:rPr>
+        <w:t>S</w:t>
+      </w:r>
+    </w:p>
+    <w:p>
+      <w:pPr>
+        <w:spacing w:before="100" w:beforeAutospacing="1" w:after="100" w:afterAutospacing="1" w:line="240" w:lineRule="auto"/>
+        <w:rPr>
+          <w:rFonts w:ascii="Times New Roman" w:eastAsia="Times New Roman" w:hAnsi="Times New Roman" w:cs="Times New Roman"/>
+          <w:sz w:val="24"/>
+          <w:szCs w:val="24"/>
+        </w:rPr>
+      </w:pPr>
+      <w:r>
+        <w:rPr>
+          <w:rFonts w:ascii="Times New Roman" w:eastAsia="Times New Roman" w:hAnsi="Times New Roman" w:cs="Times New Roman"/>
+          <w:sz w:val="24"/>
+          <w:szCs w:val="24"/>
+        </w:rPr>
+        <w:t>Single Responsibility Principle</w:t>
+      </w:r>
+    </w:p>
+    <w:p>
+      <w:pPr>
+        <w:spacing w:before="100" w:beforeAutospacing="1" w:after="100" w:afterAutospacing="1" w:line="240" w:lineRule="auto"/>
+        <w:outlineLvl w:val="2"/>
+        <w:rPr>
+          <w:rFonts w:ascii="Times New Roman" w:eastAsia="Times New Roman" w:hAnsi="Times New Roman" w:cs="Times New Roman"/>
+          <w:b/>
+          <w:bCs/>
+          <w:sz w:val="27"/>
+          <w:szCs w:val="27"/>
+        </w:rPr>
+      </w:pPr>
+      <w:r>
+        <w:rPr>
+          <w:rFonts w:ascii="Times New Roman" w:eastAsia="Times New Roman" w:hAnsi="Times New Roman" w:cs="Times New Roman"/>
+          <w:b/>
+          <w:bCs/>
+          <w:sz w:val="27"/>
+          <w:szCs w:val="27"/>
+        </w:rPr>
+        <w:t>O</w:t>
+      </w:r>
+    </w:p>
+    <w:p>
+      <w:pPr>
+        <w:spacing w:before="100" w:beforeAutospacing="1" w:after="100" w:afterAutospacing="1" w:line="240" w:lineRule="auto"/>
+        <w:rPr>
+          <w:rFonts w:ascii="Times New Roman" w:eastAsia="Times New Roman" w:hAnsi="Times New Roman" w:cs="Times New Roman"/>
+          <w:sz w:val="24"/>
+          <w:szCs w:val="24"/>
+        </w:rPr>
+      </w:pPr>
+      <w:r>
+        <w:rPr>
+          <w:rFonts w:ascii="Times New Roman" w:eastAsia="Times New Roman" w:hAnsi="Times New Roman" w:cs="Times New Roman"/>
+          <w:sz w:val="24"/>
+          <w:szCs w:val="24"/>
+        </w:rPr>
+        <w:t>Open/Closed Principle</w:t>
+      </w:r>
+    </w:p>
+    <w:p>
+      <w:pPr>
+        <w:spacing w:before="100" w:beforeAutospacing="1" w:after="100" w:afterAutospacing="1" w:line="240" w:lineRule="auto"/>
+        <w:outlineLvl w:val="2"/>
+        <w:rPr>
+          <w:rFonts w:ascii="Times New Roman" w:eastAsia="Times New Roman" w:hAnsi="Times New Roman" w:cs="Times New Roman"/>
+          <w:b/>
+          <w:bCs/>
+          <w:sz w:val="27"/>
+          <w:szCs w:val="27"/>
+        </w:rPr>
+      </w:pPr>
+      <w:r>
+        <w:rPr>
+          <w:rFonts w:ascii="Times New Roman" w:eastAsia="Times New Roman" w:hAnsi="Times New Roman" w:cs="Times New Roman"/>
+          <w:b/>
+          <w:bCs/>
+          <w:sz w:val="27"/>
+          <w:szCs w:val="27"/>
+        </w:rPr>
+        <w:t>L</w:t>
+      </w:r>
+    </w:p>
+    <w:p>
+      <w:pPr>
+        <w:spacing w:before="100" w:beforeAutospacing="1" w:after="100" w:afterAutospacing="1" w:line="240" w:lineRule="auto"/>
+        <w:rPr>
+          <w:rFonts w:ascii="Times New Roman" w:eastAsia="Times New Roman" w:hAnsi="Times New Roman" w:cs="Times New Roman"/>
+          <w:sz w:val="24"/>
+          <w:szCs w:val="24"/>
+        </w:rPr>
+      </w:pPr>
+      <w:proofErr w:type="spellStart"/>
+      <w:r>
+        <w:rPr>
+          <w:rFonts w:ascii="Times New Roman" w:eastAsia="Times New Roman" w:hAnsi="Times New Roman" w:cs="Times New Roman"/>
+          <w:sz w:val="24"/>
+          <w:szCs w:val="24"/>
+        </w:rPr>
+        <w:t>Liskov</w:t>
+      </w:r>
+      <w:proofErr w:type="spellEnd"/>
+      <w:r>
+        <w:rPr>
+          <w:rFonts w:ascii="Times New Roman" w:eastAsia="Times New Roman" w:hAnsi="Times New Roman" w:cs="Times New Roman"/>
+          <w:sz w:val="24"/>
+          <w:szCs w:val="24"/>
+        </w:rPr>
+        <w:t xml:space="preserve"> Substitution Principle</w:t>
+      </w:r>
+    </w:p>
+    <w:p>
+      <w:pPr>
+        <w:spacing w:before="100" w:beforeAutospacing="1" w:after="100" w:afterAutospacing="1" w:line="240" w:lineRule="auto"/>
+        <w:outlineLvl w:val="2"/>
+        <w:rPr>
+          <w:rFonts w:ascii="Times New Roman" w:eastAsia="Times New Roman" w:hAnsi="Times New Roman" w:cs="Times New Roman"/>
+          <w:b/>
+          <w:bCs/>
+          <w:sz w:val="27"/>
+          <w:szCs w:val="27"/>
+        </w:rPr>
+      </w:pPr>
+      <w:r>
+        <w:rPr>
+          <w:rFonts w:ascii="Times New Roman" w:eastAsia="Times New Roman" w:hAnsi="Times New Roman" w:cs="Times New Roman"/>
+          <w:b/>
+          <w:bCs/>
+          <w:sz w:val="27"/>
+          <w:szCs w:val="27"/>
+        </w:rPr>
+        <w:t>I</w:t>
+      </w:r>
+    </w:p>
+    <w:p>
+      <w:pPr>
+        <w:spacing w:before="100" w:beforeAutospacing="1" w:after="100" w:afterAutospacing="1" w:line="240" w:lineRule="auto"/>
+        <w:rPr>
+          <w:rFonts w:ascii="Times New Roman" w:eastAsia="Times New Roman" w:hAnsi="Times New Roman" w:cs="Times New Roman"/>
+          <w:sz w:val="24"/>
+          <w:szCs w:val="24"/>
+        </w:rPr>
+      </w:pPr>
+      <w:r>
+        <w:rPr>
+          <w:rFonts w:ascii="Times New Roman" w:eastAsia="Times New Roman" w:hAnsi="Times New Roman" w:cs="Times New Roman"/>
+          <w:sz w:val="24"/>
+          <w:szCs w:val="24"/>
+        </w:rPr>
+        <w:t>Interface Segregation Principle</w:t>
+      </w:r>
+    </w:p>
+    <w:p>
+      <w:pPr>
+        <w:spacing w:before="100" w:beforeAutospacing="1" w:after="100" w:afterAutospacing="1" w:line="240" w:lineRule="auto"/>
+        <w:outlineLvl w:val="2"/>
+        <w:rPr>
+          <w:rFonts w:ascii="Times New Roman" w:eastAsia="Times New Roman" w:hAnsi="Times New Roman" w:cs="Times New Roman"/>
+          <w:b/>
+          <w:bCs/>
+          <w:sz w:val="27"/>
+          <w:szCs w:val="27"/>
+        </w:rPr>
+      </w:pPr>
+      <w:r>
+        <w:rPr>
+          <w:rFonts w:ascii="Times New Roman" w:eastAsia="Times New Roman" w:hAnsi="Times New Roman" w:cs="Times New Roman"/>
+          <w:b/>
+          <w:bCs/>
+          <w:sz w:val="27"/>
+          <w:szCs w:val="27"/>
+        </w:rPr>
+        <w:t>D</w:t>
+      </w:r>
+    </w:p>
+    <w:p>
+      <w:pPr>
+        <w:spacing w:before="100" w:beforeAutospacing="1" w:after="100" w:afterAutospacing="1" w:line="240" w:lineRule="auto"/>
+        <w:rPr>
+          <w:rFonts w:ascii="Times New Roman" w:eastAsia="Times New Roman" w:hAnsi="Times New Roman" w:cs="Times New Roman"/>
+          <w:sz w:val="24"/>
+          <w:szCs w:val="24"/>
+        </w:rPr>
+      </w:pPr>
+      <w:r>
+        <w:rPr>
+          <w:rFonts w:ascii="Times New Roman" w:eastAsia="Times New Roman" w:hAnsi="Times New Roman" w:cs="Times New Roman"/>
+          <w:sz w:val="24"/>
+          <w:szCs w:val="24"/>
+        </w:rPr>
+        <w:t>Dependency Inversion Principle</w:t>
+      </w:r>
+    </w:p>
+    <w:p>
+      <w:pPr>
+        <w:spacing w:before="100" w:beforeAutospacing="1" w:after="100" w:afterAutospacing="1" w:line="240" w:lineRule="auto"/>
+        <w:rPr>
+          <w:rFonts w:ascii="Times New Roman" w:eastAsia="Times New Roman" w:hAnsi="Times New Roman" w:cs="Times New Roman"/>
+          <w:sz w:val="24"/>
+          <w:szCs w:val="24"/>
+        </w:rPr>
+      </w:pPr>
+      <w:r>
+        <w:rPr>
+          <w:rFonts w:ascii="Times New Roman" w:eastAsia="Times New Roman" w:hAnsi="Times New Roman" w:cs="Times New Roman"/>
+          <w:sz w:val="24"/>
+          <w:szCs w:val="24"/>
+        </w:rPr>
+        <w:t>SOLID improves maintainability and scalability.</w:t>
+      </w:r>
+    </w:p>
+    <w:p>
+      <w:pPr>
+        <w:spacing w:after="0" w:line="240" w:lineRule="auto"/>
+        <w:rPr>
+          <w:rFonts w:ascii="Times New Roman" w:eastAsia="Times New Roman" w:hAnsi="Times New Roman" w:cs="Times New Roman"/>
+          <w:sz w:val="24"/>
+          <w:szCs w:val="24"/>
+        </w:rPr>
+      </w:pPr>
+      <w:r>
+        <w:rPr>
+          <w:rFonts w:ascii="Times New Roman" w:eastAsia="Times New Roman" w:hAnsi="Times New Roman" w:cs="Times New Roman"/>
+          <w:sz w:val="24"/>
+          <w:szCs w:val="24"/>
+        </w:rPr>
+        <w:pict>
+          <v:rect id="_x0000_i1037" style="width:0;height:1.5pt" o:hralign="center" o:hrstd="t" o:hr="t" fillcolor="#a0a0a0" stroked="f"/>
+        </w:pict>
+      </w:r>
+    </w:p>
+    <w:p>
+      <w:pPr>
+        <w:spacing w:before="100" w:beforeAutospacing="1" w:after="100" w:afterAutospacing="1" w:line="240" w:lineRule="auto"/>
+        <w:outlineLvl w:val="0"/>
+        <w:rPr>
+          <w:rFonts w:ascii="Times New Roman" w:eastAsia="Times New Roman" w:hAnsi="Times New Roman" w:cs="Times New Roman"/>
+          <w:b/>
+          <w:bCs/>
+          <w:kern w:val="36"/>
+          <w:sz w:val="48"/>
+          <w:szCs w:val="48"/>
+        </w:rPr>
+      </w:pPr>
+      <w:r>
+        <w:rPr>
+          <w:rFonts w:ascii="Times New Roman" w:eastAsia="Times New Roman" w:hAnsi="Times New Roman" w:cs="Times New Roman"/>
+          <w:b/>
+          <w:bCs/>
+          <w:kern w:val="36"/>
+          <w:sz w:val="48"/>
+          <w:szCs w:val="48"/>
+        </w:rPr>
+        <w:t>13. What is the Repository Pattern?</w:t>
+      </w:r>
+    </w:p>
+    <w:p>
+      <w:pPr>
+        <w:spacing w:before="100" w:beforeAutospacing="1" w:after="100" w:afterAutospacing="1" w:line="240" w:lineRule="auto"/>
+        <w:rPr>
+          <w:rFonts w:ascii="Times New Roman" w:eastAsia="Times New Roman" w:hAnsi="Times New Roman" w:cs="Times New Roman"/>
+          <w:sz w:val="24"/>
+          <w:szCs w:val="24"/>
+        </w:rPr>
+      </w:pPr>
+      <w:r>
+        <w:rPr>
+          <w:rFonts w:ascii="Times New Roman" w:eastAsia="Times New Roman" w:hAnsi="Times New Roman" w:cs="Times New Roman"/>
+          <w:b/>
+          <w:bCs/>
+          <w:sz w:val="24"/>
+          <w:szCs w:val="24"/>
+        </w:rPr>
+        <w:t>Answer:</w:t>
+      </w:r>
+    </w:p>
+    <w:p>
+      <w:pPr>
+        <w:spacing w:before="100" w:beforeAutospacing="1" w:after="100" w:afterAutospacing="1" w:line="240" w:lineRule="auto"/>
+        <w:rPr>
+          <w:rFonts w:ascii="Times New Roman" w:eastAsia="Times New Roman" w:hAnsi="Times New Roman" w:cs="Times New Roman"/>
+          <w:sz w:val="24"/>
+          <w:szCs w:val="24"/>
+        </w:rPr>
+      </w:pPr>
+      <w:r>
+        <w:rPr>
+          <w:rFonts w:ascii="Times New Roman" w:eastAsia="Times New Roman" w:hAnsi="Times New Roman" w:cs="Times New Roman"/>
+          <w:sz w:val="24"/>
+          <w:szCs w:val="24"/>
+        </w:rPr>
+        <w:t>The Repository Pattern abstracts database access.</w:t>
+      </w:r>
+    </w:p>
+    <w:p>
+      <w:pPr>
+        <w:spacing w:before="100" w:beforeAutospacing="1" w:after="100" w:afterAutospacing="1" w:line="240" w:lineRule="auto"/>
+        <w:rPr>
+          <w:rFonts w:ascii="Times New Roman" w:eastAsia="Times New Roman" w:hAnsi="Times New Roman" w:cs="Times New Roman"/>
+          <w:sz w:val="24"/>
+          <w:szCs w:val="24"/>
+        </w:rPr>
+      </w:pPr>
+      <w:r>
+        <w:rPr>
+          <w:rFonts w:ascii="Times New Roman" w:eastAsia="Times New Roman" w:hAnsi="Times New Roman" w:cs="Times New Roman"/>
+          <w:sz w:val="24"/>
+          <w:szCs w:val="24"/>
+        </w:rPr>
+        <w:t>Benefits:</w:t>
+      </w:r>
+    </w:p>
+    <w:p>
+      <w:pPr>
+        <w:numPr>
+          <w:ilvl w:val="0"/>
+          <w:numId w:val="9"/>
+        </w:numPr>
+        <w:spacing w:before="100" w:beforeAutospacing="1" w:after="100" w:afterAutospacing="1" w:line="240" w:lineRule="auto"/>
+        <w:rPr>
+          <w:rFonts w:ascii="Times New Roman" w:eastAsia="Times New Roman" w:hAnsi="Times New Roman" w:cs="Times New Roman"/>
+          <w:sz w:val="24"/>
+          <w:szCs w:val="24"/>
+        </w:rPr>
+      </w:pPr>
+      <w:r>
+        <w:rPr>
+          <w:rFonts w:ascii="Times New Roman" w:eastAsia="Times New Roman" w:hAnsi="Times New Roman" w:cs="Times New Roman"/>
+          <w:sz w:val="24"/>
+          <w:szCs w:val="24"/>
+        </w:rPr>
+        <w:t>Cleaner business logic</w:t>
+      </w:r>
+    </w:p>
+    <w:p>
+      <w:pPr>
+        <w:numPr>
+          <w:ilvl w:val="0"/>
+          <w:numId w:val="9"/>
+        </w:numPr>
+        <w:spacing w:before="100" w:beforeAutospacing="1" w:after="100" w:afterAutospacing="1" w:line="240" w:lineRule="auto"/>
+        <w:rPr>
+          <w:rFonts w:ascii="Times New Roman" w:eastAsia="Times New Roman" w:hAnsi="Times New Roman" w:cs="Times New Roman"/>
+          <w:sz w:val="24"/>
+          <w:szCs w:val="24"/>
+        </w:rPr>
+      </w:pPr>
+      <w:r>
+        <w:rPr>
+          <w:rFonts w:ascii="Times New Roman" w:eastAsia="Times New Roman" w:hAnsi="Times New Roman" w:cs="Times New Roman"/>
+          <w:sz w:val="24"/>
+          <w:szCs w:val="24"/>
+        </w:rPr>
+        <w:t>Easier testing</w:t>
+      </w:r>
+    </w:p>
+    <w:p>
+      <w:pPr>
+        <w:numPr>
+          <w:ilvl w:val="0"/>
+          <w:numId w:val="9"/>
+        </w:numPr>
+        <w:spacing w:before="100" w:beforeAutospacing="1" w:after="100" w:afterAutospacing="1" w:line="240" w:lineRule="auto"/>
+        <w:rPr>
+          <w:rFonts w:ascii="Times New Roman" w:eastAsia="Times New Roman" w:hAnsi="Times New Roman" w:cs="Times New Roman"/>
+          <w:sz w:val="24"/>
+          <w:szCs w:val="24"/>
+        </w:rPr>
+      </w:pPr>
+      <w:r>
+        <w:rPr>
+          <w:rFonts w:ascii="Times New Roman" w:eastAsia="Times New Roman" w:hAnsi="Times New Roman" w:cs="Times New Roman"/>
+          <w:sz w:val="24"/>
+          <w:szCs w:val="24"/>
+        </w:rPr>
+        <w:t>Database independence</w:t>
+      </w:r>
+    </w:p>
+    <w:p>
+      <w:pPr>
+        <w:spacing w:after="0" w:line="240" w:lineRule="auto"/>
+        <w:rPr>
+          <w:rFonts w:ascii="Times New Roman" w:eastAsia="Times New Roman" w:hAnsi="Times New Roman" w:cs="Times New Roman"/>
+          <w:sz w:val="24"/>
+          <w:szCs w:val="24"/>
+        </w:rPr>
+      </w:pPr>
+      <w:r>
+        <w:rPr>
+          <w:rFonts w:ascii="Times New Roman" w:eastAsia="Times New Roman" w:hAnsi="Times New Roman" w:cs="Times New Roman"/>
+          <w:sz w:val="24"/>
+          <w:szCs w:val="24"/>
+        </w:rPr>
+        <w:pict>
+          <v:rect id="_x0000_i1038" style="width:0;height:1.5pt" o:hralign="center" o:hrstd="t" o:hr="t" fillcolor="#a0a0a0" stroked="f"/>
+        </w:pict>
+      </w:r>
+    </w:p>
+    <w:p>
+      <w:pPr>
+        <w:spacing w:before="100" w:beforeAutospacing="1" w:after="100" w:afterAutospacing="1" w:line="240" w:lineRule="auto"/>
+        <w:outlineLvl w:val="0"/>
+        <w:rPr>
+          <w:rFonts w:ascii="Times New Roman" w:eastAsia="Times New Roman" w:hAnsi="Times New Roman" w:cs="Times New Roman"/>
+          <w:b/>
+          <w:bCs/>
+          <w:kern w:val="36"/>
+          <w:sz w:val="48"/>
+          <w:szCs w:val="48"/>
+        </w:rPr>
+      </w:pPr>
+      <w:r>
+        <w:rPr>
+          <w:rFonts w:ascii="Times New Roman" w:eastAsia="Times New Roman" w:hAnsi="Times New Roman" w:cs="Times New Roman"/>
+          <w:b/>
+          <w:bCs/>
+          <w:kern w:val="36"/>
+          <w:sz w:val="48"/>
+          <w:szCs w:val="48"/>
+        </w:rPr>
+        <w:t>14. What is the Service Layer Pattern?</w:t>
+      </w:r>
+    </w:p>
+    <w:p>
+      <w:pPr>
+        <w:spacing w:before="100" w:beforeAutospacing="1" w:after="100" w:afterAutospacing="1" w:line="240" w:lineRule="auto"/>
+        <w:rPr>
+          <w:rFonts w:ascii="Times New Roman" w:eastAsia="Times New Roman" w:hAnsi="Times New Roman" w:cs="Times New Roman"/>
+          <w:sz w:val="24"/>
+          <w:szCs w:val="24"/>
+        </w:rPr>
+      </w:pPr>
+      <w:r>
+        <w:rPr>
+          <w:rFonts w:ascii="Times New Roman" w:eastAsia="Times New Roman" w:hAnsi="Times New Roman" w:cs="Times New Roman"/>
+          <w:b/>
+          <w:bCs/>
+          <w:sz w:val="24"/>
+          <w:szCs w:val="24"/>
+        </w:rPr>
+        <w:lastRenderedPageBreak/>
+        <w:t>Answer:</w:t>
+      </w:r>
+    </w:p>
+    <w:p>
+      <w:pPr>
+        <w:spacing w:before="100" w:beforeAutospacing="1" w:after="100" w:afterAutospacing="1" w:line="240" w:lineRule="auto"/>
+        <w:rPr>
+          <w:rFonts w:ascii="Times New Roman" w:eastAsia="Times New Roman" w:hAnsi="Times New Roman" w:cs="Times New Roman"/>
+          <w:sz w:val="24"/>
+          <w:szCs w:val="24"/>
+        </w:rPr>
+      </w:pPr>
+      <w:r>
+        <w:rPr>
+          <w:rFonts w:ascii="Times New Roman" w:eastAsia="Times New Roman" w:hAnsi="Times New Roman" w:cs="Times New Roman"/>
+          <w:sz w:val="24"/>
+          <w:szCs w:val="24"/>
+        </w:rPr>
+        <w:t>Services contain business logic.</w:t>
+      </w:r>
+    </w:p>
+    <w:p>
+      <w:pPr>
+        <w:spacing w:before="100" w:beforeAutospacing="1" w:after="100" w:afterAutospacing="1" w:line="240" w:lineRule="auto"/>
+        <w:rPr>
+          <w:rFonts w:ascii="Times New Roman" w:eastAsia="Times New Roman" w:hAnsi="Times New Roman" w:cs="Times New Roman"/>
+          <w:sz w:val="24"/>
+          <w:szCs w:val="24"/>
+        </w:rPr>
+      </w:pPr>
+      <w:r>
+        <w:rPr>
+          <w:rFonts w:ascii="Times New Roman" w:eastAsia="Times New Roman" w:hAnsi="Times New Roman" w:cs="Times New Roman"/>
+          <w:sz w:val="24"/>
+          <w:szCs w:val="24"/>
+        </w:rPr>
+        <w:t>Responsibilities:</w:t>
+      </w:r>
+    </w:p>
+    <w:p>
+      <w:pPr>
+        <w:numPr>
+          <w:ilvl w:val="0"/>
+          <w:numId w:val="10"/>
+        </w:numPr>
+        <w:spacing w:before="100" w:beforeAutospacing="1" w:after="100" w:afterAutospacing="1" w:line="240" w:lineRule="auto"/>
+        <w:rPr>
+          <w:rFonts w:ascii="Times New Roman" w:eastAsia="Times New Roman" w:hAnsi="Times New Roman" w:cs="Times New Roman"/>
+          <w:sz w:val="24"/>
+          <w:szCs w:val="24"/>
+        </w:rPr>
+      </w:pPr>
+      <w:r>
+        <w:rPr>
+          <w:rFonts w:ascii="Times New Roman" w:eastAsia="Times New Roman" w:hAnsi="Times New Roman" w:cs="Times New Roman"/>
+          <w:sz w:val="24"/>
+          <w:szCs w:val="24"/>
+        </w:rPr>
+        <w:t>Validation</w:t>
+      </w:r>
+    </w:p>
+    <w:p>
+      <w:pPr>
+        <w:numPr>
+          <w:ilvl w:val="0"/>
+          <w:numId w:val="10"/>
+        </w:numPr>
+        <w:spacing w:before="100" w:beforeAutospacing="1" w:after="100" w:afterAutospacing="1" w:line="240" w:lineRule="auto"/>
+        <w:rPr>
+          <w:rFonts w:ascii="Times New Roman" w:eastAsia="Times New Roman" w:hAnsi="Times New Roman" w:cs="Times New Roman"/>
+          <w:sz w:val="24"/>
+          <w:szCs w:val="24"/>
+        </w:rPr>
+      </w:pPr>
+      <w:r>
+        <w:rPr>
+          <w:rFonts w:ascii="Times New Roman" w:eastAsia="Times New Roman" w:hAnsi="Times New Roman" w:cs="Times New Roman"/>
+          <w:sz w:val="24"/>
+          <w:szCs w:val="24"/>
+        </w:rPr>
+        <w:t>Business rules</w:t>
+      </w:r>
+    </w:p>
+    <w:p>
+      <w:pPr>
+        <w:numPr>
+          <w:ilvl w:val="0"/>
+          <w:numId w:val="10"/>
+        </w:numPr>
+        <w:spacing w:before="100" w:beforeAutospacing="1" w:after="100" w:afterAutospacing="1" w:line="240" w:lineRule="auto"/>
+        <w:rPr>
+          <w:rFonts w:ascii="Times New Roman" w:eastAsia="Times New Roman" w:hAnsi="Times New Roman" w:cs="Times New Roman"/>
+          <w:sz w:val="24"/>
+          <w:szCs w:val="24"/>
+        </w:rPr>
+      </w:pPr>
+      <w:r>
+        <w:rPr>
+          <w:rFonts w:ascii="Times New Roman" w:eastAsia="Times New Roman" w:hAnsi="Times New Roman" w:cs="Times New Roman"/>
+          <w:sz w:val="24"/>
+          <w:szCs w:val="24"/>
+        </w:rPr>
+        <w:t>Process orchestration</w:t>
+      </w:r>
+    </w:p>
+    <w:p>
+      <w:pPr>
+        <w:spacing w:before="100" w:beforeAutospacing="1" w:after="100" w:afterAutospacing="1" w:line="240" w:lineRule="auto"/>
+        <w:rPr>
+          <w:rFonts w:ascii="Times New Roman" w:eastAsia="Times New Roman" w:hAnsi="Times New Roman" w:cs="Times New Roman"/>
+          <w:sz w:val="24"/>
+          <w:szCs w:val="24"/>
+        </w:rPr>
+      </w:pPr>
+      <w:r>
+        <w:rPr>
+          <w:rFonts w:ascii="Times New Roman" w:eastAsia="Times New Roman" w:hAnsi="Times New Roman" w:cs="Times New Roman"/>
+          <w:sz w:val="24"/>
+          <w:szCs w:val="24"/>
+        </w:rPr>
+        <w:t>Controllers remain thin.</w:t>
+      </w:r>
+    </w:p>
+    <w:p>
+      <w:pPr>
+        <w:spacing w:after="0" w:line="240" w:lineRule="auto"/>
+        <w:rPr>
+          <w:rFonts w:ascii="Times New Roman" w:eastAsia="Times New Roman" w:hAnsi="Times New Roman" w:cs="Times New Roman"/>
+          <w:sz w:val="24"/>
+          <w:szCs w:val="24"/>
+        </w:rPr>
+      </w:pPr>
+      <w:r>
+        <w:rPr>
+          <w:rFonts w:ascii="Times New Roman" w:eastAsia="Times New Roman" w:hAnsi="Times New Roman" w:cs="Times New Roman"/>
+          <w:sz w:val="24"/>
+          <w:szCs w:val="24"/>
+        </w:rPr>
+        <w:pict>
+          <v:rect id="_x0000_i1039" style="width:0;height:1.5pt" o:hralign="center" o:hrstd="t" o:hr="t" fillcolor="#a0a0a0" stroked="f"/>
+        </w:pict>
+      </w:r>
+    </w:p>
+    <w:p>
+      <w:pPr>
+        <w:spacing w:after="0" w:line="240" w:lineRule="auto"/>
+        <w:rPr>
+          <w:rFonts w:ascii="Times New Roman" w:eastAsia="Times New Roman" w:hAnsi="Times New Roman" w:cs="Times New Roman"/>
+          <w:sz w:val="24"/>
+          <w:szCs w:val="24"/>
+        </w:rPr>
+      </w:pPr>
+      <w:r>
+        <w:rPr>
+          <w:rFonts w:ascii="Times New Roman" w:eastAsia="Times New Roman" w:hAnsi="Times New Roman" w:cs="Times New Roman"/>
+          <w:sz w:val="24"/>
+          <w:szCs w:val="24"/>
+        </w:rPr>
+        <w:pict>
+          <v:rect id="_x0000_i1040" style="width:0;height:1.5pt" o:hralign="center" o:hrstd="t" o:hr="t" fillcolor="#a0a0a0" stroked="f"/>
+        </w:pict>
+      </w:r>
+    </w:p>
+    <w:p>
+      <w:pPr>
+        <w:spacing w:before="100" w:beforeAutospacing="1" w:after="100" w:afterAutospacing="1" w:line="240" w:lineRule="auto"/>
+        <w:outlineLvl w:val="0"/>
+        <w:rPr>
+          <w:rFonts w:ascii="Times New Roman" w:eastAsia="Times New Roman" w:hAnsi="Times New Roman" w:cs="Times New Roman"/>
+          <w:b/>
+          <w:bCs/>
+          <w:kern w:val="36"/>
+          <w:sz w:val="48"/>
+          <w:szCs w:val="48"/>
+        </w:rPr>
+      </w:pPr>
+      <w:r>
+        <w:rPr>
+          <w:rFonts w:ascii="Times New Roman" w:eastAsia="Times New Roman" w:hAnsi="Times New Roman" w:cs="Times New Roman"/>
+          <w:b/>
+          <w:bCs/>
+          <w:kern w:val="36"/>
+          <w:sz w:val="48"/>
+          <w:szCs w:val="48"/>
+        </w:rPr>
+        <w:t>16. What are Closures in PHP?</w:t>
+      </w:r>
+    </w:p>
+    <w:p>
+      <w:pPr>
+        <w:spacing w:before="100" w:beforeAutospacing="1" w:after="100" w:afterAutospacing="1" w:line="240" w:lineRule="auto"/>
+        <w:rPr>
+          <w:rFonts w:ascii="Times New Roman" w:eastAsia="Times New Roman" w:hAnsi="Times New Roman" w:cs="Times New Roman"/>
+          <w:sz w:val="24"/>
+          <w:szCs w:val="24"/>
+        </w:rPr>
+      </w:pPr>
+      <w:r>
+        <w:rPr>
+          <w:rFonts w:ascii="Times New Roman" w:eastAsia="Times New Roman" w:hAnsi="Times New Roman" w:cs="Times New Roman"/>
+          <w:b/>
+          <w:bCs/>
+          <w:sz w:val="24"/>
+          <w:szCs w:val="24"/>
+        </w:rPr>
+        <w:t>Answer:</w:t>
+      </w:r>
+    </w:p>
+    <w:p>
+      <w:pPr>
+        <w:spacing w:before="100" w:beforeAutospacing="1" w:after="100" w:afterAutospacing="1" w:line="240" w:lineRule="auto"/>
+        <w:rPr>
+          <w:rFonts w:ascii="Times New Roman" w:eastAsia="Times New Roman" w:hAnsi="Times New Roman" w:cs="Times New Roman"/>
+          <w:sz w:val="24"/>
+          <w:szCs w:val="24"/>
+        </w:rPr>
+      </w:pPr>
+      <w:r>
+        <w:rPr>
+          <w:rFonts w:ascii="Times New Roman" w:eastAsia="Times New Roman" w:hAnsi="Times New Roman" w:cs="Times New Roman"/>
+          <w:sz w:val="24"/>
+          <w:szCs w:val="24"/>
+        </w:rPr>
+        <w:t>Closures are anonymous functions.</w:t>
+      </w:r>
+    </w:p>
+    <w:p>
+      <w:pPr>
+        <w:spacing w:before="100" w:beforeAutospacing="1" w:after="100" w:afterAutospacing="1" w:line="240" w:lineRule="auto"/>
+        <w:rPr>
+          <w:rFonts w:ascii="Times New Roman" w:eastAsia="Times New Roman" w:hAnsi="Times New Roman" w:cs="Times New Roman"/>
+          <w:sz w:val="24"/>
+          <w:szCs w:val="24"/>
+        </w:rPr>
+      </w:pPr>
+      <w:r>
+        <w:rPr>
+          <w:rFonts w:ascii="Times New Roman" w:eastAsia="Times New Roman" w:hAnsi="Times New Roman" w:cs="Times New Roman"/>
+          <w:sz w:val="24"/>
+          <w:szCs w:val="24"/>
+        </w:rPr>
+        <w:t>Useful for:</w:t>
+      </w:r>
+    </w:p>
+    <w:p>
+      <w:pPr>
+        <w:numPr>
+          <w:ilvl w:val="0"/>
+          <w:numId w:val="11"/>
+        </w:numPr>
+        <w:spacing w:before="100" w:beforeAutospacing="1" w:after="100" w:afterAutospacing="1" w:line="240" w:lineRule="auto"/>
+        <w:rPr>
+          <w:rFonts w:ascii="Times New Roman" w:eastAsia="Times New Roman" w:hAnsi="Times New Roman" w:cs="Times New Roman"/>
+          <w:sz w:val="24"/>
+          <w:szCs w:val="24"/>
+        </w:rPr>
+      </w:pPr>
+      <w:r>
+        <w:rPr>
+          <w:rFonts w:ascii="Times New Roman" w:eastAsia="Times New Roman" w:hAnsi="Times New Roman" w:cs="Times New Roman"/>
+          <w:sz w:val="24"/>
+          <w:szCs w:val="24"/>
+        </w:rPr>
+        <w:t>Callbacks</w:t>
+      </w:r>
+    </w:p>
+    <w:p>
+      <w:pPr>
+        <w:numPr>
+          <w:ilvl w:val="0"/>
+          <w:numId w:val="11"/>
+        </w:numPr>
+        <w:spacing w:before="100" w:beforeAutospacing="1" w:after="100" w:afterAutospacing="1" w:line="240" w:lineRule="auto"/>
+        <w:rPr>
+          <w:rFonts w:ascii="Times New Roman" w:eastAsia="Times New Roman" w:hAnsi="Times New Roman" w:cs="Times New Roman"/>
+          <w:sz w:val="24"/>
+          <w:szCs w:val="24"/>
+        </w:rPr>
+      </w:pPr>
+      <w:r>
+        <w:rPr>
+          <w:rFonts w:ascii="Times New Roman" w:eastAsia="Times New Roman" w:hAnsi="Times New Roman" w:cs="Times New Roman"/>
+          <w:sz w:val="24"/>
+          <w:szCs w:val="24"/>
+        </w:rPr>
+        <w:t>Functional programming</w:t>
+      </w:r>
+    </w:p>
+    <w:p>
+      <w:pPr>
+        <w:numPr>
+          <w:ilvl w:val="0"/>
+          <w:numId w:val="11"/>
+        </w:numPr>
+        <w:spacing w:before="100" w:beforeAutospacing="1" w:after="100" w:afterAutospacing="1" w:line="240" w:lineRule="auto"/>
+        <w:rPr>
+          <w:rFonts w:ascii="Times New Roman" w:eastAsia="Times New Roman" w:hAnsi="Times New Roman" w:cs="Times New Roman"/>
+          <w:sz w:val="24"/>
+          <w:szCs w:val="24"/>
+        </w:rPr>
+      </w:pPr>
+      <w:r>
+        <w:rPr>
+          <w:rFonts w:ascii="Times New Roman" w:eastAsia="Times New Roman" w:hAnsi="Times New Roman" w:cs="Times New Roman"/>
+          <w:sz w:val="24"/>
+          <w:szCs w:val="24"/>
+        </w:rPr>
+        <w:t>Collection processing</w:t>
+      </w:r>
+    </w:p>
+    <w:p>
+      <w:pPr>
+        <w:spacing w:after="0" w:line="240" w:lineRule="auto"/>
+        <w:rPr>
+          <w:rFonts w:ascii="Times New Roman" w:eastAsia="Times New Roman" w:hAnsi="Times New Roman" w:cs="Times New Roman"/>
+          <w:sz w:val="24"/>
+          <w:szCs w:val="24"/>
+        </w:rPr>
+      </w:pPr>
+      <w:r>
+        <w:rPr>
+          <w:rFonts w:ascii="Times New Roman" w:eastAsia="Times New Roman" w:hAnsi="Times New Roman" w:cs="Times New Roman"/>
+          <w:sz w:val="24"/>
+          <w:szCs w:val="24"/>
+        </w:rPr>
+        <w:pict>
+          <v:rect id="_x0000_i1041" style="width:0;height:1.5pt" o:hralign="center" o:hrstd="t" o:hr="t" fillcolor="#a0a0a0" stroked="f"/>
+        </w:pict>
+      </w:r>
+    </w:p>
+    <w:p>
+      <w:pPr>
+        <w:spacing w:before="100" w:beforeAutospacing="1" w:after="100" w:afterAutospacing="1" w:line="240" w:lineRule="auto"/>
+        <w:outlineLvl w:val="0"/>
+        <w:rPr>
+          <w:rFonts w:ascii="Times New Roman" w:eastAsia="Times New Roman" w:hAnsi="Times New Roman" w:cs="Times New Roman"/>
+          <w:b/>
+          <w:bCs/>
+          <w:kern w:val="36"/>
+          <w:sz w:val="48"/>
+          <w:szCs w:val="48"/>
+        </w:rPr>
+      </w:pPr>
+      <w:r>
+        <w:rPr>
+          <w:rFonts w:ascii="Times New Roman" w:eastAsia="Times New Roman" w:hAnsi="Times New Roman" w:cs="Times New Roman"/>
+          <w:b/>
+          <w:bCs/>
+          <w:kern w:val="36"/>
+          <w:sz w:val="48"/>
+          <w:szCs w:val="48"/>
+        </w:rPr>
+        <w:t>17. Explain PHP generators.</w:t>
+      </w:r>
+    </w:p>
+    <w:p>
+      <w:pPr>
+        <w:spacing w:before="100" w:beforeAutospacing="1" w:after="100" w:afterAutospacing="1" w:line="240" w:lineRule="auto"/>
+        <w:rPr>
+          <w:rFonts w:ascii="Times New Roman" w:eastAsia="Times New Roman" w:hAnsi="Times New Roman" w:cs="Times New Roman"/>
+          <w:sz w:val="24"/>
+          <w:szCs w:val="24"/>
+        </w:rPr>
+      </w:pPr>
+      <w:r>
+        <w:rPr>
+          <w:rFonts w:ascii="Times New Roman" w:eastAsia="Times New Roman" w:hAnsi="Times New Roman" w:cs="Times New Roman"/>
+          <w:b/>
+          <w:bCs/>
+          <w:sz w:val="24"/>
+          <w:szCs w:val="24"/>
+        </w:rPr>
+        <w:t>Answer:</w:t>
+      </w:r>
+    </w:p>
+    <w:p>
+      <w:pPr>
+        <w:spacing w:before="100" w:beforeAutospacing="1" w:after="100" w:afterAutospacing="1" w:line="240" w:lineRule="auto"/>
+        <w:rPr>
+          <w:rFonts w:ascii="Times New Roman" w:eastAsia="Times New Roman" w:hAnsi="Times New Roman" w:cs="Times New Roman"/>
+          <w:sz w:val="24"/>
+          <w:szCs w:val="24"/>
+        </w:rPr>
+      </w:pPr>
+      <w:r>
+        <w:rPr>
+          <w:rFonts w:ascii="Times New Roman" w:eastAsia="Times New Roman" w:hAnsi="Times New Roman" w:cs="Times New Roman"/>
+          <w:sz w:val="24"/>
+          <w:szCs w:val="24"/>
+        </w:rPr>
+        <w:t xml:space="preserve">Generators use </w:t>
+      </w:r>
       <w:r>
         <w:rPr>
           <w:rFonts w:ascii="Courier New" w:eastAsia="Times New Roman" w:hAnsi="Courier New" w:cs="Courier New"/>
           <w:sz w:val="20"/>
           <w:szCs w:val="20"/>
         </w:rPr>
-        <w:t xml:space="preserve"> function log($message) {</w:t>
+        <w:t>yield</w:t>
+      </w:r>
+      <w:r>
+        <w:rPr>
+          <w:rFonts w:ascii="Times New Roman" w:eastAsia="Times New Roman" w:hAnsi="Times New Roman" w:cs="Times New Roman"/>
+          <w:sz w:val="24"/>
+          <w:szCs w:val="24"/>
+        </w:rPr>
+        <w:t>.</w:t>
+      </w:r>
+    </w:p>
+    <w:p>
+      <w:pPr>
+        <w:spacing w:before="100" w:beforeAutospacing="1" w:after="100" w:afterAutospacing="1" w:line="240" w:lineRule="auto"/>
+        <w:rPr>
+          <w:rFonts w:ascii="Times New Roman" w:eastAsia="Times New Roman" w:hAnsi="Times New Roman" w:cs="Times New Roman"/>
+          <w:sz w:val="24"/>
+          <w:szCs w:val="24"/>
+        </w:rPr>
+      </w:pPr>
+      <w:r>
+        <w:rPr>
+          <w:rFonts w:ascii="Times New Roman" w:eastAsia="Times New Roman" w:hAnsi="Times New Roman" w:cs="Times New Roman"/>
+          <w:sz w:val="24"/>
+          <w:szCs w:val="24"/>
+        </w:rPr>
+        <w:t>Benefits:</w:t>
+      </w:r>
+    </w:p>
+    <w:p>
+      <w:pPr>
+        <w:numPr>
+          <w:ilvl w:val="0"/>
+          <w:numId w:val="12"/>
+        </w:numPr>
+        <w:spacing w:before="100" w:beforeAutospacing="1" w:after="100" w:afterAutospacing="1" w:line="240" w:lineRule="auto"/>
+        <w:rPr>
+          <w:rFonts w:ascii="Times New Roman" w:eastAsia="Times New Roman" w:hAnsi="Times New Roman" w:cs="Times New Roman"/>
+          <w:sz w:val="24"/>
+          <w:szCs w:val="24"/>
+        </w:rPr>
+      </w:pPr>
+      <w:r>
+        <w:rPr>
+          <w:rFonts w:ascii="Times New Roman" w:eastAsia="Times New Roman" w:hAnsi="Times New Roman" w:cs="Times New Roman"/>
+          <w:sz w:val="24"/>
+          <w:szCs w:val="24"/>
+        </w:rPr>
+        <w:t>Lower memory usage</w:t>
+      </w:r>
+    </w:p>
+    <w:p>
+      <w:pPr>
+        <w:numPr>
+          <w:ilvl w:val="0"/>
+          <w:numId w:val="12"/>
+        </w:numPr>
+        <w:spacing w:before="100" w:beforeAutospacing="1" w:after="100" w:afterAutospacing="1" w:line="240" w:lineRule="auto"/>
+        <w:rPr>
+          <w:rFonts w:ascii="Times New Roman" w:eastAsia="Times New Roman" w:hAnsi="Times New Roman" w:cs="Times New Roman"/>
+          <w:sz w:val="24"/>
+          <w:szCs w:val="24"/>
+        </w:rPr>
+      </w:pPr>
+      <w:r>
+        <w:rPr>
+          <w:rFonts w:ascii="Times New Roman" w:eastAsia="Times New Roman" w:hAnsi="Times New Roman" w:cs="Times New Roman"/>
+          <w:sz w:val="24"/>
+          <w:szCs w:val="24"/>
+        </w:rPr>
+        <w:t>Lazy evaluation</w:t>
+      </w:r>
+    </w:p>
+    <w:p>
+      <w:pPr>
+        <w:numPr>
+          <w:ilvl w:val="0"/>
+          <w:numId w:val="12"/>
+        </w:numPr>
+        <w:spacing w:before="100" w:beforeAutospacing="1" w:after="100" w:afterAutospacing="1" w:line="240" w:lineRule="auto"/>
+        <w:rPr>
+          <w:rFonts w:ascii="Times New Roman" w:eastAsia="Times New Roman" w:hAnsi="Times New Roman" w:cs="Times New Roman"/>
+          <w:sz w:val="24"/>
+          <w:szCs w:val="24"/>
+        </w:rPr>
+      </w:pPr>
+      <w:r>
+        <w:rPr>
+          <w:rFonts w:ascii="Times New Roman" w:eastAsia="Times New Roman" w:hAnsi="Times New Roman" w:cs="Times New Roman"/>
+          <w:sz w:val="24"/>
+          <w:szCs w:val="24"/>
+        </w:rPr>
+        <w:t>Efficient large dataset processing</w:t>
+      </w:r>
+    </w:p>
+    <w:p>
+      <w:pPr>
+        <w:spacing w:after="0" w:line="240" w:lineRule="auto"/>
+        <w:rPr>
+          <w:rFonts w:ascii="Times New Roman" w:eastAsia="Times New Roman" w:hAnsi="Times New Roman" w:cs="Times New Roman"/>
+          <w:sz w:val="24"/>
+          <w:szCs w:val="24"/>
+        </w:rPr>
+      </w:pPr>
+      <w:r>
+        <w:rPr>
+          <w:rFonts w:ascii="Times New Roman" w:eastAsia="Times New Roman" w:hAnsi="Times New Roman" w:cs="Times New Roman"/>
+          <w:sz w:val="24"/>
+          <w:szCs w:val="24"/>
+        </w:rPr>
+        <w:pict>
+          <v:rect id="_x0000_i1042" style="width:0;height:1.5pt" o:hralign="center" o:hrstd="t" o:hr="t" fillcolor="#a0a0a0" stroked="f"/>
+        </w:pict>
+      </w:r>
+    </w:p>
+    <w:p>
+      <w:pPr>
+        <w:spacing w:before="100" w:beforeAutospacing="1" w:after="100" w:afterAutospacing="1" w:line="240" w:lineRule="auto"/>
+        <w:outlineLvl w:val="0"/>
+        <w:rPr>
+          <w:rFonts w:ascii="Times New Roman" w:eastAsia="Times New Roman" w:hAnsi="Times New Roman" w:cs="Times New Roman"/>
+          <w:b/>
+          <w:bCs/>
+          <w:kern w:val="36"/>
+          <w:sz w:val="48"/>
+          <w:szCs w:val="48"/>
+        </w:rPr>
+      </w:pPr>
+      <w:r>
+        <w:rPr>
+          <w:rFonts w:ascii="Times New Roman" w:eastAsia="Times New Roman" w:hAnsi="Times New Roman" w:cs="Times New Roman"/>
+          <w:b/>
+          <w:bCs/>
+          <w:kern w:val="36"/>
+          <w:sz w:val="48"/>
+          <w:szCs w:val="48"/>
+        </w:rPr>
+        <w:t>18. What are PHP Attributes?</w:t>
+      </w:r>
+    </w:p>
+    <w:p>
+      <w:pPr>
+        <w:spacing w:before="100" w:beforeAutospacing="1" w:after="100" w:afterAutospacing="1" w:line="240" w:lineRule="auto"/>
+        <w:rPr>
+          <w:rFonts w:ascii="Times New Roman" w:eastAsia="Times New Roman" w:hAnsi="Times New Roman" w:cs="Times New Roman"/>
+          <w:sz w:val="24"/>
+          <w:szCs w:val="24"/>
+        </w:rPr>
+      </w:pPr>
+      <w:r>
+        <w:rPr>
+          <w:rFonts w:ascii="Times New Roman" w:eastAsia="Times New Roman" w:hAnsi="Times New Roman" w:cs="Times New Roman"/>
+          <w:b/>
+          <w:bCs/>
+          <w:sz w:val="24"/>
+          <w:szCs w:val="24"/>
+        </w:rPr>
+        <w:t>Answer:</w:t>
+      </w:r>
+    </w:p>
+    <w:p>
+      <w:pPr>
+        <w:spacing w:before="100" w:beforeAutospacing="1" w:after="100" w:afterAutospacing="1" w:line="240" w:lineRule="auto"/>
+        <w:rPr>
+          <w:rFonts w:ascii="Times New Roman" w:eastAsia="Times New Roman" w:hAnsi="Times New Roman" w:cs="Times New Roman"/>
+          <w:sz w:val="24"/>
+          <w:szCs w:val="24"/>
+        </w:rPr>
+      </w:pPr>
+      <w:r>
+        <w:rPr>
+          <w:rFonts w:ascii="Times New Roman" w:eastAsia="Times New Roman" w:hAnsi="Times New Roman" w:cs="Times New Roman"/>
+          <w:sz w:val="24"/>
+          <w:szCs w:val="24"/>
+        </w:rPr>
+        <w:lastRenderedPageBreak/>
+        <w:t>Attributes provide metadata.</w:t>
       </w:r>
     </w:p>
     <w:p>
@@ -2000,31 +3777,802 @@
           <w:szCs w:val="20"/>
         </w:rPr>
       </w:pPr>
+      <w:proofErr w:type="gramStart"/>
       <w:r>
         <w:rPr>
           <w:rFonts w:ascii="Courier New" w:eastAsia="Times New Roman" w:hAnsi="Courier New" w:cs="Courier New"/>
           <w:sz w:val="20"/>
           <w:szCs w:val="20"/>
         </w:rPr>
-        <w:t xml:space="preserve">        </w:t>
-      </w:r>
-      <w:proofErr w:type="gramStart"/>
+        <w:t>#[</w:t>
+      </w:r>
+      <w:proofErr w:type="gramEnd"/>
       <w:r>
         <w:rPr>
           <w:rFonts w:ascii="Courier New" w:eastAsia="Times New Roman" w:hAnsi="Courier New" w:cs="Courier New"/>
           <w:sz w:val="20"/>
           <w:szCs w:val="20"/>
         </w:rPr>
-        <w:t>echo</w:t>
-      </w:r>
-      <w:proofErr w:type="gramEnd"/>
-      <w:r>
-        <w:rPr>
-          <w:rFonts w:ascii="Courier New" w:eastAsia="Times New Roman" w:hAnsi="Courier New" w:cs="Courier New"/>
-          <w:sz w:val="20"/>
-          <w:szCs w:val="20"/>
-        </w:rPr>
-        <w:t xml:space="preserve"> $message;</w:t>
+        <w:t>Route('/users')]</w:t>
+      </w:r>
+    </w:p>
+    <w:p>
+      <w:pPr>
+        <w:spacing w:before="100" w:beforeAutospacing="1" w:after="100" w:afterAutospacing="1" w:line="240" w:lineRule="auto"/>
+        <w:rPr>
+          <w:rFonts w:ascii="Times New Roman" w:eastAsia="Times New Roman" w:hAnsi="Times New Roman" w:cs="Times New Roman"/>
+          <w:sz w:val="24"/>
+          <w:szCs w:val="24"/>
+        </w:rPr>
+      </w:pPr>
+      <w:r>
+        <w:rPr>
+          <w:rFonts w:ascii="Times New Roman" w:eastAsia="Times New Roman" w:hAnsi="Times New Roman" w:cs="Times New Roman"/>
+          <w:sz w:val="24"/>
+          <w:szCs w:val="24"/>
+        </w:rPr>
+        <w:t>Common uses:</w:t>
+      </w:r>
+    </w:p>
+    <w:p>
+      <w:pPr>
+        <w:numPr>
+          <w:ilvl w:val="0"/>
+          <w:numId w:val="13"/>
+        </w:numPr>
+        <w:spacing w:before="100" w:beforeAutospacing="1" w:after="100" w:afterAutospacing="1" w:line="240" w:lineRule="auto"/>
+        <w:rPr>
+          <w:rFonts w:ascii="Times New Roman" w:eastAsia="Times New Roman" w:hAnsi="Times New Roman" w:cs="Times New Roman"/>
+          <w:sz w:val="24"/>
+          <w:szCs w:val="24"/>
+        </w:rPr>
+      </w:pPr>
+      <w:r>
+        <w:rPr>
+          <w:rFonts w:ascii="Times New Roman" w:eastAsia="Times New Roman" w:hAnsi="Times New Roman" w:cs="Times New Roman"/>
+          <w:sz w:val="24"/>
+          <w:szCs w:val="24"/>
+        </w:rPr>
+        <w:t>Routing</w:t>
+      </w:r>
+    </w:p>
+    <w:p>
+      <w:pPr>
+        <w:numPr>
+          <w:ilvl w:val="0"/>
+          <w:numId w:val="13"/>
+        </w:numPr>
+        <w:spacing w:before="100" w:beforeAutospacing="1" w:after="100" w:afterAutospacing="1" w:line="240" w:lineRule="auto"/>
+        <w:rPr>
+          <w:rFonts w:ascii="Times New Roman" w:eastAsia="Times New Roman" w:hAnsi="Times New Roman" w:cs="Times New Roman"/>
+          <w:sz w:val="24"/>
+          <w:szCs w:val="24"/>
+        </w:rPr>
+      </w:pPr>
+      <w:r>
+        <w:rPr>
+          <w:rFonts w:ascii="Times New Roman" w:eastAsia="Times New Roman" w:hAnsi="Times New Roman" w:cs="Times New Roman"/>
+          <w:sz w:val="24"/>
+          <w:szCs w:val="24"/>
+        </w:rPr>
+        <w:t>Validation</w:t>
+      </w:r>
+    </w:p>
+    <w:p>
+      <w:pPr>
+        <w:numPr>
+          <w:ilvl w:val="0"/>
+          <w:numId w:val="13"/>
+        </w:numPr>
+        <w:spacing w:before="100" w:beforeAutospacing="1" w:after="100" w:afterAutospacing="1" w:line="240" w:lineRule="auto"/>
+        <w:rPr>
+          <w:rFonts w:ascii="Times New Roman" w:eastAsia="Times New Roman" w:hAnsi="Times New Roman" w:cs="Times New Roman"/>
+          <w:sz w:val="24"/>
+          <w:szCs w:val="24"/>
+        </w:rPr>
+      </w:pPr>
+      <w:r>
+        <w:rPr>
+          <w:rFonts w:ascii="Times New Roman" w:eastAsia="Times New Roman" w:hAnsi="Times New Roman" w:cs="Times New Roman"/>
+          <w:sz w:val="24"/>
+          <w:szCs w:val="24"/>
+        </w:rPr>
+        <w:t>ORM configuration</w:t>
+      </w:r>
+    </w:p>
+    <w:p>
+      <w:pPr>
+        <w:spacing w:before="100" w:beforeAutospacing="1" w:after="100" w:afterAutospacing="1" w:line="240" w:lineRule="auto"/>
+        <w:rPr>
+          <w:rFonts w:ascii="Times New Roman" w:eastAsia="Times New Roman" w:hAnsi="Times New Roman" w:cs="Times New Roman"/>
+          <w:sz w:val="24"/>
+          <w:szCs w:val="24"/>
+        </w:rPr>
+      </w:pPr>
+      <w:r>
+        <w:rPr>
+          <w:rFonts w:ascii="Times New Roman" w:eastAsia="Times New Roman" w:hAnsi="Times New Roman" w:cs="Times New Roman"/>
+          <w:sz w:val="24"/>
+          <w:szCs w:val="24"/>
+        </w:rPr>
+        <w:t>Introduced in PHP 8.</w:t>
+      </w:r>
+    </w:p>
+    <w:p>
+      <w:pPr>
+        <w:spacing w:after="0" w:line="240" w:lineRule="auto"/>
+        <w:rPr>
+          <w:rFonts w:ascii="Times New Roman" w:eastAsia="Times New Roman" w:hAnsi="Times New Roman" w:cs="Times New Roman"/>
+          <w:sz w:val="24"/>
+          <w:szCs w:val="24"/>
+        </w:rPr>
+      </w:pPr>
+      <w:r>
+        <w:rPr>
+          <w:rFonts w:ascii="Times New Roman" w:eastAsia="Times New Roman" w:hAnsi="Times New Roman" w:cs="Times New Roman"/>
+          <w:sz w:val="24"/>
+          <w:szCs w:val="24"/>
+        </w:rPr>
+        <w:pict>
+          <v:rect id="_x0000_i1043" style="width:0;height:1.5pt" o:hralign="center" o:hrstd="t" o:hr="t" fillcolor="#a0a0a0" stroked="f"/>
+        </w:pict>
+      </w:r>
+    </w:p>
+    <w:p>
+      <w:pPr>
+        <w:spacing w:before="100" w:beforeAutospacing="1" w:after="100" w:afterAutospacing="1" w:line="240" w:lineRule="auto"/>
+        <w:outlineLvl w:val="0"/>
+        <w:rPr>
+          <w:rFonts w:ascii="Times New Roman" w:eastAsia="Times New Roman" w:hAnsi="Times New Roman" w:cs="Times New Roman"/>
+          <w:b/>
+          <w:bCs/>
+          <w:kern w:val="36"/>
+          <w:sz w:val="48"/>
+          <w:szCs w:val="48"/>
+        </w:rPr>
+      </w:pPr>
+      <w:r>
+        <w:rPr>
+          <w:rFonts w:ascii="Times New Roman" w:eastAsia="Times New Roman" w:hAnsi="Times New Roman" w:cs="Times New Roman"/>
+          <w:b/>
+          <w:bCs/>
+          <w:kern w:val="36"/>
+          <w:sz w:val="48"/>
+          <w:szCs w:val="48"/>
+        </w:rPr>
+        <w:t xml:space="preserve">19. What is </w:t>
+      </w:r>
+      <w:proofErr w:type="spellStart"/>
+      <w:r>
+        <w:rPr>
+          <w:rFonts w:ascii="Times New Roman" w:eastAsia="Times New Roman" w:hAnsi="Times New Roman" w:cs="Times New Roman"/>
+          <w:b/>
+          <w:bCs/>
+          <w:kern w:val="36"/>
+          <w:sz w:val="48"/>
+          <w:szCs w:val="48"/>
+        </w:rPr>
+        <w:t>OPCache</w:t>
+      </w:r>
+      <w:proofErr w:type="spellEnd"/>
+      <w:r>
+        <w:rPr>
+          <w:rFonts w:ascii="Times New Roman" w:eastAsia="Times New Roman" w:hAnsi="Times New Roman" w:cs="Times New Roman"/>
+          <w:b/>
+          <w:bCs/>
+          <w:kern w:val="36"/>
+          <w:sz w:val="48"/>
+          <w:szCs w:val="48"/>
+        </w:rPr>
+        <w:t>?</w:t>
+      </w:r>
+    </w:p>
+    <w:p>
+      <w:pPr>
+        <w:spacing w:before="100" w:beforeAutospacing="1" w:after="100" w:afterAutospacing="1" w:line="240" w:lineRule="auto"/>
+        <w:rPr>
+          <w:rFonts w:ascii="Times New Roman" w:eastAsia="Times New Roman" w:hAnsi="Times New Roman" w:cs="Times New Roman"/>
+          <w:sz w:val="24"/>
+          <w:szCs w:val="24"/>
+        </w:rPr>
+      </w:pPr>
+      <w:r>
+        <w:rPr>
+          <w:rFonts w:ascii="Times New Roman" w:eastAsia="Times New Roman" w:hAnsi="Times New Roman" w:cs="Times New Roman"/>
+          <w:b/>
+          <w:bCs/>
+          <w:sz w:val="24"/>
+          <w:szCs w:val="24"/>
+        </w:rPr>
+        <w:t>Answer:</w:t>
+      </w:r>
+    </w:p>
+    <w:p>
+      <w:pPr>
+        <w:spacing w:before="100" w:beforeAutospacing="1" w:after="100" w:afterAutospacing="1" w:line="240" w:lineRule="auto"/>
+        <w:rPr>
+          <w:rFonts w:ascii="Times New Roman" w:eastAsia="Times New Roman" w:hAnsi="Times New Roman" w:cs="Times New Roman"/>
+          <w:sz w:val="24"/>
+          <w:szCs w:val="24"/>
+        </w:rPr>
+      </w:pPr>
+      <w:proofErr w:type="spellStart"/>
+      <w:r>
+        <w:rPr>
+          <w:rFonts w:ascii="Times New Roman" w:eastAsia="Times New Roman" w:hAnsi="Times New Roman" w:cs="Times New Roman"/>
+          <w:sz w:val="24"/>
+          <w:szCs w:val="24"/>
+        </w:rPr>
+        <w:t>OPCache</w:t>
+      </w:r>
+      <w:proofErr w:type="spellEnd"/>
+      <w:r>
+        <w:rPr>
+          <w:rFonts w:ascii="Times New Roman" w:eastAsia="Times New Roman" w:hAnsi="Times New Roman" w:cs="Times New Roman"/>
+          <w:sz w:val="24"/>
+          <w:szCs w:val="24"/>
+        </w:rPr>
+        <w:t xml:space="preserve"> stores compiled PHP bytecode in memory.</w:t>
+      </w:r>
+    </w:p>
+    <w:p>
+      <w:pPr>
+        <w:spacing w:before="100" w:beforeAutospacing="1" w:after="100" w:afterAutospacing="1" w:line="240" w:lineRule="auto"/>
+        <w:rPr>
+          <w:rFonts w:ascii="Times New Roman" w:eastAsia="Times New Roman" w:hAnsi="Times New Roman" w:cs="Times New Roman"/>
+          <w:sz w:val="24"/>
+          <w:szCs w:val="24"/>
+        </w:rPr>
+      </w:pPr>
+      <w:r>
+        <w:rPr>
+          <w:rFonts w:ascii="Times New Roman" w:eastAsia="Times New Roman" w:hAnsi="Times New Roman" w:cs="Times New Roman"/>
+          <w:sz w:val="24"/>
+          <w:szCs w:val="24"/>
+        </w:rPr>
+        <w:t>Benefits:</w:t>
+      </w:r>
+    </w:p>
+    <w:p>
+      <w:pPr>
+        <w:numPr>
+          <w:ilvl w:val="0"/>
+          <w:numId w:val="14"/>
+        </w:numPr>
+        <w:spacing w:before="100" w:beforeAutospacing="1" w:after="100" w:afterAutospacing="1" w:line="240" w:lineRule="auto"/>
+        <w:rPr>
+          <w:rFonts w:ascii="Times New Roman" w:eastAsia="Times New Roman" w:hAnsi="Times New Roman" w:cs="Times New Roman"/>
+          <w:sz w:val="24"/>
+          <w:szCs w:val="24"/>
+        </w:rPr>
+      </w:pPr>
+      <w:r>
+        <w:rPr>
+          <w:rFonts w:ascii="Times New Roman" w:eastAsia="Times New Roman" w:hAnsi="Times New Roman" w:cs="Times New Roman"/>
+          <w:sz w:val="24"/>
+          <w:szCs w:val="24"/>
+        </w:rPr>
+        <w:t>Faster execution</w:t>
+      </w:r>
+    </w:p>
+    <w:p>
+      <w:pPr>
+        <w:numPr>
+          <w:ilvl w:val="0"/>
+          <w:numId w:val="14"/>
+        </w:numPr>
+        <w:spacing w:before="100" w:beforeAutospacing="1" w:after="100" w:afterAutospacing="1" w:line="240" w:lineRule="auto"/>
+        <w:rPr>
+          <w:rFonts w:ascii="Times New Roman" w:eastAsia="Times New Roman" w:hAnsi="Times New Roman" w:cs="Times New Roman"/>
+          <w:sz w:val="24"/>
+          <w:szCs w:val="24"/>
+        </w:rPr>
+      </w:pPr>
+      <w:r>
+        <w:rPr>
+          <w:rFonts w:ascii="Times New Roman" w:eastAsia="Times New Roman" w:hAnsi="Times New Roman" w:cs="Times New Roman"/>
+          <w:sz w:val="24"/>
+          <w:szCs w:val="24"/>
+        </w:rPr>
+        <w:t>Reduced CPU usage</w:t>
+      </w:r>
+    </w:p>
+    <w:p>
+      <w:pPr>
+        <w:numPr>
+          <w:ilvl w:val="0"/>
+          <w:numId w:val="14"/>
+        </w:numPr>
+        <w:spacing w:before="100" w:beforeAutospacing="1" w:after="100" w:afterAutospacing="1" w:line="240" w:lineRule="auto"/>
+        <w:rPr>
+          <w:rFonts w:ascii="Times New Roman" w:eastAsia="Times New Roman" w:hAnsi="Times New Roman" w:cs="Times New Roman"/>
+          <w:sz w:val="24"/>
+          <w:szCs w:val="24"/>
+        </w:rPr>
+      </w:pPr>
+      <w:r>
+        <w:rPr>
+          <w:rFonts w:ascii="Times New Roman" w:eastAsia="Times New Roman" w:hAnsi="Times New Roman" w:cs="Times New Roman"/>
+          <w:sz w:val="24"/>
+          <w:szCs w:val="24"/>
+        </w:rPr>
+        <w:t>Better scalability</w:t>
+      </w:r>
+    </w:p>
+    <w:p>
+      <w:pPr>
+        <w:spacing w:before="100" w:beforeAutospacing="1" w:after="100" w:afterAutospacing="1" w:line="240" w:lineRule="auto"/>
+        <w:rPr>
+          <w:rFonts w:ascii="Times New Roman" w:eastAsia="Times New Roman" w:hAnsi="Times New Roman" w:cs="Times New Roman"/>
+          <w:sz w:val="24"/>
+          <w:szCs w:val="24"/>
+        </w:rPr>
+      </w:pPr>
+      <w:r>
+        <w:rPr>
+          <w:rFonts w:ascii="Times New Roman" w:eastAsia="Times New Roman" w:hAnsi="Times New Roman" w:cs="Times New Roman"/>
+          <w:sz w:val="24"/>
+          <w:szCs w:val="24"/>
+        </w:rPr>
+        <w:t xml:space="preserve">Production environments should enable </w:t>
+      </w:r>
+      <w:proofErr w:type="spellStart"/>
+      <w:r>
+        <w:rPr>
+          <w:rFonts w:ascii="Times New Roman" w:eastAsia="Times New Roman" w:hAnsi="Times New Roman" w:cs="Times New Roman"/>
+          <w:sz w:val="24"/>
+          <w:szCs w:val="24"/>
+        </w:rPr>
+        <w:t>OPCache</w:t>
+      </w:r>
+      <w:proofErr w:type="spellEnd"/>
+      <w:r>
+        <w:rPr>
+          <w:rFonts w:ascii="Times New Roman" w:eastAsia="Times New Roman" w:hAnsi="Times New Roman" w:cs="Times New Roman"/>
+          <w:sz w:val="24"/>
+          <w:szCs w:val="24"/>
+        </w:rPr>
+        <w:t>.</w:t>
+      </w:r>
+    </w:p>
+    <w:p>
+      <w:pPr>
+        <w:spacing w:after="0" w:line="240" w:lineRule="auto"/>
+        <w:rPr>
+          <w:rFonts w:ascii="Times New Roman" w:eastAsia="Times New Roman" w:hAnsi="Times New Roman" w:cs="Times New Roman"/>
+          <w:sz w:val="24"/>
+          <w:szCs w:val="24"/>
+        </w:rPr>
+      </w:pPr>
+      <w:r>
+        <w:rPr>
+          <w:rFonts w:ascii="Times New Roman" w:eastAsia="Times New Roman" w:hAnsi="Times New Roman" w:cs="Times New Roman"/>
+          <w:sz w:val="24"/>
+          <w:szCs w:val="24"/>
+        </w:rPr>
+        <w:pict>
+          <v:rect id="_x0000_i1044" style="width:0;height:1.5pt" o:hralign="center" o:hrstd="t" o:hr="t" fillcolor="#a0a0a0" stroked="f"/>
+        </w:pict>
+      </w:r>
+    </w:p>
+    <w:p>
+      <w:pPr>
+        <w:spacing w:before="100" w:beforeAutospacing="1" w:after="100" w:afterAutospacing="1" w:line="240" w:lineRule="auto"/>
+        <w:outlineLvl w:val="0"/>
+        <w:rPr>
+          <w:rFonts w:ascii="Times New Roman" w:eastAsia="Times New Roman" w:hAnsi="Times New Roman" w:cs="Times New Roman"/>
+          <w:b/>
+          <w:bCs/>
+          <w:kern w:val="36"/>
+          <w:sz w:val="48"/>
+          <w:szCs w:val="48"/>
+        </w:rPr>
+      </w:pPr>
+      <w:r>
+        <w:rPr>
+          <w:rFonts w:ascii="Times New Roman" w:eastAsia="Times New Roman" w:hAnsi="Times New Roman" w:cs="Times New Roman"/>
+          <w:b/>
+          <w:bCs/>
+          <w:kern w:val="36"/>
+          <w:sz w:val="48"/>
+          <w:szCs w:val="48"/>
+        </w:rPr>
+        <w:t>20. How do you secure a PHP application?</w:t>
+      </w:r>
+    </w:p>
+    <w:p>
+      <w:pPr>
+        <w:spacing w:before="100" w:beforeAutospacing="1" w:after="100" w:afterAutospacing="1" w:line="240" w:lineRule="auto"/>
+        <w:rPr>
+          <w:rFonts w:ascii="Times New Roman" w:eastAsia="Times New Roman" w:hAnsi="Times New Roman" w:cs="Times New Roman"/>
+          <w:sz w:val="24"/>
+          <w:szCs w:val="24"/>
+        </w:rPr>
+      </w:pPr>
+      <w:r>
+        <w:rPr>
+          <w:rFonts w:ascii="Times New Roman" w:eastAsia="Times New Roman" w:hAnsi="Times New Roman" w:cs="Times New Roman"/>
+          <w:b/>
+          <w:bCs/>
+          <w:sz w:val="24"/>
+          <w:szCs w:val="24"/>
+        </w:rPr>
+        <w:t>Answer:</w:t>
+      </w:r>
+    </w:p>
+    <w:p>
+      <w:pPr>
+        <w:spacing w:before="100" w:beforeAutospacing="1" w:after="100" w:afterAutospacing="1" w:line="240" w:lineRule="auto"/>
+        <w:rPr>
+          <w:rFonts w:ascii="Times New Roman" w:eastAsia="Times New Roman" w:hAnsi="Times New Roman" w:cs="Times New Roman"/>
+          <w:sz w:val="24"/>
+          <w:szCs w:val="24"/>
+        </w:rPr>
+      </w:pPr>
+      <w:r>
+        <w:rPr>
+          <w:rFonts w:ascii="Times New Roman" w:eastAsia="Times New Roman" w:hAnsi="Times New Roman" w:cs="Times New Roman"/>
+          <w:sz w:val="24"/>
+          <w:szCs w:val="24"/>
+        </w:rPr>
+        <w:t>Best practices:</w:t>
+      </w:r>
+    </w:p>
+    <w:p>
+      <w:pPr>
+        <w:numPr>
+          <w:ilvl w:val="0"/>
+          <w:numId w:val="15"/>
+        </w:numPr>
+        <w:spacing w:before="100" w:beforeAutospacing="1" w:after="100" w:afterAutospacing="1" w:line="240" w:lineRule="auto"/>
+        <w:rPr>
+          <w:rFonts w:ascii="Times New Roman" w:eastAsia="Times New Roman" w:hAnsi="Times New Roman" w:cs="Times New Roman"/>
+          <w:sz w:val="24"/>
+          <w:szCs w:val="24"/>
+        </w:rPr>
+      </w:pPr>
+      <w:r>
+        <w:rPr>
+          <w:rFonts w:ascii="Times New Roman" w:eastAsia="Times New Roman" w:hAnsi="Times New Roman" w:cs="Times New Roman"/>
+          <w:sz w:val="24"/>
+          <w:szCs w:val="24"/>
+        </w:rPr>
+        <w:t>Input validation</w:t>
+      </w:r>
+    </w:p>
+    <w:p>
+      <w:pPr>
+        <w:numPr>
+          <w:ilvl w:val="0"/>
+          <w:numId w:val="15"/>
+        </w:numPr>
+        <w:spacing w:before="100" w:beforeAutospacing="1" w:after="100" w:afterAutospacing="1" w:line="240" w:lineRule="auto"/>
+        <w:rPr>
+          <w:rFonts w:ascii="Times New Roman" w:eastAsia="Times New Roman" w:hAnsi="Times New Roman" w:cs="Times New Roman"/>
+          <w:sz w:val="24"/>
+          <w:szCs w:val="24"/>
+        </w:rPr>
+      </w:pPr>
+      <w:r>
+        <w:rPr>
+          <w:rFonts w:ascii="Times New Roman" w:eastAsia="Times New Roman" w:hAnsi="Times New Roman" w:cs="Times New Roman"/>
+          <w:sz w:val="24"/>
+          <w:szCs w:val="24"/>
+        </w:rPr>
+        <w:t>Output escaping</w:t>
+      </w:r>
+    </w:p>
+    <w:p>
+      <w:pPr>
+        <w:numPr>
+          <w:ilvl w:val="0"/>
+          <w:numId w:val="15"/>
+        </w:numPr>
+        <w:spacing w:before="100" w:beforeAutospacing="1" w:after="100" w:afterAutospacing="1" w:line="240" w:lineRule="auto"/>
+        <w:rPr>
+          <w:rFonts w:ascii="Times New Roman" w:eastAsia="Times New Roman" w:hAnsi="Times New Roman" w:cs="Times New Roman"/>
+          <w:sz w:val="24"/>
+          <w:szCs w:val="24"/>
+        </w:rPr>
+      </w:pPr>
+      <w:r>
+        <w:rPr>
+          <w:rFonts w:ascii="Times New Roman" w:eastAsia="Times New Roman" w:hAnsi="Times New Roman" w:cs="Times New Roman"/>
+          <w:sz w:val="24"/>
+          <w:szCs w:val="24"/>
+        </w:rPr>
+        <w:t>CSRF protection</w:t>
+      </w:r>
+    </w:p>
+    <w:p>
+      <w:pPr>
+        <w:numPr>
+          <w:ilvl w:val="0"/>
+          <w:numId w:val="15"/>
+        </w:numPr>
+        <w:spacing w:before="100" w:beforeAutospacing="1" w:after="100" w:afterAutospacing="1" w:line="240" w:lineRule="auto"/>
+        <w:rPr>
+          <w:rFonts w:ascii="Times New Roman" w:eastAsia="Times New Roman" w:hAnsi="Times New Roman" w:cs="Times New Roman"/>
+          <w:sz w:val="24"/>
+          <w:szCs w:val="24"/>
+        </w:rPr>
+      </w:pPr>
+      <w:r>
+        <w:rPr>
+          <w:rFonts w:ascii="Times New Roman" w:eastAsia="Times New Roman" w:hAnsi="Times New Roman" w:cs="Times New Roman"/>
+          <w:sz w:val="24"/>
+          <w:szCs w:val="24"/>
+        </w:rPr>
+        <w:t>Prepared statements</w:t>
+      </w:r>
+    </w:p>
+    <w:p>
+      <w:pPr>
+        <w:numPr>
+          <w:ilvl w:val="0"/>
+          <w:numId w:val="15"/>
+        </w:numPr>
+        <w:spacing w:before="100" w:beforeAutospacing="1" w:after="100" w:afterAutospacing="1" w:line="240" w:lineRule="auto"/>
+        <w:rPr>
+          <w:rFonts w:ascii="Times New Roman" w:eastAsia="Times New Roman" w:hAnsi="Times New Roman" w:cs="Times New Roman"/>
+          <w:sz w:val="24"/>
+          <w:szCs w:val="24"/>
+        </w:rPr>
+      </w:pPr>
+      <w:r>
+        <w:rPr>
+          <w:rFonts w:ascii="Times New Roman" w:eastAsia="Times New Roman" w:hAnsi="Times New Roman" w:cs="Times New Roman"/>
+          <w:sz w:val="24"/>
+          <w:szCs w:val="24"/>
+        </w:rPr>
+        <w:t>Secure sessions</w:t>
+      </w:r>
+    </w:p>
+    <w:p>
+      <w:pPr>
+        <w:numPr>
+          <w:ilvl w:val="0"/>
+          <w:numId w:val="15"/>
+        </w:numPr>
+        <w:spacing w:before="100" w:beforeAutospacing="1" w:after="100" w:afterAutospacing="1" w:line="240" w:lineRule="auto"/>
+        <w:rPr>
+          <w:rFonts w:ascii="Times New Roman" w:eastAsia="Times New Roman" w:hAnsi="Times New Roman" w:cs="Times New Roman"/>
+          <w:sz w:val="24"/>
+          <w:szCs w:val="24"/>
+        </w:rPr>
+      </w:pPr>
+      <w:r>
+        <w:rPr>
+          <w:rFonts w:ascii="Times New Roman" w:eastAsia="Times New Roman" w:hAnsi="Times New Roman" w:cs="Times New Roman"/>
+          <w:sz w:val="24"/>
+          <w:szCs w:val="24"/>
+        </w:rPr>
+        <w:t>Password hashing</w:t>
+      </w:r>
+    </w:p>
+    <w:p>
+      <w:pPr>
+        <w:numPr>
+          <w:ilvl w:val="0"/>
+          <w:numId w:val="15"/>
+        </w:numPr>
+        <w:spacing w:before="100" w:beforeAutospacing="1" w:after="100" w:afterAutospacing="1" w:line="240" w:lineRule="auto"/>
+        <w:rPr>
+          <w:rFonts w:ascii="Times New Roman" w:eastAsia="Times New Roman" w:hAnsi="Times New Roman" w:cs="Times New Roman"/>
+          <w:sz w:val="24"/>
+          <w:szCs w:val="24"/>
+        </w:rPr>
+      </w:pPr>
+      <w:r>
+        <w:rPr>
+          <w:rFonts w:ascii="Times New Roman" w:eastAsia="Times New Roman" w:hAnsi="Times New Roman" w:cs="Times New Roman"/>
+          <w:sz w:val="24"/>
+          <w:szCs w:val="24"/>
+        </w:rPr>
+        <w:t>HTTPS</w:t>
+      </w:r>
+    </w:p>
+    <w:p>
+      <w:pPr>
+        <w:spacing w:before="100" w:beforeAutospacing="1" w:after="100" w:afterAutospacing="1" w:line="240" w:lineRule="auto"/>
+        <w:rPr>
+          <w:rFonts w:ascii="Times New Roman" w:eastAsia="Times New Roman" w:hAnsi="Times New Roman" w:cs="Times New Roman"/>
+          <w:sz w:val="24"/>
+          <w:szCs w:val="24"/>
+        </w:rPr>
+      </w:pPr>
+      <w:r>
+        <w:rPr>
+          <w:rFonts w:ascii="Times New Roman" w:eastAsia="Times New Roman" w:hAnsi="Times New Roman" w:cs="Times New Roman"/>
+          <w:sz w:val="24"/>
+          <w:szCs w:val="24"/>
+        </w:rPr>
+        <w:t>Security should be built into every layer.</w:t>
+      </w:r>
+    </w:p>
+    <w:p>
+      <w:pPr>
+        <w:spacing w:after="0" w:line="240" w:lineRule="auto"/>
+        <w:rPr>
+          <w:rFonts w:ascii="Times New Roman" w:eastAsia="Times New Roman" w:hAnsi="Times New Roman" w:cs="Times New Roman"/>
+          <w:sz w:val="24"/>
+          <w:szCs w:val="24"/>
+        </w:rPr>
+      </w:pPr>
+      <w:r>
+        <w:rPr>
+          <w:rFonts w:ascii="Times New Roman" w:eastAsia="Times New Roman" w:hAnsi="Times New Roman" w:cs="Times New Roman"/>
+          <w:sz w:val="24"/>
+          <w:szCs w:val="24"/>
+        </w:rPr>
+        <w:pict>
+          <v:rect id="_x0000_i1045" style="width:0;height:1.5pt" o:hralign="center" o:hrstd="t" o:hr="t" fillcolor="#a0a0a0" stroked="f"/>
+        </w:pict>
+      </w:r>
+    </w:p>
+    <w:p>
+      <w:pPr>
+        <w:spacing w:before="100" w:beforeAutospacing="1" w:after="100" w:afterAutospacing="1" w:line="240" w:lineRule="auto"/>
+        <w:outlineLvl w:val="0"/>
+        <w:rPr>
+          <w:rFonts w:ascii="Times New Roman" w:eastAsia="Times New Roman" w:hAnsi="Times New Roman" w:cs="Times New Roman"/>
+          <w:b/>
+          <w:bCs/>
+          <w:kern w:val="36"/>
+          <w:sz w:val="48"/>
+          <w:szCs w:val="48"/>
+        </w:rPr>
+      </w:pPr>
+      <w:r>
+        <w:rPr>
+          <w:rFonts w:ascii="Times New Roman" w:eastAsia="Times New Roman" w:hAnsi="Times New Roman" w:cs="Times New Roman"/>
+          <w:b/>
+          <w:bCs/>
+          <w:kern w:val="36"/>
+          <w:sz w:val="48"/>
+          <w:szCs w:val="48"/>
+        </w:rPr>
+        <w:lastRenderedPageBreak/>
+        <w:t>21. How do you prevent SQL Injection?</w:t>
+      </w:r>
+    </w:p>
+    <w:p>
+      <w:pPr>
+        <w:spacing w:before="100" w:beforeAutospacing="1" w:after="100" w:afterAutospacing="1" w:line="240" w:lineRule="auto"/>
+        <w:rPr>
+          <w:rFonts w:ascii="Times New Roman" w:eastAsia="Times New Roman" w:hAnsi="Times New Roman" w:cs="Times New Roman"/>
+          <w:sz w:val="24"/>
+          <w:szCs w:val="24"/>
+        </w:rPr>
+      </w:pPr>
+      <w:r>
+        <w:rPr>
+          <w:rFonts w:ascii="Times New Roman" w:eastAsia="Times New Roman" w:hAnsi="Times New Roman" w:cs="Times New Roman"/>
+          <w:b/>
+          <w:bCs/>
+          <w:sz w:val="24"/>
+          <w:szCs w:val="24"/>
+        </w:rPr>
+        <w:t>Answer:</w:t>
+      </w:r>
+    </w:p>
+    <w:p>
+      <w:pPr>
+        <w:spacing w:before="100" w:beforeAutospacing="1" w:after="100" w:afterAutospacing="1" w:line="240" w:lineRule="auto"/>
+        <w:rPr>
+          <w:rFonts w:ascii="Times New Roman" w:eastAsia="Times New Roman" w:hAnsi="Times New Roman" w:cs="Times New Roman"/>
+          <w:sz w:val="24"/>
+          <w:szCs w:val="24"/>
+        </w:rPr>
+      </w:pPr>
+      <w:r>
+        <w:rPr>
+          <w:rFonts w:ascii="Times New Roman" w:eastAsia="Times New Roman" w:hAnsi="Times New Roman" w:cs="Times New Roman"/>
+          <w:sz w:val="24"/>
+          <w:szCs w:val="24"/>
+        </w:rPr>
+        <w:t>Use prepared statements.</w:t>
+      </w:r>
+    </w:p>
+    <w:p>
+      <w:pPr>
+        <w:spacing w:before="100" w:beforeAutospacing="1" w:after="100" w:afterAutospacing="1" w:line="240" w:lineRule="auto"/>
+        <w:rPr>
+          <w:rFonts w:ascii="Times New Roman" w:eastAsia="Times New Roman" w:hAnsi="Times New Roman" w:cs="Times New Roman"/>
+          <w:sz w:val="24"/>
+          <w:szCs w:val="24"/>
+        </w:rPr>
+      </w:pPr>
+      <w:r>
+        <w:rPr>
+          <w:rFonts w:ascii="Times New Roman" w:eastAsia="Times New Roman" w:hAnsi="Times New Roman" w:cs="Times New Roman"/>
+          <w:sz w:val="24"/>
+          <w:szCs w:val="24"/>
+        </w:rPr>
+        <w:t>Never concatenate user input directly into SQL queries.</w:t>
+      </w:r>
+    </w:p>
+    <w:p>
+      <w:pPr>
+        <w:spacing w:after="0" w:line="240" w:lineRule="auto"/>
+        <w:rPr>
+          <w:rFonts w:ascii="Times New Roman" w:eastAsia="Times New Roman" w:hAnsi="Times New Roman" w:cs="Times New Roman"/>
+          <w:sz w:val="24"/>
+          <w:szCs w:val="24"/>
+        </w:rPr>
+      </w:pPr>
+      <w:r>
+        <w:rPr>
+          <w:rFonts w:ascii="Times New Roman" w:eastAsia="Times New Roman" w:hAnsi="Times New Roman" w:cs="Times New Roman"/>
+          <w:sz w:val="24"/>
+          <w:szCs w:val="24"/>
+        </w:rPr>
+        <w:pict>
+          <v:rect id="_x0000_i1046" style="width:0;height:1.5pt" o:hralign="center" o:hrstd="t" o:hr="t" fillcolor="#a0a0a0" stroked="f"/>
+        </w:pict>
+      </w:r>
+    </w:p>
+    <w:p>
+      <w:pPr>
+        <w:spacing w:before="100" w:beforeAutospacing="1" w:after="100" w:afterAutospacing="1" w:line="240" w:lineRule="auto"/>
+        <w:outlineLvl w:val="0"/>
+        <w:rPr>
+          <w:rFonts w:ascii="Times New Roman" w:eastAsia="Times New Roman" w:hAnsi="Times New Roman" w:cs="Times New Roman"/>
+          <w:b/>
+          <w:bCs/>
+          <w:kern w:val="36"/>
+          <w:sz w:val="48"/>
+          <w:szCs w:val="48"/>
+        </w:rPr>
+      </w:pPr>
+      <w:r>
+        <w:rPr>
+          <w:rFonts w:ascii="Times New Roman" w:eastAsia="Times New Roman" w:hAnsi="Times New Roman" w:cs="Times New Roman"/>
+          <w:b/>
+          <w:bCs/>
+          <w:kern w:val="36"/>
+          <w:sz w:val="48"/>
+          <w:szCs w:val="48"/>
+        </w:rPr>
+        <w:t>22. How do you securely store passwords?</w:t>
+      </w:r>
+    </w:p>
+    <w:p>
+      <w:pPr>
+        <w:spacing w:before="100" w:beforeAutospacing="1" w:after="100" w:afterAutospacing="1" w:line="240" w:lineRule="auto"/>
+        <w:rPr>
+          <w:rFonts w:ascii="Times New Roman" w:eastAsia="Times New Roman" w:hAnsi="Times New Roman" w:cs="Times New Roman"/>
+          <w:sz w:val="24"/>
+          <w:szCs w:val="24"/>
+        </w:rPr>
+      </w:pPr>
+      <w:r>
+        <w:rPr>
+          <w:rFonts w:ascii="Times New Roman" w:eastAsia="Times New Roman" w:hAnsi="Times New Roman" w:cs="Times New Roman"/>
+          <w:b/>
+          <w:bCs/>
+          <w:sz w:val="24"/>
+          <w:szCs w:val="24"/>
+        </w:rPr>
+        <w:t>Answer:</w:t>
+      </w:r>
+    </w:p>
+    <w:p>
+      <w:pPr>
+        <w:spacing w:before="100" w:beforeAutospacing="1" w:after="100" w:afterAutospacing="1" w:line="240" w:lineRule="auto"/>
+        <w:rPr>
+          <w:rFonts w:ascii="Times New Roman" w:eastAsia="Times New Roman" w:hAnsi="Times New Roman" w:cs="Times New Roman"/>
+          <w:sz w:val="24"/>
+          <w:szCs w:val="24"/>
+        </w:rPr>
+      </w:pPr>
+      <w:r>
+        <w:rPr>
+          <w:rFonts w:ascii="Times New Roman" w:eastAsia="Times New Roman" w:hAnsi="Times New Roman" w:cs="Times New Roman"/>
+          <w:sz w:val="24"/>
+          <w:szCs w:val="24"/>
+        </w:rPr>
+        <w:t>Use:</w:t>
       </w:r>
     </w:p>
     <w:p>
@@ -2054,13 +4602,51 @@
           <w:szCs w:val="20"/>
         </w:rPr>
       </w:pPr>
+      <w:proofErr w:type="spellStart"/>
       <w:r>
         <w:rPr>
           <w:rFonts w:ascii="Courier New" w:eastAsia="Times New Roman" w:hAnsi="Courier New" w:cs="Courier New"/>
           <w:sz w:val="20"/>
           <w:szCs w:val="20"/>
         </w:rPr>
-        <w:t xml:space="preserve">    }</w:t>
+        <w:t>password_</w:t>
+      </w:r>
+      <w:proofErr w:type="gramStart"/>
+      <w:r>
+        <w:rPr>
+          <w:rFonts w:ascii="Courier New" w:eastAsia="Times New Roman" w:hAnsi="Courier New" w:cs="Courier New"/>
+          <w:sz w:val="20"/>
+          <w:szCs w:val="20"/>
+        </w:rPr>
+        <w:t>hash</w:t>
+      </w:r>
+      <w:proofErr w:type="spellEnd"/>
+      <w:r>
+        <w:rPr>
+          <w:rFonts w:ascii="Courier New" w:eastAsia="Times New Roman" w:hAnsi="Courier New" w:cs="Courier New"/>
+          <w:sz w:val="20"/>
+          <w:szCs w:val="20"/>
+        </w:rPr>
+        <w:t>()</w:t>
+      </w:r>
+      <w:proofErr w:type="gramEnd"/>
+    </w:p>
+    <w:p>
+      <w:pPr>
+        <w:spacing w:before="100" w:beforeAutospacing="1" w:after="100" w:afterAutospacing="1" w:line="240" w:lineRule="auto"/>
+        <w:rPr>
+          <w:rFonts w:ascii="Times New Roman" w:eastAsia="Times New Roman" w:hAnsi="Times New Roman" w:cs="Times New Roman"/>
+          <w:sz w:val="24"/>
+          <w:szCs w:val="24"/>
+        </w:rPr>
+      </w:pPr>
+      <w:r>
+        <w:rPr>
+          <w:rFonts w:ascii="Times New Roman" w:eastAsia="Times New Roman" w:hAnsi="Times New Roman" w:cs="Times New Roman"/>
+          <w:sz w:val="24"/>
+          <w:szCs w:val="24"/>
+        </w:rPr>
+        <w:t>Verify with:</w:t>
       </w:r>
     </w:p>
     <w:p>
@@ -2090,32 +4676,113 @@
           <w:szCs w:val="20"/>
         </w:rPr>
       </w:pPr>
+      <w:proofErr w:type="spellStart"/>
       <w:r>
         <w:rPr>
           <w:rFonts w:ascii="Courier New" w:eastAsia="Times New Roman" w:hAnsi="Courier New" w:cs="Courier New"/>
           <w:sz w:val="20"/>
           <w:szCs w:val="20"/>
         </w:rPr>
-        <w:t>}</w:t>
-      </w:r>
-    </w:p>
-    <w:p>
-      <w:pPr>
-        <w:spacing w:before="100" w:beforeAutospacing="1" w:after="100" w:afterAutospacing="1" w:line="240" w:lineRule="auto"/>
-        <w:rPr>
-          <w:rFonts w:ascii="Times New Roman" w:eastAsia="Times New Roman" w:hAnsi="Times New Roman" w:cs="Times New Roman"/>
-          <w:sz w:val="24"/>
-          <w:szCs w:val="24"/>
-        </w:rPr>
-      </w:pPr>
-      <w:r>
-        <w:rPr>
-          <w:rFonts w:ascii="Times New Roman" w:eastAsia="Times New Roman" w:hAnsi="Times New Roman" w:cs="Times New Roman"/>
-          <w:sz w:val="24"/>
-          <w:szCs w:val="24"/>
-        </w:rPr>
-        <w:lastRenderedPageBreak/>
-        <w:t>Used when inheritance is not appropriate.</w:t>
+        <w:t>password_</w:t>
+      </w:r>
+      <w:proofErr w:type="gramStart"/>
+      <w:r>
+        <w:rPr>
+          <w:rFonts w:ascii="Courier New" w:eastAsia="Times New Roman" w:hAnsi="Courier New" w:cs="Courier New"/>
+          <w:sz w:val="20"/>
+          <w:szCs w:val="20"/>
+        </w:rPr>
+        <w:t>verify</w:t>
+      </w:r>
+      <w:proofErr w:type="spellEnd"/>
+      <w:r>
+        <w:rPr>
+          <w:rFonts w:ascii="Courier New" w:eastAsia="Times New Roman" w:hAnsi="Courier New" w:cs="Courier New"/>
+          <w:sz w:val="20"/>
+          <w:szCs w:val="20"/>
+        </w:rPr>
+        <w:t>()</w:t>
+      </w:r>
+      <w:proofErr w:type="gramEnd"/>
+    </w:p>
+    <w:p>
+      <w:pPr>
+        <w:spacing w:before="100" w:beforeAutospacing="1" w:after="100" w:afterAutospacing="1" w:line="240" w:lineRule="auto"/>
+        <w:rPr>
+          <w:rFonts w:ascii="Times New Roman" w:eastAsia="Times New Roman" w:hAnsi="Times New Roman" w:cs="Times New Roman"/>
+          <w:sz w:val="24"/>
+          <w:szCs w:val="24"/>
+        </w:rPr>
+      </w:pPr>
+      <w:r>
+        <w:rPr>
+          <w:rFonts w:ascii="Times New Roman" w:eastAsia="Times New Roman" w:hAnsi="Times New Roman" w:cs="Times New Roman"/>
+          <w:sz w:val="24"/>
+          <w:szCs w:val="24"/>
+        </w:rPr>
+        <w:t>Avoid:</w:t>
+      </w:r>
+    </w:p>
+    <w:p>
+      <w:pPr>
+        <w:numPr>
+          <w:ilvl w:val="0"/>
+          <w:numId w:val="16"/>
+        </w:numPr>
+        <w:spacing w:before="100" w:beforeAutospacing="1" w:after="100" w:afterAutospacing="1" w:line="240" w:lineRule="auto"/>
+        <w:rPr>
+          <w:rFonts w:ascii="Times New Roman" w:eastAsia="Times New Roman" w:hAnsi="Times New Roman" w:cs="Times New Roman"/>
+          <w:sz w:val="24"/>
+          <w:szCs w:val="24"/>
+        </w:rPr>
+      </w:pPr>
+      <w:r>
+        <w:rPr>
+          <w:rFonts w:ascii="Times New Roman" w:eastAsia="Times New Roman" w:hAnsi="Times New Roman" w:cs="Times New Roman"/>
+          <w:sz w:val="24"/>
+          <w:szCs w:val="24"/>
+        </w:rPr>
+        <w:t>MD5</w:t>
+      </w:r>
+    </w:p>
+    <w:p>
+      <w:pPr>
+        <w:numPr>
+          <w:ilvl w:val="0"/>
+          <w:numId w:val="16"/>
+        </w:numPr>
+        <w:spacing w:before="100" w:beforeAutospacing="1" w:after="100" w:afterAutospacing="1" w:line="240" w:lineRule="auto"/>
+        <w:rPr>
+          <w:rFonts w:ascii="Times New Roman" w:eastAsia="Times New Roman" w:hAnsi="Times New Roman" w:cs="Times New Roman"/>
+          <w:sz w:val="24"/>
+          <w:szCs w:val="24"/>
+        </w:rPr>
+      </w:pPr>
+      <w:r>
+        <w:rPr>
+          <w:rFonts w:ascii="Times New Roman" w:eastAsia="Times New Roman" w:hAnsi="Times New Roman" w:cs="Times New Roman"/>
+          <w:sz w:val="24"/>
+          <w:szCs w:val="24"/>
+        </w:rPr>
+        <w:t>SHA1</w:t>
+      </w:r>
+    </w:p>
+    <w:p>
+      <w:pPr>
+        <w:spacing w:before="100" w:beforeAutospacing="1" w:after="100" w:afterAutospacing="1" w:line="240" w:lineRule="auto"/>
+        <w:rPr>
+          <w:rFonts w:ascii="Times New Roman" w:eastAsia="Times New Roman" w:hAnsi="Times New Roman" w:cs="Times New Roman"/>
+          <w:sz w:val="24"/>
+          <w:szCs w:val="24"/>
+        </w:rPr>
+      </w:pPr>
+      <w:r>
+        <w:rPr>
+          <w:rFonts w:ascii="Times New Roman" w:eastAsia="Times New Roman" w:hAnsi="Times New Roman" w:cs="Times New Roman"/>
+          <w:sz w:val="24"/>
+          <w:szCs w:val="24"/>
+        </w:rPr>
+        <w:t>Modern PHP uses strong hashing algorithms automatically.</w:t>
       </w:r>
     </w:p>
     <w:p>
@@ -2134,7 +4801,7 @@
           <w:szCs w:val="24"/>
         </w:rPr>
         <w:pict>
-          <v:rect id="_x0000_i1032" style="width:0;height:1.5pt" o:hralign="center" o:hrstd="t" o:hr="t" fillcolor="#a0a0a0" stroked="f"/>
+          <v:rect id="_x0000_i1047" style="width:0;height:1.5pt" o:hralign="center" o:hrstd="t" o:hr="t" fillcolor="#a0a0a0" stroked="f"/>
         </w:pict>
       </w:r>
     </w:p>
@@ -2160,7 +4827,7 @@
           <w:sz w:val="48"/>
           <w:szCs w:val="48"/>
         </w:rPr>
-        <w:t>8. Difference between Abstract Classes and Interfaces?</w:t>
+        <w:t>23. Explain session management in PHP.</w:t>
       </w:r>
     </w:p>
     <w:p>
@@ -2186,153 +4853,19 @@
     <w:p>
       <w:pPr>
         <w:spacing w:before="100" w:beforeAutospacing="1" w:after="100" w:afterAutospacing="1" w:line="240" w:lineRule="auto"/>
-        <w:outlineLvl w:val="2"/>
-        <w:rPr>
-          <w:rFonts w:ascii="Times New Roman" w:eastAsia="Times New Roman" w:hAnsi="Times New Roman" w:cs="Times New Roman"/>
-          <w:b/>
-          <w:bCs/>
-          <w:sz w:val="27"/>
-          <w:szCs w:val="27"/>
-        </w:rPr>
-      </w:pPr>
-      <w:r>
-        <w:rPr>
-          <w:rFonts w:ascii="Times New Roman" w:eastAsia="Times New Roman" w:hAnsi="Times New Roman" w:cs="Times New Roman"/>
-          <w:b/>
-          <w:bCs/>
-          <w:sz w:val="27"/>
-          <w:szCs w:val="27"/>
-        </w:rPr>
-        <w:t>Abstract Class</w:t>
-      </w:r>
-    </w:p>
-    <w:p>
-      <w:pPr>
-        <w:numPr>
-          <w:ilvl w:val="0"/>
-          <w:numId w:val="6"/>
-        </w:numPr>
-        <w:spacing w:before="100" w:beforeAutospacing="1" w:after="100" w:afterAutospacing="1" w:line="240" w:lineRule="auto"/>
-        <w:rPr>
-          <w:rFonts w:ascii="Times New Roman" w:eastAsia="Times New Roman" w:hAnsi="Times New Roman" w:cs="Times New Roman"/>
-          <w:sz w:val="24"/>
-          <w:szCs w:val="24"/>
-        </w:rPr>
-      </w:pPr>
-      <w:r>
-        <w:rPr>
-          <w:rFonts w:ascii="Times New Roman" w:eastAsia="Times New Roman" w:hAnsi="Times New Roman" w:cs="Times New Roman"/>
-          <w:sz w:val="24"/>
-          <w:szCs w:val="24"/>
-        </w:rPr>
-        <w:t>Can contain implementation</w:t>
-      </w:r>
-    </w:p>
-    <w:p>
-      <w:pPr>
-        <w:numPr>
-          <w:ilvl w:val="0"/>
-          <w:numId w:val="6"/>
-        </w:numPr>
-        <w:spacing w:before="100" w:beforeAutospacing="1" w:after="100" w:afterAutospacing="1" w:line="240" w:lineRule="auto"/>
-        <w:rPr>
-          <w:rFonts w:ascii="Times New Roman" w:eastAsia="Times New Roman" w:hAnsi="Times New Roman" w:cs="Times New Roman"/>
-          <w:sz w:val="24"/>
-          <w:szCs w:val="24"/>
-        </w:rPr>
-      </w:pPr>
-      <w:r>
-        <w:rPr>
-          <w:rFonts w:ascii="Times New Roman" w:eastAsia="Times New Roman" w:hAnsi="Times New Roman" w:cs="Times New Roman"/>
-          <w:sz w:val="24"/>
-          <w:szCs w:val="24"/>
-        </w:rPr>
-        <w:t>Supports properties</w:t>
-      </w:r>
-    </w:p>
-    <w:p>
-      <w:pPr>
-        <w:spacing w:before="100" w:beforeAutospacing="1" w:after="100" w:afterAutospacing="1" w:line="240" w:lineRule="auto"/>
-        <w:outlineLvl w:val="2"/>
-        <w:rPr>
-          <w:rFonts w:ascii="Times New Roman" w:eastAsia="Times New Roman" w:hAnsi="Times New Roman" w:cs="Times New Roman"/>
-          <w:b/>
-          <w:bCs/>
-          <w:sz w:val="27"/>
-          <w:szCs w:val="27"/>
-        </w:rPr>
-      </w:pPr>
-      <w:r>
-        <w:rPr>
-          <w:rFonts w:ascii="Times New Roman" w:eastAsia="Times New Roman" w:hAnsi="Times New Roman" w:cs="Times New Roman"/>
-          <w:b/>
-          <w:bCs/>
-          <w:sz w:val="27"/>
-          <w:szCs w:val="27"/>
-        </w:rPr>
-        <w:t>Interface</w:t>
-      </w:r>
-    </w:p>
-    <w:p>
-      <w:pPr>
-        <w:numPr>
-          <w:ilvl w:val="0"/>
-          <w:numId w:val="7"/>
-        </w:numPr>
-        <w:spacing w:before="100" w:beforeAutospacing="1" w:after="100" w:afterAutospacing="1" w:line="240" w:lineRule="auto"/>
-        <w:rPr>
-          <w:rFonts w:ascii="Times New Roman" w:eastAsia="Times New Roman" w:hAnsi="Times New Roman" w:cs="Times New Roman"/>
-          <w:sz w:val="24"/>
-          <w:szCs w:val="24"/>
-        </w:rPr>
-      </w:pPr>
-      <w:r>
-        <w:rPr>
-          <w:rFonts w:ascii="Times New Roman" w:eastAsia="Times New Roman" w:hAnsi="Times New Roman" w:cs="Times New Roman"/>
-          <w:sz w:val="24"/>
-          <w:szCs w:val="24"/>
-        </w:rPr>
-        <w:t>Defines contracts only</w:t>
-      </w:r>
-    </w:p>
-    <w:p>
-      <w:pPr>
-        <w:numPr>
-          <w:ilvl w:val="0"/>
-          <w:numId w:val="7"/>
-        </w:numPr>
-        <w:spacing w:before="100" w:beforeAutospacing="1" w:after="100" w:afterAutospacing="1" w:line="240" w:lineRule="auto"/>
-        <w:rPr>
-          <w:rFonts w:ascii="Times New Roman" w:eastAsia="Times New Roman" w:hAnsi="Times New Roman" w:cs="Times New Roman"/>
-          <w:sz w:val="24"/>
-          <w:szCs w:val="24"/>
-        </w:rPr>
-      </w:pPr>
-      <w:r>
-        <w:rPr>
-          <w:rFonts w:ascii="Times New Roman" w:eastAsia="Times New Roman" w:hAnsi="Times New Roman" w:cs="Times New Roman"/>
-          <w:sz w:val="24"/>
-          <w:szCs w:val="24"/>
-        </w:rPr>
-        <w:t>No implementation (except modern default features in some contexts)</w:t>
-      </w:r>
-    </w:p>
-    <w:p>
-      <w:pPr>
-        <w:spacing w:before="100" w:beforeAutospacing="1" w:after="100" w:afterAutospacing="1" w:line="240" w:lineRule="auto"/>
-        <w:rPr>
-          <w:rFonts w:ascii="Times New Roman" w:eastAsia="Times New Roman" w:hAnsi="Times New Roman" w:cs="Times New Roman"/>
-          <w:sz w:val="24"/>
-          <w:szCs w:val="24"/>
-        </w:rPr>
-      </w:pPr>
-      <w:r>
-        <w:rPr>
-          <w:rFonts w:ascii="Times New Roman" w:eastAsia="Times New Roman" w:hAnsi="Times New Roman" w:cs="Times New Roman"/>
-          <w:sz w:val="24"/>
-          <w:szCs w:val="24"/>
-        </w:rPr>
-        <w:t>Example:</w:t>
+        <w:rPr>
+          <w:rFonts w:ascii="Times New Roman" w:eastAsia="Times New Roman" w:hAnsi="Times New Roman" w:cs="Times New Roman"/>
+          <w:sz w:val="24"/>
+          <w:szCs w:val="24"/>
+        </w:rPr>
+      </w:pPr>
+      <w:r>
+        <w:rPr>
+          <w:rFonts w:ascii="Times New Roman" w:eastAsia="Times New Roman" w:hAnsi="Times New Roman" w:cs="Times New Roman"/>
+          <w:sz w:val="24"/>
+          <w:szCs w:val="24"/>
+        </w:rPr>
+        <w:t>Sessions store user-specific data.</w:t>
       </w:r>
     </w:p>
     <w:p>
@@ -2362,4118 +4895,6 @@
           <w:szCs w:val="20"/>
         </w:rPr>
       </w:pPr>
-      <w:proofErr w:type="gramStart"/>
-      <w:r>
-        <w:rPr>
-          <w:rFonts w:ascii="Courier New" w:eastAsia="Times New Roman" w:hAnsi="Courier New" w:cs="Courier New"/>
-          <w:sz w:val="20"/>
-          <w:szCs w:val="20"/>
-        </w:rPr>
-        <w:t>interface</w:t>
-      </w:r>
-      <w:proofErr w:type="gramEnd"/>
-      <w:r>
-        <w:rPr>
-          <w:rFonts w:ascii="Courier New" w:eastAsia="Times New Roman" w:hAnsi="Courier New" w:cs="Courier New"/>
-          <w:sz w:val="20"/>
-          <w:szCs w:val="20"/>
-        </w:rPr>
-        <w:t xml:space="preserve"> </w:t>
-      </w:r>
-      <w:proofErr w:type="spellStart"/>
-      <w:r>
-        <w:rPr>
-          <w:rFonts w:ascii="Courier New" w:eastAsia="Times New Roman" w:hAnsi="Courier New" w:cs="Courier New"/>
-          <w:sz w:val="20"/>
-          <w:szCs w:val="20"/>
-        </w:rPr>
-        <w:t>PaymentGateway</w:t>
-      </w:r>
-      <w:proofErr w:type="spellEnd"/>
-      <w:r>
-        <w:rPr>
-          <w:rFonts w:ascii="Courier New" w:eastAsia="Times New Roman" w:hAnsi="Courier New" w:cs="Courier New"/>
-          <w:sz w:val="20"/>
-          <w:szCs w:val="20"/>
-        </w:rPr>
-        <w:t xml:space="preserve"> {}</w:t>
-      </w:r>
-    </w:p>
-    <w:p>
-      <w:pPr>
-        <w:spacing w:before="100" w:beforeAutospacing="1" w:after="100" w:afterAutospacing="1" w:line="240" w:lineRule="auto"/>
-        <w:rPr>
-          <w:rFonts w:ascii="Times New Roman" w:eastAsia="Times New Roman" w:hAnsi="Times New Roman" w:cs="Times New Roman"/>
-          <w:sz w:val="24"/>
-          <w:szCs w:val="24"/>
-        </w:rPr>
-      </w:pPr>
-      <w:r>
-        <w:rPr>
-          <w:rFonts w:ascii="Times New Roman" w:eastAsia="Times New Roman" w:hAnsi="Times New Roman" w:cs="Times New Roman"/>
-          <w:sz w:val="24"/>
-          <w:szCs w:val="24"/>
-        </w:rPr>
-        <w:t>Use interfaces to enforce behavior.</w:t>
-      </w:r>
-    </w:p>
-    <w:p>
-      <w:pPr>
-        <w:spacing w:after="0" w:line="240" w:lineRule="auto"/>
-        <w:rPr>
-          <w:rFonts w:ascii="Times New Roman" w:eastAsia="Times New Roman" w:hAnsi="Times New Roman" w:cs="Times New Roman"/>
-          <w:sz w:val="24"/>
-          <w:szCs w:val="24"/>
-        </w:rPr>
-      </w:pPr>
-      <w:r>
-        <w:rPr>
-          <w:rFonts w:ascii="Times New Roman" w:eastAsia="Times New Roman" w:hAnsi="Times New Roman" w:cs="Times New Roman"/>
-          <w:sz w:val="24"/>
-          <w:szCs w:val="24"/>
-        </w:rPr>
-        <w:pict>
-          <v:rect id="_x0000_i1033" style="width:0;height:1.5pt" o:hralign="center" o:hrstd="t" o:hr="t" fillcolor="#a0a0a0" stroked="f"/>
-        </w:pict>
-      </w:r>
-    </w:p>
-    <w:p>
-      <w:pPr>
-        <w:spacing w:before="100" w:beforeAutospacing="1" w:after="100" w:afterAutospacing="1" w:line="240" w:lineRule="auto"/>
-        <w:outlineLvl w:val="0"/>
-        <w:rPr>
-          <w:rFonts w:ascii="Times New Roman" w:eastAsia="Times New Roman" w:hAnsi="Times New Roman" w:cs="Times New Roman"/>
-          <w:b/>
-          <w:bCs/>
-          <w:kern w:val="36"/>
-          <w:sz w:val="48"/>
-          <w:szCs w:val="48"/>
-        </w:rPr>
-      </w:pPr>
-      <w:r>
-        <w:rPr>
-          <w:rFonts w:ascii="Times New Roman" w:eastAsia="Times New Roman" w:hAnsi="Times New Roman" w:cs="Times New Roman"/>
-          <w:b/>
-          <w:bCs/>
-          <w:kern w:val="36"/>
-          <w:sz w:val="48"/>
-          <w:szCs w:val="48"/>
-        </w:rPr>
-        <w:t>9. What are namespaces?</w:t>
-      </w:r>
-    </w:p>
-    <w:p>
-      <w:pPr>
-        <w:spacing w:before="100" w:beforeAutospacing="1" w:after="100" w:afterAutospacing="1" w:line="240" w:lineRule="auto"/>
-        <w:rPr>
-          <w:rFonts w:ascii="Times New Roman" w:eastAsia="Times New Roman" w:hAnsi="Times New Roman" w:cs="Times New Roman"/>
-          <w:sz w:val="24"/>
-          <w:szCs w:val="24"/>
-        </w:rPr>
-      </w:pPr>
-      <w:r>
-        <w:rPr>
-          <w:rFonts w:ascii="Times New Roman" w:eastAsia="Times New Roman" w:hAnsi="Times New Roman" w:cs="Times New Roman"/>
-          <w:b/>
-          <w:bCs/>
-          <w:sz w:val="24"/>
-          <w:szCs w:val="24"/>
-        </w:rPr>
-        <w:t>Answer:</w:t>
-      </w:r>
-    </w:p>
-    <w:p>
-      <w:pPr>
-        <w:spacing w:before="100" w:beforeAutospacing="1" w:after="100" w:afterAutospacing="1" w:line="240" w:lineRule="auto"/>
-        <w:rPr>
-          <w:rFonts w:ascii="Times New Roman" w:eastAsia="Times New Roman" w:hAnsi="Times New Roman" w:cs="Times New Roman"/>
-          <w:sz w:val="24"/>
-          <w:szCs w:val="24"/>
-        </w:rPr>
-      </w:pPr>
-      <w:r>
-        <w:rPr>
-          <w:rFonts w:ascii="Times New Roman" w:eastAsia="Times New Roman" w:hAnsi="Times New Roman" w:cs="Times New Roman"/>
-          <w:sz w:val="24"/>
-          <w:szCs w:val="24"/>
-        </w:rPr>
-        <w:t>Namespaces prevent class name collisions.</w:t>
-      </w:r>
-    </w:p>
-    <w:p>
-      <w:pPr>
-        <w:tabs>
-          <w:tab w:val="left" w:pos="916"/>
-          <w:tab w:val="left" w:pos="1832"/>
-          <w:tab w:val="left" w:pos="2748"/>
-          <w:tab w:val="left" w:pos="3664"/>
-          <w:tab w:val="left" w:pos="4580"/>
-          <w:tab w:val="left" w:pos="5496"/>
-          <w:tab w:val="left" w:pos="6412"/>
-          <w:tab w:val="left" w:pos="7328"/>
-          <w:tab w:val="left" w:pos="8244"/>
-          <w:tab w:val="left" w:pos="9160"/>
-          <w:tab w:val="left" w:pos="10076"/>
-          <w:tab w:val="left" w:pos="10992"/>
-          <w:tab w:val="left" w:pos="11908"/>
-          <w:tab w:val="left" w:pos="12824"/>
-          <w:tab w:val="left" w:pos="13740"/>
-          <w:tab w:val="left" w:pos="14656"/>
-        </w:tabs>
-        <w:spacing w:after="0" w:line="240" w:lineRule="auto"/>
-        <w:rPr>
-          <w:rFonts w:ascii="Courier New" w:eastAsia="Times New Roman" w:hAnsi="Courier New" w:cs="Courier New"/>
-          <w:sz w:val="20"/>
-          <w:szCs w:val="20"/>
-        </w:rPr>
-      </w:pPr>
-      <w:proofErr w:type="gramStart"/>
-      <w:r>
-        <w:rPr>
-          <w:rFonts w:ascii="Courier New" w:eastAsia="Times New Roman" w:hAnsi="Courier New" w:cs="Courier New"/>
-          <w:sz w:val="20"/>
-          <w:szCs w:val="20"/>
-        </w:rPr>
-        <w:t>namespace</w:t>
-      </w:r>
-      <w:proofErr w:type="gramEnd"/>
-      <w:r>
-        <w:rPr>
-          <w:rFonts w:ascii="Courier New" w:eastAsia="Times New Roman" w:hAnsi="Courier New" w:cs="Courier New"/>
-          <w:sz w:val="20"/>
-          <w:szCs w:val="20"/>
-        </w:rPr>
-        <w:t xml:space="preserve"> App\Controllers;</w:t>
-      </w:r>
-    </w:p>
-    <w:p>
-      <w:pPr>
-        <w:spacing w:before="100" w:beforeAutospacing="1" w:after="100" w:afterAutospacing="1" w:line="240" w:lineRule="auto"/>
-        <w:rPr>
-          <w:rFonts w:ascii="Times New Roman" w:eastAsia="Times New Roman" w:hAnsi="Times New Roman" w:cs="Times New Roman"/>
-          <w:sz w:val="24"/>
-          <w:szCs w:val="24"/>
-        </w:rPr>
-      </w:pPr>
-      <w:r>
-        <w:rPr>
-          <w:rFonts w:ascii="Times New Roman" w:eastAsia="Times New Roman" w:hAnsi="Times New Roman" w:cs="Times New Roman"/>
-          <w:sz w:val="24"/>
-          <w:szCs w:val="24"/>
-        </w:rPr>
-        <w:t>Useful in large applications and third-party integrations.</w:t>
-      </w:r>
-    </w:p>
-    <w:p>
-      <w:pPr>
-        <w:spacing w:after="0" w:line="240" w:lineRule="auto"/>
-        <w:rPr>
-          <w:rFonts w:ascii="Times New Roman" w:eastAsia="Times New Roman" w:hAnsi="Times New Roman" w:cs="Times New Roman"/>
-          <w:sz w:val="24"/>
-          <w:szCs w:val="24"/>
-        </w:rPr>
-      </w:pPr>
-      <w:r>
-        <w:rPr>
-          <w:rFonts w:ascii="Times New Roman" w:eastAsia="Times New Roman" w:hAnsi="Times New Roman" w:cs="Times New Roman"/>
-          <w:sz w:val="24"/>
-          <w:szCs w:val="24"/>
-        </w:rPr>
-        <w:pict>
-          <v:rect id="_x0000_i1034" style="width:0;height:1.5pt" o:hralign="center" o:hrstd="t" o:hr="t" fillcolor="#a0a0a0" stroked="f"/>
-        </w:pict>
-      </w:r>
-    </w:p>
-    <w:p>
-      <w:pPr>
-        <w:spacing w:before="100" w:beforeAutospacing="1" w:after="100" w:afterAutospacing="1" w:line="240" w:lineRule="auto"/>
-        <w:outlineLvl w:val="0"/>
-        <w:rPr>
-          <w:rFonts w:ascii="Times New Roman" w:eastAsia="Times New Roman" w:hAnsi="Times New Roman" w:cs="Times New Roman"/>
-          <w:b/>
-          <w:bCs/>
-          <w:kern w:val="36"/>
-          <w:sz w:val="48"/>
-          <w:szCs w:val="48"/>
-        </w:rPr>
-      </w:pPr>
-      <w:r>
-        <w:rPr>
-          <w:rFonts w:ascii="Times New Roman" w:eastAsia="Times New Roman" w:hAnsi="Times New Roman" w:cs="Times New Roman"/>
-          <w:b/>
-          <w:bCs/>
-          <w:kern w:val="36"/>
-          <w:sz w:val="48"/>
-          <w:szCs w:val="48"/>
-        </w:rPr>
-        <w:t>10. What is Dependency Injection?</w:t>
-      </w:r>
-    </w:p>
-    <w:p>
-      <w:pPr>
-        <w:spacing w:before="100" w:beforeAutospacing="1" w:after="100" w:afterAutospacing="1" w:line="240" w:lineRule="auto"/>
-        <w:rPr>
-          <w:rFonts w:ascii="Times New Roman" w:eastAsia="Times New Roman" w:hAnsi="Times New Roman" w:cs="Times New Roman"/>
-          <w:sz w:val="24"/>
-          <w:szCs w:val="24"/>
-        </w:rPr>
-      </w:pPr>
-      <w:r>
-        <w:rPr>
-          <w:rFonts w:ascii="Times New Roman" w:eastAsia="Times New Roman" w:hAnsi="Times New Roman" w:cs="Times New Roman"/>
-          <w:b/>
-          <w:bCs/>
-          <w:sz w:val="24"/>
-          <w:szCs w:val="24"/>
-        </w:rPr>
-        <w:t>Answer:</w:t>
-      </w:r>
-    </w:p>
-    <w:p>
-      <w:pPr>
-        <w:spacing w:before="100" w:beforeAutospacing="1" w:after="100" w:afterAutospacing="1" w:line="240" w:lineRule="auto"/>
-        <w:rPr>
-          <w:rFonts w:ascii="Times New Roman" w:eastAsia="Times New Roman" w:hAnsi="Times New Roman" w:cs="Times New Roman"/>
-          <w:sz w:val="24"/>
-          <w:szCs w:val="24"/>
-        </w:rPr>
-      </w:pPr>
-      <w:r>
-        <w:rPr>
-          <w:rFonts w:ascii="Times New Roman" w:eastAsia="Times New Roman" w:hAnsi="Times New Roman" w:cs="Times New Roman"/>
-          <w:sz w:val="24"/>
-          <w:szCs w:val="24"/>
-        </w:rPr>
-        <w:t>Dependency Injection provides dependencies externally.</w:t>
-      </w:r>
-    </w:p>
-    <w:p>
-      <w:pPr>
-        <w:tabs>
-          <w:tab w:val="left" w:pos="916"/>
-          <w:tab w:val="left" w:pos="1832"/>
-          <w:tab w:val="left" w:pos="2748"/>
-          <w:tab w:val="left" w:pos="3664"/>
-          <w:tab w:val="left" w:pos="4580"/>
-          <w:tab w:val="left" w:pos="5496"/>
-          <w:tab w:val="left" w:pos="6412"/>
-          <w:tab w:val="left" w:pos="7328"/>
-          <w:tab w:val="left" w:pos="8244"/>
-          <w:tab w:val="left" w:pos="9160"/>
-          <w:tab w:val="left" w:pos="10076"/>
-          <w:tab w:val="left" w:pos="10992"/>
-          <w:tab w:val="left" w:pos="11908"/>
-          <w:tab w:val="left" w:pos="12824"/>
-          <w:tab w:val="left" w:pos="13740"/>
-          <w:tab w:val="left" w:pos="14656"/>
-        </w:tabs>
-        <w:spacing w:after="0" w:line="240" w:lineRule="auto"/>
-        <w:rPr>
-          <w:rFonts w:ascii="Courier New" w:eastAsia="Times New Roman" w:hAnsi="Courier New" w:cs="Courier New"/>
-          <w:sz w:val="20"/>
-          <w:szCs w:val="20"/>
-        </w:rPr>
-      </w:pPr>
-      <w:proofErr w:type="gramStart"/>
-      <w:r>
-        <w:rPr>
-          <w:rFonts w:ascii="Courier New" w:eastAsia="Times New Roman" w:hAnsi="Courier New" w:cs="Courier New"/>
-          <w:sz w:val="20"/>
-          <w:szCs w:val="20"/>
-        </w:rPr>
-        <w:lastRenderedPageBreak/>
-        <w:t>class</w:t>
-      </w:r>
-      <w:proofErr w:type="gramEnd"/>
-      <w:r>
-        <w:rPr>
-          <w:rFonts w:ascii="Courier New" w:eastAsia="Times New Roman" w:hAnsi="Courier New" w:cs="Courier New"/>
-          <w:sz w:val="20"/>
-          <w:szCs w:val="20"/>
-        </w:rPr>
-        <w:t xml:space="preserve"> </w:t>
-      </w:r>
-      <w:proofErr w:type="spellStart"/>
-      <w:r>
-        <w:rPr>
-          <w:rFonts w:ascii="Courier New" w:eastAsia="Times New Roman" w:hAnsi="Courier New" w:cs="Courier New"/>
-          <w:sz w:val="20"/>
-          <w:szCs w:val="20"/>
-        </w:rPr>
-        <w:t>UserService</w:t>
-      </w:r>
-      <w:proofErr w:type="spellEnd"/>
-      <w:r>
-        <w:rPr>
-          <w:rFonts w:ascii="Courier New" w:eastAsia="Times New Roman" w:hAnsi="Courier New" w:cs="Courier New"/>
-          <w:sz w:val="20"/>
-          <w:szCs w:val="20"/>
-        </w:rPr>
-        <w:t xml:space="preserve"> {</w:t>
-      </w:r>
-    </w:p>
-    <w:p>
-      <w:pPr>
-        <w:tabs>
-          <w:tab w:val="left" w:pos="916"/>
-          <w:tab w:val="left" w:pos="1832"/>
-          <w:tab w:val="left" w:pos="2748"/>
-          <w:tab w:val="left" w:pos="3664"/>
-          <w:tab w:val="left" w:pos="4580"/>
-          <w:tab w:val="left" w:pos="5496"/>
-          <w:tab w:val="left" w:pos="6412"/>
-          <w:tab w:val="left" w:pos="7328"/>
-          <w:tab w:val="left" w:pos="8244"/>
-          <w:tab w:val="left" w:pos="9160"/>
-          <w:tab w:val="left" w:pos="10076"/>
-          <w:tab w:val="left" w:pos="10992"/>
-          <w:tab w:val="left" w:pos="11908"/>
-          <w:tab w:val="left" w:pos="12824"/>
-          <w:tab w:val="left" w:pos="13740"/>
-          <w:tab w:val="left" w:pos="14656"/>
-        </w:tabs>
-        <w:spacing w:after="0" w:line="240" w:lineRule="auto"/>
-        <w:rPr>
-          <w:rFonts w:ascii="Courier New" w:eastAsia="Times New Roman" w:hAnsi="Courier New" w:cs="Courier New"/>
-          <w:sz w:val="20"/>
-          <w:szCs w:val="20"/>
-        </w:rPr>
-      </w:pPr>
-      <w:r>
-        <w:rPr>
-          <w:rFonts w:ascii="Courier New" w:eastAsia="Times New Roman" w:hAnsi="Courier New" w:cs="Courier New"/>
-          <w:sz w:val="20"/>
-          <w:szCs w:val="20"/>
-        </w:rPr>
-        <w:t xml:space="preserve">    </w:t>
-      </w:r>
-      <w:proofErr w:type="gramStart"/>
-      <w:r>
-        <w:rPr>
-          <w:rFonts w:ascii="Courier New" w:eastAsia="Times New Roman" w:hAnsi="Courier New" w:cs="Courier New"/>
-          <w:sz w:val="20"/>
-          <w:szCs w:val="20"/>
-        </w:rPr>
-        <w:t>public</w:t>
-      </w:r>
-      <w:proofErr w:type="gramEnd"/>
-      <w:r>
-        <w:rPr>
-          <w:rFonts w:ascii="Courier New" w:eastAsia="Times New Roman" w:hAnsi="Courier New" w:cs="Courier New"/>
-          <w:sz w:val="20"/>
-          <w:szCs w:val="20"/>
-        </w:rPr>
-        <w:t xml:space="preserve"> function __construct(</w:t>
-      </w:r>
-    </w:p>
-    <w:p>
-      <w:pPr>
-        <w:tabs>
-          <w:tab w:val="left" w:pos="916"/>
-          <w:tab w:val="left" w:pos="1832"/>
-          <w:tab w:val="left" w:pos="2748"/>
-          <w:tab w:val="left" w:pos="3664"/>
-          <w:tab w:val="left" w:pos="4580"/>
-          <w:tab w:val="left" w:pos="5496"/>
-          <w:tab w:val="left" w:pos="6412"/>
-          <w:tab w:val="left" w:pos="7328"/>
-          <w:tab w:val="left" w:pos="8244"/>
-          <w:tab w:val="left" w:pos="9160"/>
-          <w:tab w:val="left" w:pos="10076"/>
-          <w:tab w:val="left" w:pos="10992"/>
-          <w:tab w:val="left" w:pos="11908"/>
-          <w:tab w:val="left" w:pos="12824"/>
-          <w:tab w:val="left" w:pos="13740"/>
-          <w:tab w:val="left" w:pos="14656"/>
-        </w:tabs>
-        <w:spacing w:after="0" w:line="240" w:lineRule="auto"/>
-        <w:rPr>
-          <w:rFonts w:ascii="Courier New" w:eastAsia="Times New Roman" w:hAnsi="Courier New" w:cs="Courier New"/>
-          <w:sz w:val="20"/>
-          <w:szCs w:val="20"/>
-        </w:rPr>
-      </w:pPr>
-      <w:r>
-        <w:rPr>
-          <w:rFonts w:ascii="Courier New" w:eastAsia="Times New Roman" w:hAnsi="Courier New" w:cs="Courier New"/>
-          <w:sz w:val="20"/>
-          <w:szCs w:val="20"/>
-        </w:rPr>
-        <w:t xml:space="preserve">        </w:t>
-      </w:r>
-      <w:proofErr w:type="spellStart"/>
-      <w:r>
-        <w:rPr>
-          <w:rFonts w:ascii="Courier New" w:eastAsia="Times New Roman" w:hAnsi="Courier New" w:cs="Courier New"/>
-          <w:sz w:val="20"/>
-          <w:szCs w:val="20"/>
-        </w:rPr>
-        <w:t>UserRepository</w:t>
-      </w:r>
-      <w:proofErr w:type="spellEnd"/>
-      <w:r>
-        <w:rPr>
-          <w:rFonts w:ascii="Courier New" w:eastAsia="Times New Roman" w:hAnsi="Courier New" w:cs="Courier New"/>
-          <w:sz w:val="20"/>
-          <w:szCs w:val="20"/>
-        </w:rPr>
-        <w:t xml:space="preserve"> $repository</w:t>
-      </w:r>
-    </w:p>
-    <w:p>
-      <w:pPr>
-        <w:tabs>
-          <w:tab w:val="left" w:pos="916"/>
-          <w:tab w:val="left" w:pos="1832"/>
-          <w:tab w:val="left" w:pos="2748"/>
-          <w:tab w:val="left" w:pos="3664"/>
-          <w:tab w:val="left" w:pos="4580"/>
-          <w:tab w:val="left" w:pos="5496"/>
-          <w:tab w:val="left" w:pos="6412"/>
-          <w:tab w:val="left" w:pos="7328"/>
-          <w:tab w:val="left" w:pos="8244"/>
-          <w:tab w:val="left" w:pos="9160"/>
-          <w:tab w:val="left" w:pos="10076"/>
-          <w:tab w:val="left" w:pos="10992"/>
-          <w:tab w:val="left" w:pos="11908"/>
-          <w:tab w:val="left" w:pos="12824"/>
-          <w:tab w:val="left" w:pos="13740"/>
-          <w:tab w:val="left" w:pos="14656"/>
-        </w:tabs>
-        <w:spacing w:after="0" w:line="240" w:lineRule="auto"/>
-        <w:rPr>
-          <w:rFonts w:ascii="Courier New" w:eastAsia="Times New Roman" w:hAnsi="Courier New" w:cs="Courier New"/>
-          <w:sz w:val="20"/>
-          <w:szCs w:val="20"/>
-        </w:rPr>
-      </w:pPr>
-      <w:r>
-        <w:rPr>
-          <w:rFonts w:ascii="Courier New" w:eastAsia="Times New Roman" w:hAnsi="Courier New" w:cs="Courier New"/>
-          <w:sz w:val="20"/>
-          <w:szCs w:val="20"/>
-        </w:rPr>
-        <w:t xml:space="preserve">    ) {}</w:t>
-      </w:r>
-    </w:p>
-    <w:p>
-      <w:pPr>
-        <w:tabs>
-          <w:tab w:val="left" w:pos="916"/>
-          <w:tab w:val="left" w:pos="1832"/>
-          <w:tab w:val="left" w:pos="2748"/>
-          <w:tab w:val="left" w:pos="3664"/>
-          <w:tab w:val="left" w:pos="4580"/>
-          <w:tab w:val="left" w:pos="5496"/>
-          <w:tab w:val="left" w:pos="6412"/>
-          <w:tab w:val="left" w:pos="7328"/>
-          <w:tab w:val="left" w:pos="8244"/>
-          <w:tab w:val="left" w:pos="9160"/>
-          <w:tab w:val="left" w:pos="10076"/>
-          <w:tab w:val="left" w:pos="10992"/>
-          <w:tab w:val="left" w:pos="11908"/>
-          <w:tab w:val="left" w:pos="12824"/>
-          <w:tab w:val="left" w:pos="13740"/>
-          <w:tab w:val="left" w:pos="14656"/>
-        </w:tabs>
-        <w:spacing w:after="0" w:line="240" w:lineRule="auto"/>
-        <w:rPr>
-          <w:rFonts w:ascii="Courier New" w:eastAsia="Times New Roman" w:hAnsi="Courier New" w:cs="Courier New"/>
-          <w:sz w:val="20"/>
-          <w:szCs w:val="20"/>
-        </w:rPr>
-      </w:pPr>
-      <w:r>
-        <w:rPr>
-          <w:rFonts w:ascii="Courier New" w:eastAsia="Times New Roman" w:hAnsi="Courier New" w:cs="Courier New"/>
-          <w:sz w:val="20"/>
-          <w:szCs w:val="20"/>
-        </w:rPr>
-        <w:t>}</w:t>
-      </w:r>
-    </w:p>
-    <w:p>
-      <w:pPr>
-        <w:spacing w:before="100" w:beforeAutospacing="1" w:after="100" w:afterAutospacing="1" w:line="240" w:lineRule="auto"/>
-        <w:rPr>
-          <w:rFonts w:ascii="Times New Roman" w:eastAsia="Times New Roman" w:hAnsi="Times New Roman" w:cs="Times New Roman"/>
-          <w:sz w:val="24"/>
-          <w:szCs w:val="24"/>
-        </w:rPr>
-      </w:pPr>
-      <w:r>
-        <w:rPr>
-          <w:rFonts w:ascii="Times New Roman" w:eastAsia="Times New Roman" w:hAnsi="Times New Roman" w:cs="Times New Roman"/>
-          <w:sz w:val="24"/>
-          <w:szCs w:val="24"/>
-        </w:rPr>
-        <w:t>Benefits:</w:t>
-      </w:r>
-    </w:p>
-    <w:p>
-      <w:pPr>
-        <w:numPr>
-          <w:ilvl w:val="0"/>
-          <w:numId w:val="8"/>
-        </w:numPr>
-        <w:spacing w:before="100" w:beforeAutospacing="1" w:after="100" w:afterAutospacing="1" w:line="240" w:lineRule="auto"/>
-        <w:rPr>
-          <w:rFonts w:ascii="Times New Roman" w:eastAsia="Times New Roman" w:hAnsi="Times New Roman" w:cs="Times New Roman"/>
-          <w:sz w:val="24"/>
-          <w:szCs w:val="24"/>
-        </w:rPr>
-      </w:pPr>
-      <w:r>
-        <w:rPr>
-          <w:rFonts w:ascii="Times New Roman" w:eastAsia="Times New Roman" w:hAnsi="Times New Roman" w:cs="Times New Roman"/>
-          <w:sz w:val="24"/>
-          <w:szCs w:val="24"/>
-        </w:rPr>
-        <w:t>Loose coupling</w:t>
-      </w:r>
-    </w:p>
-    <w:p>
-      <w:pPr>
-        <w:numPr>
-          <w:ilvl w:val="0"/>
-          <w:numId w:val="8"/>
-        </w:numPr>
-        <w:spacing w:before="100" w:beforeAutospacing="1" w:after="100" w:afterAutospacing="1" w:line="240" w:lineRule="auto"/>
-        <w:rPr>
-          <w:rFonts w:ascii="Times New Roman" w:eastAsia="Times New Roman" w:hAnsi="Times New Roman" w:cs="Times New Roman"/>
-          <w:sz w:val="24"/>
-          <w:szCs w:val="24"/>
-        </w:rPr>
-      </w:pPr>
-      <w:r>
-        <w:rPr>
-          <w:rFonts w:ascii="Times New Roman" w:eastAsia="Times New Roman" w:hAnsi="Times New Roman" w:cs="Times New Roman"/>
-          <w:sz w:val="24"/>
-          <w:szCs w:val="24"/>
-        </w:rPr>
-        <w:t>Easier testing</w:t>
-      </w:r>
-    </w:p>
-    <w:p>
-      <w:pPr>
-        <w:numPr>
-          <w:ilvl w:val="0"/>
-          <w:numId w:val="8"/>
-        </w:numPr>
-        <w:spacing w:before="100" w:beforeAutospacing="1" w:after="100" w:afterAutospacing="1" w:line="240" w:lineRule="auto"/>
-        <w:rPr>
-          <w:rFonts w:ascii="Times New Roman" w:eastAsia="Times New Roman" w:hAnsi="Times New Roman" w:cs="Times New Roman"/>
-          <w:sz w:val="24"/>
-          <w:szCs w:val="24"/>
-        </w:rPr>
-      </w:pPr>
-      <w:r>
-        <w:rPr>
-          <w:rFonts w:ascii="Times New Roman" w:eastAsia="Times New Roman" w:hAnsi="Times New Roman" w:cs="Times New Roman"/>
-          <w:sz w:val="24"/>
-          <w:szCs w:val="24"/>
-        </w:rPr>
-        <w:t>Better maintainability</w:t>
-      </w:r>
-    </w:p>
-    <w:p>
-      <w:pPr>
-        <w:spacing w:after="0" w:line="240" w:lineRule="auto"/>
-        <w:rPr>
-          <w:rFonts w:ascii="Times New Roman" w:eastAsia="Times New Roman" w:hAnsi="Times New Roman" w:cs="Times New Roman"/>
-          <w:sz w:val="24"/>
-          <w:szCs w:val="24"/>
-        </w:rPr>
-      </w:pPr>
-      <w:r>
-        <w:rPr>
-          <w:rFonts w:ascii="Times New Roman" w:eastAsia="Times New Roman" w:hAnsi="Times New Roman" w:cs="Times New Roman"/>
-          <w:sz w:val="24"/>
-          <w:szCs w:val="24"/>
-        </w:rPr>
-        <w:pict>
-          <v:rect id="_x0000_i1035" style="width:0;height:1.5pt" o:hralign="center" o:hrstd="t" o:hr="t" fillcolor="#a0a0a0" stroked="f"/>
-        </w:pict>
-      </w:r>
-    </w:p>
-    <w:p>
-      <w:pPr>
-        <w:spacing w:before="100" w:beforeAutospacing="1" w:after="100" w:afterAutospacing="1" w:line="240" w:lineRule="auto"/>
-        <w:outlineLvl w:val="0"/>
-        <w:rPr>
-          <w:rFonts w:ascii="Times New Roman" w:eastAsia="Times New Roman" w:hAnsi="Times New Roman" w:cs="Times New Roman"/>
-          <w:b/>
-          <w:bCs/>
-          <w:kern w:val="36"/>
-          <w:sz w:val="48"/>
-          <w:szCs w:val="48"/>
-        </w:rPr>
-      </w:pPr>
-      <w:r>
-        <w:rPr>
-          <w:rFonts w:ascii="Times New Roman" w:eastAsia="Times New Roman" w:hAnsi="Times New Roman" w:cs="Times New Roman"/>
-          <w:b/>
-          <w:bCs/>
-          <w:kern w:val="36"/>
-          <w:sz w:val="48"/>
-          <w:szCs w:val="48"/>
-        </w:rPr>
-        <w:t>11. What is Inversion of Control (</w:t>
-      </w:r>
-      <w:proofErr w:type="spellStart"/>
-      <w:proofErr w:type="gramStart"/>
-      <w:r>
-        <w:rPr>
-          <w:rFonts w:ascii="Times New Roman" w:eastAsia="Times New Roman" w:hAnsi="Times New Roman" w:cs="Times New Roman"/>
-          <w:b/>
-          <w:bCs/>
-          <w:kern w:val="36"/>
-          <w:sz w:val="48"/>
-          <w:szCs w:val="48"/>
-        </w:rPr>
-        <w:t>IoC</w:t>
-      </w:r>
-      <w:proofErr w:type="spellEnd"/>
-      <w:proofErr w:type="gramEnd"/>
-      <w:r>
-        <w:rPr>
-          <w:rFonts w:ascii="Times New Roman" w:eastAsia="Times New Roman" w:hAnsi="Times New Roman" w:cs="Times New Roman"/>
-          <w:b/>
-          <w:bCs/>
-          <w:kern w:val="36"/>
-          <w:sz w:val="48"/>
-          <w:szCs w:val="48"/>
-        </w:rPr>
-        <w:t>)?</w:t>
-      </w:r>
-    </w:p>
-    <w:p>
-      <w:pPr>
-        <w:spacing w:before="100" w:beforeAutospacing="1" w:after="100" w:afterAutospacing="1" w:line="240" w:lineRule="auto"/>
-        <w:rPr>
-          <w:rFonts w:ascii="Times New Roman" w:eastAsia="Times New Roman" w:hAnsi="Times New Roman" w:cs="Times New Roman"/>
-          <w:sz w:val="24"/>
-          <w:szCs w:val="24"/>
-        </w:rPr>
-      </w:pPr>
-      <w:r>
-        <w:rPr>
-          <w:rFonts w:ascii="Times New Roman" w:eastAsia="Times New Roman" w:hAnsi="Times New Roman" w:cs="Times New Roman"/>
-          <w:b/>
-          <w:bCs/>
-          <w:sz w:val="24"/>
-          <w:szCs w:val="24"/>
-        </w:rPr>
-        <w:t>Answer:</w:t>
-      </w:r>
-    </w:p>
-    <w:p>
-      <w:pPr>
-        <w:spacing w:before="100" w:beforeAutospacing="1" w:after="100" w:afterAutospacing="1" w:line="240" w:lineRule="auto"/>
-        <w:rPr>
-          <w:rFonts w:ascii="Times New Roman" w:eastAsia="Times New Roman" w:hAnsi="Times New Roman" w:cs="Times New Roman"/>
-          <w:sz w:val="24"/>
-          <w:szCs w:val="24"/>
-        </w:rPr>
-      </w:pPr>
-      <w:proofErr w:type="spellStart"/>
-      <w:proofErr w:type="gramStart"/>
-      <w:r>
-        <w:rPr>
-          <w:rFonts w:ascii="Times New Roman" w:eastAsia="Times New Roman" w:hAnsi="Times New Roman" w:cs="Times New Roman"/>
-          <w:sz w:val="24"/>
-          <w:szCs w:val="24"/>
-        </w:rPr>
-        <w:t>IoC</w:t>
-      </w:r>
-      <w:proofErr w:type="spellEnd"/>
-      <w:proofErr w:type="gramEnd"/>
-      <w:r>
-        <w:rPr>
-          <w:rFonts w:ascii="Times New Roman" w:eastAsia="Times New Roman" w:hAnsi="Times New Roman" w:cs="Times New Roman"/>
-          <w:sz w:val="24"/>
-          <w:szCs w:val="24"/>
-        </w:rPr>
-        <w:t xml:space="preserve"> means objects do not create their own dependencies.</w:t>
-      </w:r>
-    </w:p>
-    <w:p>
-      <w:pPr>
-        <w:spacing w:before="100" w:beforeAutospacing="1" w:after="100" w:afterAutospacing="1" w:line="240" w:lineRule="auto"/>
-        <w:rPr>
-          <w:rFonts w:ascii="Times New Roman" w:eastAsia="Times New Roman" w:hAnsi="Times New Roman" w:cs="Times New Roman"/>
-          <w:sz w:val="24"/>
-          <w:szCs w:val="24"/>
-        </w:rPr>
-      </w:pPr>
-      <w:r>
-        <w:rPr>
-          <w:rFonts w:ascii="Times New Roman" w:eastAsia="Times New Roman" w:hAnsi="Times New Roman" w:cs="Times New Roman"/>
-          <w:sz w:val="24"/>
-          <w:szCs w:val="24"/>
-        </w:rPr>
-        <w:t>Instead:</w:t>
-      </w:r>
-    </w:p>
-    <w:p>
-      <w:pPr>
-        <w:tabs>
-          <w:tab w:val="left" w:pos="916"/>
-          <w:tab w:val="left" w:pos="1832"/>
-          <w:tab w:val="left" w:pos="2748"/>
-          <w:tab w:val="left" w:pos="3664"/>
-          <w:tab w:val="left" w:pos="4580"/>
-          <w:tab w:val="left" w:pos="5496"/>
-          <w:tab w:val="left" w:pos="6412"/>
-          <w:tab w:val="left" w:pos="7328"/>
-          <w:tab w:val="left" w:pos="8244"/>
-          <w:tab w:val="left" w:pos="9160"/>
-          <w:tab w:val="left" w:pos="10076"/>
-          <w:tab w:val="left" w:pos="10992"/>
-          <w:tab w:val="left" w:pos="11908"/>
-          <w:tab w:val="left" w:pos="12824"/>
-          <w:tab w:val="left" w:pos="13740"/>
-          <w:tab w:val="left" w:pos="14656"/>
-        </w:tabs>
-        <w:spacing w:after="0" w:line="240" w:lineRule="auto"/>
-        <w:rPr>
-          <w:rFonts w:ascii="Courier New" w:eastAsia="Times New Roman" w:hAnsi="Courier New" w:cs="Courier New"/>
-          <w:sz w:val="20"/>
-          <w:szCs w:val="20"/>
-        </w:rPr>
-      </w:pPr>
-      <w:r>
-        <w:rPr>
-          <w:rFonts w:ascii="Courier New" w:eastAsia="Times New Roman" w:hAnsi="Courier New" w:cs="Courier New"/>
-          <w:sz w:val="20"/>
-          <w:szCs w:val="20"/>
-        </w:rPr>
-        <w:t>$service = $container-&gt;</w:t>
-      </w:r>
-      <w:proofErr w:type="gramStart"/>
-      <w:r>
-        <w:rPr>
-          <w:rFonts w:ascii="Courier New" w:eastAsia="Times New Roman" w:hAnsi="Courier New" w:cs="Courier New"/>
-          <w:sz w:val="20"/>
-          <w:szCs w:val="20"/>
-        </w:rPr>
-        <w:t>make(</w:t>
-      </w:r>
-      <w:proofErr w:type="spellStart"/>
-      <w:proofErr w:type="gramEnd"/>
-      <w:r>
-        <w:rPr>
-          <w:rFonts w:ascii="Courier New" w:eastAsia="Times New Roman" w:hAnsi="Courier New" w:cs="Courier New"/>
-          <w:sz w:val="20"/>
-          <w:szCs w:val="20"/>
-        </w:rPr>
-        <w:t>UserService</w:t>
-      </w:r>
-      <w:proofErr w:type="spellEnd"/>
-      <w:r>
-        <w:rPr>
-          <w:rFonts w:ascii="Courier New" w:eastAsia="Times New Roman" w:hAnsi="Courier New" w:cs="Courier New"/>
-          <w:sz w:val="20"/>
-          <w:szCs w:val="20"/>
-        </w:rPr>
-        <w:t>::class);</w:t>
-      </w:r>
-    </w:p>
-    <w:p>
-      <w:pPr>
-        <w:spacing w:before="100" w:beforeAutospacing="1" w:after="100" w:afterAutospacing="1" w:line="240" w:lineRule="auto"/>
-        <w:rPr>
-          <w:rFonts w:ascii="Times New Roman" w:eastAsia="Times New Roman" w:hAnsi="Times New Roman" w:cs="Times New Roman"/>
-          <w:sz w:val="24"/>
-          <w:szCs w:val="24"/>
-        </w:rPr>
-      </w:pPr>
-      <w:r>
-        <w:rPr>
-          <w:rFonts w:ascii="Times New Roman" w:eastAsia="Times New Roman" w:hAnsi="Times New Roman" w:cs="Times New Roman"/>
-          <w:sz w:val="24"/>
-          <w:szCs w:val="24"/>
-        </w:rPr>
-        <w:t>The container manages dependency creation.</w:t>
-      </w:r>
-    </w:p>
-    <w:p>
-      <w:pPr>
-        <w:spacing w:after="0" w:line="240" w:lineRule="auto"/>
-        <w:rPr>
-          <w:rFonts w:ascii="Times New Roman" w:eastAsia="Times New Roman" w:hAnsi="Times New Roman" w:cs="Times New Roman"/>
-          <w:sz w:val="24"/>
-          <w:szCs w:val="24"/>
-        </w:rPr>
-      </w:pPr>
-      <w:r>
-        <w:rPr>
-          <w:rFonts w:ascii="Times New Roman" w:eastAsia="Times New Roman" w:hAnsi="Times New Roman" w:cs="Times New Roman"/>
-          <w:sz w:val="24"/>
-          <w:szCs w:val="24"/>
-        </w:rPr>
-        <w:pict>
-          <v:rect id="_x0000_i1036" style="width:0;height:1.5pt" o:hralign="center" o:hrstd="t" o:hr="t" fillcolor="#a0a0a0" stroked="f"/>
-        </w:pict>
-      </w:r>
-    </w:p>
-    <w:p>
-      <w:pPr>
-        <w:spacing w:before="100" w:beforeAutospacing="1" w:after="100" w:afterAutospacing="1" w:line="240" w:lineRule="auto"/>
-        <w:outlineLvl w:val="0"/>
-        <w:rPr>
-          <w:rFonts w:ascii="Times New Roman" w:eastAsia="Times New Roman" w:hAnsi="Times New Roman" w:cs="Times New Roman"/>
-          <w:b/>
-          <w:bCs/>
-          <w:kern w:val="36"/>
-          <w:sz w:val="48"/>
-          <w:szCs w:val="48"/>
-        </w:rPr>
-      </w:pPr>
-      <w:r>
-        <w:rPr>
-          <w:rFonts w:ascii="Times New Roman" w:eastAsia="Times New Roman" w:hAnsi="Times New Roman" w:cs="Times New Roman"/>
-          <w:b/>
-          <w:bCs/>
-          <w:kern w:val="36"/>
-          <w:sz w:val="48"/>
-          <w:szCs w:val="48"/>
-        </w:rPr>
-        <w:t>12. Explain SOLID principles.</w:t>
-      </w:r>
-    </w:p>
-    <w:p>
-      <w:pPr>
-        <w:spacing w:before="100" w:beforeAutospacing="1" w:after="100" w:afterAutospacing="1" w:line="240" w:lineRule="auto"/>
-        <w:rPr>
-          <w:rFonts w:ascii="Times New Roman" w:eastAsia="Times New Roman" w:hAnsi="Times New Roman" w:cs="Times New Roman"/>
-          <w:sz w:val="24"/>
-          <w:szCs w:val="24"/>
-        </w:rPr>
-      </w:pPr>
-      <w:r>
-        <w:rPr>
-          <w:rFonts w:ascii="Times New Roman" w:eastAsia="Times New Roman" w:hAnsi="Times New Roman" w:cs="Times New Roman"/>
-          <w:b/>
-          <w:bCs/>
-          <w:sz w:val="24"/>
-          <w:szCs w:val="24"/>
-        </w:rPr>
-        <w:t>Answer:</w:t>
-      </w:r>
-    </w:p>
-    <w:p>
-      <w:pPr>
-        <w:spacing w:before="100" w:beforeAutospacing="1" w:after="100" w:afterAutospacing="1" w:line="240" w:lineRule="auto"/>
-        <w:outlineLvl w:val="2"/>
-        <w:rPr>
-          <w:rFonts w:ascii="Times New Roman" w:eastAsia="Times New Roman" w:hAnsi="Times New Roman" w:cs="Times New Roman"/>
-          <w:b/>
-          <w:bCs/>
-          <w:sz w:val="27"/>
-          <w:szCs w:val="27"/>
-        </w:rPr>
-      </w:pPr>
-      <w:r>
-        <w:rPr>
-          <w:rFonts w:ascii="Times New Roman" w:eastAsia="Times New Roman" w:hAnsi="Times New Roman" w:cs="Times New Roman"/>
-          <w:b/>
-          <w:bCs/>
-          <w:sz w:val="27"/>
-          <w:szCs w:val="27"/>
-        </w:rPr>
-        <w:t>S</w:t>
-      </w:r>
-    </w:p>
-    <w:p>
-      <w:pPr>
-        <w:spacing w:before="100" w:beforeAutospacing="1" w:after="100" w:afterAutospacing="1" w:line="240" w:lineRule="auto"/>
-        <w:rPr>
-          <w:rFonts w:ascii="Times New Roman" w:eastAsia="Times New Roman" w:hAnsi="Times New Roman" w:cs="Times New Roman"/>
-          <w:sz w:val="24"/>
-          <w:szCs w:val="24"/>
-        </w:rPr>
-      </w:pPr>
-      <w:r>
-        <w:rPr>
-          <w:rFonts w:ascii="Times New Roman" w:eastAsia="Times New Roman" w:hAnsi="Times New Roman" w:cs="Times New Roman"/>
-          <w:sz w:val="24"/>
-          <w:szCs w:val="24"/>
-        </w:rPr>
-        <w:t>Single Responsibility Principle</w:t>
-      </w:r>
-    </w:p>
-    <w:p>
-      <w:pPr>
-        <w:spacing w:before="100" w:beforeAutospacing="1" w:after="100" w:afterAutospacing="1" w:line="240" w:lineRule="auto"/>
-        <w:outlineLvl w:val="2"/>
-        <w:rPr>
-          <w:rFonts w:ascii="Times New Roman" w:eastAsia="Times New Roman" w:hAnsi="Times New Roman" w:cs="Times New Roman"/>
-          <w:b/>
-          <w:bCs/>
-          <w:sz w:val="27"/>
-          <w:szCs w:val="27"/>
-        </w:rPr>
-      </w:pPr>
-      <w:r>
-        <w:rPr>
-          <w:rFonts w:ascii="Times New Roman" w:eastAsia="Times New Roman" w:hAnsi="Times New Roman" w:cs="Times New Roman"/>
-          <w:b/>
-          <w:bCs/>
-          <w:sz w:val="27"/>
-          <w:szCs w:val="27"/>
-        </w:rPr>
-        <w:t>O</w:t>
-      </w:r>
-    </w:p>
-    <w:p>
-      <w:pPr>
-        <w:spacing w:before="100" w:beforeAutospacing="1" w:after="100" w:afterAutospacing="1" w:line="240" w:lineRule="auto"/>
-        <w:rPr>
-          <w:rFonts w:ascii="Times New Roman" w:eastAsia="Times New Roman" w:hAnsi="Times New Roman" w:cs="Times New Roman"/>
-          <w:sz w:val="24"/>
-          <w:szCs w:val="24"/>
-        </w:rPr>
-      </w:pPr>
-      <w:r>
-        <w:rPr>
-          <w:rFonts w:ascii="Times New Roman" w:eastAsia="Times New Roman" w:hAnsi="Times New Roman" w:cs="Times New Roman"/>
-          <w:sz w:val="24"/>
-          <w:szCs w:val="24"/>
-        </w:rPr>
-        <w:t>Open/Closed Principle</w:t>
-      </w:r>
-    </w:p>
-    <w:p>
-      <w:pPr>
-        <w:spacing w:before="100" w:beforeAutospacing="1" w:after="100" w:afterAutospacing="1" w:line="240" w:lineRule="auto"/>
-        <w:outlineLvl w:val="2"/>
-        <w:rPr>
-          <w:rFonts w:ascii="Times New Roman" w:eastAsia="Times New Roman" w:hAnsi="Times New Roman" w:cs="Times New Roman"/>
-          <w:b/>
-          <w:bCs/>
-          <w:sz w:val="27"/>
-          <w:szCs w:val="27"/>
-        </w:rPr>
-      </w:pPr>
-      <w:r>
-        <w:rPr>
-          <w:rFonts w:ascii="Times New Roman" w:eastAsia="Times New Roman" w:hAnsi="Times New Roman" w:cs="Times New Roman"/>
-          <w:b/>
-          <w:bCs/>
-          <w:sz w:val="27"/>
-          <w:szCs w:val="27"/>
-        </w:rPr>
-        <w:t>L</w:t>
-      </w:r>
-    </w:p>
-    <w:p>
-      <w:pPr>
-        <w:spacing w:before="100" w:beforeAutospacing="1" w:after="100" w:afterAutospacing="1" w:line="240" w:lineRule="auto"/>
-        <w:rPr>
-          <w:rFonts w:ascii="Times New Roman" w:eastAsia="Times New Roman" w:hAnsi="Times New Roman" w:cs="Times New Roman"/>
-          <w:sz w:val="24"/>
-          <w:szCs w:val="24"/>
-        </w:rPr>
-      </w:pPr>
-      <w:proofErr w:type="spellStart"/>
-      <w:r>
-        <w:rPr>
-          <w:rFonts w:ascii="Times New Roman" w:eastAsia="Times New Roman" w:hAnsi="Times New Roman" w:cs="Times New Roman"/>
-          <w:sz w:val="24"/>
-          <w:szCs w:val="24"/>
-        </w:rPr>
-        <w:t>Liskov</w:t>
-      </w:r>
-      <w:proofErr w:type="spellEnd"/>
-      <w:r>
-        <w:rPr>
-          <w:rFonts w:ascii="Times New Roman" w:eastAsia="Times New Roman" w:hAnsi="Times New Roman" w:cs="Times New Roman"/>
-          <w:sz w:val="24"/>
-          <w:szCs w:val="24"/>
-        </w:rPr>
-        <w:t xml:space="preserve"> Substitution Principle</w:t>
-      </w:r>
-    </w:p>
-    <w:p>
-      <w:pPr>
-        <w:spacing w:before="100" w:beforeAutospacing="1" w:after="100" w:afterAutospacing="1" w:line="240" w:lineRule="auto"/>
-        <w:outlineLvl w:val="2"/>
-        <w:rPr>
-          <w:rFonts w:ascii="Times New Roman" w:eastAsia="Times New Roman" w:hAnsi="Times New Roman" w:cs="Times New Roman"/>
-          <w:b/>
-          <w:bCs/>
-          <w:sz w:val="27"/>
-          <w:szCs w:val="27"/>
-        </w:rPr>
-      </w:pPr>
-      <w:r>
-        <w:rPr>
-          <w:rFonts w:ascii="Times New Roman" w:eastAsia="Times New Roman" w:hAnsi="Times New Roman" w:cs="Times New Roman"/>
-          <w:b/>
-          <w:bCs/>
-          <w:sz w:val="27"/>
-          <w:szCs w:val="27"/>
-        </w:rPr>
-        <w:t>I</w:t>
-      </w:r>
-    </w:p>
-    <w:p>
-      <w:pPr>
-        <w:spacing w:before="100" w:beforeAutospacing="1" w:after="100" w:afterAutospacing="1" w:line="240" w:lineRule="auto"/>
-        <w:rPr>
-          <w:rFonts w:ascii="Times New Roman" w:eastAsia="Times New Roman" w:hAnsi="Times New Roman" w:cs="Times New Roman"/>
-          <w:sz w:val="24"/>
-          <w:szCs w:val="24"/>
-        </w:rPr>
-      </w:pPr>
-      <w:r>
-        <w:rPr>
-          <w:rFonts w:ascii="Times New Roman" w:eastAsia="Times New Roman" w:hAnsi="Times New Roman" w:cs="Times New Roman"/>
-          <w:sz w:val="24"/>
-          <w:szCs w:val="24"/>
-        </w:rPr>
-        <w:t>Interface Segregation Principle</w:t>
-      </w:r>
-    </w:p>
-    <w:p>
-      <w:pPr>
-        <w:spacing w:before="100" w:beforeAutospacing="1" w:after="100" w:afterAutospacing="1" w:line="240" w:lineRule="auto"/>
-        <w:outlineLvl w:val="2"/>
-        <w:rPr>
-          <w:rFonts w:ascii="Times New Roman" w:eastAsia="Times New Roman" w:hAnsi="Times New Roman" w:cs="Times New Roman"/>
-          <w:b/>
-          <w:bCs/>
-          <w:sz w:val="27"/>
-          <w:szCs w:val="27"/>
-        </w:rPr>
-      </w:pPr>
-      <w:r>
-        <w:rPr>
-          <w:rFonts w:ascii="Times New Roman" w:eastAsia="Times New Roman" w:hAnsi="Times New Roman" w:cs="Times New Roman"/>
-          <w:b/>
-          <w:bCs/>
-          <w:sz w:val="27"/>
-          <w:szCs w:val="27"/>
-        </w:rPr>
-        <w:lastRenderedPageBreak/>
-        <w:t>D</w:t>
-      </w:r>
-    </w:p>
-    <w:p>
-      <w:pPr>
-        <w:spacing w:before="100" w:beforeAutospacing="1" w:after="100" w:afterAutospacing="1" w:line="240" w:lineRule="auto"/>
-        <w:rPr>
-          <w:rFonts w:ascii="Times New Roman" w:eastAsia="Times New Roman" w:hAnsi="Times New Roman" w:cs="Times New Roman"/>
-          <w:sz w:val="24"/>
-          <w:szCs w:val="24"/>
-        </w:rPr>
-      </w:pPr>
-      <w:r>
-        <w:rPr>
-          <w:rFonts w:ascii="Times New Roman" w:eastAsia="Times New Roman" w:hAnsi="Times New Roman" w:cs="Times New Roman"/>
-          <w:sz w:val="24"/>
-          <w:szCs w:val="24"/>
-        </w:rPr>
-        <w:t>Dependency Inversion Principle</w:t>
-      </w:r>
-    </w:p>
-    <w:p>
-      <w:pPr>
-        <w:spacing w:before="100" w:beforeAutospacing="1" w:after="100" w:afterAutospacing="1" w:line="240" w:lineRule="auto"/>
-        <w:rPr>
-          <w:rFonts w:ascii="Times New Roman" w:eastAsia="Times New Roman" w:hAnsi="Times New Roman" w:cs="Times New Roman"/>
-          <w:sz w:val="24"/>
-          <w:szCs w:val="24"/>
-        </w:rPr>
-      </w:pPr>
-      <w:r>
-        <w:rPr>
-          <w:rFonts w:ascii="Times New Roman" w:eastAsia="Times New Roman" w:hAnsi="Times New Roman" w:cs="Times New Roman"/>
-          <w:sz w:val="24"/>
-          <w:szCs w:val="24"/>
-        </w:rPr>
-        <w:t>SOLID improves maintainability and scalability.</w:t>
-      </w:r>
-    </w:p>
-    <w:p>
-      <w:pPr>
-        <w:spacing w:after="0" w:line="240" w:lineRule="auto"/>
-        <w:rPr>
-          <w:rFonts w:ascii="Times New Roman" w:eastAsia="Times New Roman" w:hAnsi="Times New Roman" w:cs="Times New Roman"/>
-          <w:sz w:val="24"/>
-          <w:szCs w:val="24"/>
-        </w:rPr>
-      </w:pPr>
-      <w:r>
-        <w:rPr>
-          <w:rFonts w:ascii="Times New Roman" w:eastAsia="Times New Roman" w:hAnsi="Times New Roman" w:cs="Times New Roman"/>
-          <w:sz w:val="24"/>
-          <w:szCs w:val="24"/>
-        </w:rPr>
-        <w:pict>
-          <v:rect id="_x0000_i1037" style="width:0;height:1.5pt" o:hralign="center" o:hrstd="t" o:hr="t" fillcolor="#a0a0a0" stroked="f"/>
-        </w:pict>
-      </w:r>
-    </w:p>
-    <w:p>
-      <w:pPr>
-        <w:spacing w:before="100" w:beforeAutospacing="1" w:after="100" w:afterAutospacing="1" w:line="240" w:lineRule="auto"/>
-        <w:outlineLvl w:val="0"/>
-        <w:rPr>
-          <w:rFonts w:ascii="Times New Roman" w:eastAsia="Times New Roman" w:hAnsi="Times New Roman" w:cs="Times New Roman"/>
-          <w:b/>
-          <w:bCs/>
-          <w:kern w:val="36"/>
-          <w:sz w:val="48"/>
-          <w:szCs w:val="48"/>
-        </w:rPr>
-      </w:pPr>
-      <w:r>
-        <w:rPr>
-          <w:rFonts w:ascii="Times New Roman" w:eastAsia="Times New Roman" w:hAnsi="Times New Roman" w:cs="Times New Roman"/>
-          <w:b/>
-          <w:bCs/>
-          <w:kern w:val="36"/>
-          <w:sz w:val="48"/>
-          <w:szCs w:val="48"/>
-        </w:rPr>
-        <w:t>13. What is the Repository Pattern?</w:t>
-      </w:r>
-    </w:p>
-    <w:p>
-      <w:pPr>
-        <w:spacing w:before="100" w:beforeAutospacing="1" w:after="100" w:afterAutospacing="1" w:line="240" w:lineRule="auto"/>
-        <w:rPr>
-          <w:rFonts w:ascii="Times New Roman" w:eastAsia="Times New Roman" w:hAnsi="Times New Roman" w:cs="Times New Roman"/>
-          <w:sz w:val="24"/>
-          <w:szCs w:val="24"/>
-        </w:rPr>
-      </w:pPr>
-      <w:r>
-        <w:rPr>
-          <w:rFonts w:ascii="Times New Roman" w:eastAsia="Times New Roman" w:hAnsi="Times New Roman" w:cs="Times New Roman"/>
-          <w:b/>
-          <w:bCs/>
-          <w:sz w:val="24"/>
-          <w:szCs w:val="24"/>
-        </w:rPr>
-        <w:t>Answer:</w:t>
-      </w:r>
-    </w:p>
-    <w:p>
-      <w:pPr>
-        <w:spacing w:before="100" w:beforeAutospacing="1" w:after="100" w:afterAutospacing="1" w:line="240" w:lineRule="auto"/>
-        <w:rPr>
-          <w:rFonts w:ascii="Times New Roman" w:eastAsia="Times New Roman" w:hAnsi="Times New Roman" w:cs="Times New Roman"/>
-          <w:sz w:val="24"/>
-          <w:szCs w:val="24"/>
-        </w:rPr>
-      </w:pPr>
-      <w:r>
-        <w:rPr>
-          <w:rFonts w:ascii="Times New Roman" w:eastAsia="Times New Roman" w:hAnsi="Times New Roman" w:cs="Times New Roman"/>
-          <w:sz w:val="24"/>
-          <w:szCs w:val="24"/>
-        </w:rPr>
-        <w:t>The Repository Pattern abstracts database access.</w:t>
-      </w:r>
-    </w:p>
-    <w:p>
-      <w:pPr>
-        <w:tabs>
-          <w:tab w:val="left" w:pos="916"/>
-          <w:tab w:val="left" w:pos="1832"/>
-          <w:tab w:val="left" w:pos="2748"/>
-          <w:tab w:val="left" w:pos="3664"/>
-          <w:tab w:val="left" w:pos="4580"/>
-          <w:tab w:val="left" w:pos="5496"/>
-          <w:tab w:val="left" w:pos="6412"/>
-          <w:tab w:val="left" w:pos="7328"/>
-          <w:tab w:val="left" w:pos="8244"/>
-          <w:tab w:val="left" w:pos="9160"/>
-          <w:tab w:val="left" w:pos="10076"/>
-          <w:tab w:val="left" w:pos="10992"/>
-          <w:tab w:val="left" w:pos="11908"/>
-          <w:tab w:val="left" w:pos="12824"/>
-          <w:tab w:val="left" w:pos="13740"/>
-          <w:tab w:val="left" w:pos="14656"/>
-        </w:tabs>
-        <w:spacing w:after="0" w:line="240" w:lineRule="auto"/>
-        <w:rPr>
-          <w:rFonts w:ascii="Courier New" w:eastAsia="Times New Roman" w:hAnsi="Courier New" w:cs="Courier New"/>
-          <w:sz w:val="20"/>
-          <w:szCs w:val="20"/>
-        </w:rPr>
-      </w:pPr>
-      <w:r>
-        <w:rPr>
-          <w:rFonts w:ascii="Courier New" w:eastAsia="Times New Roman" w:hAnsi="Courier New" w:cs="Courier New"/>
-          <w:sz w:val="20"/>
-          <w:szCs w:val="20"/>
-        </w:rPr>
-        <w:t>$</w:t>
-      </w:r>
-      <w:proofErr w:type="spellStart"/>
-      <w:r>
-        <w:rPr>
-          <w:rFonts w:ascii="Courier New" w:eastAsia="Times New Roman" w:hAnsi="Courier New" w:cs="Courier New"/>
-          <w:sz w:val="20"/>
-          <w:szCs w:val="20"/>
-        </w:rPr>
-        <w:t>userRepository</w:t>
-      </w:r>
-      <w:proofErr w:type="spellEnd"/>
-      <w:r>
-        <w:rPr>
-          <w:rFonts w:ascii="Courier New" w:eastAsia="Times New Roman" w:hAnsi="Courier New" w:cs="Courier New"/>
-          <w:sz w:val="20"/>
-          <w:szCs w:val="20"/>
-        </w:rPr>
-        <w:t>-&gt;</w:t>
-      </w:r>
-      <w:proofErr w:type="spellStart"/>
-      <w:proofErr w:type="gramStart"/>
-      <w:r>
-        <w:rPr>
-          <w:rFonts w:ascii="Courier New" w:eastAsia="Times New Roman" w:hAnsi="Courier New" w:cs="Courier New"/>
-          <w:sz w:val="20"/>
-          <w:szCs w:val="20"/>
-        </w:rPr>
-        <w:t>findById</w:t>
-      </w:r>
-      <w:proofErr w:type="spellEnd"/>
-      <w:r>
-        <w:rPr>
-          <w:rFonts w:ascii="Courier New" w:eastAsia="Times New Roman" w:hAnsi="Courier New" w:cs="Courier New"/>
-          <w:sz w:val="20"/>
-          <w:szCs w:val="20"/>
-        </w:rPr>
-        <w:t>(</w:t>
-      </w:r>
-      <w:proofErr w:type="gramEnd"/>
-      <w:r>
-        <w:rPr>
-          <w:rFonts w:ascii="Courier New" w:eastAsia="Times New Roman" w:hAnsi="Courier New" w:cs="Courier New"/>
-          <w:sz w:val="20"/>
-          <w:szCs w:val="20"/>
-        </w:rPr>
-        <w:t>$id);</w:t>
-      </w:r>
-    </w:p>
-    <w:p>
-      <w:pPr>
-        <w:spacing w:before="100" w:beforeAutospacing="1" w:after="100" w:afterAutospacing="1" w:line="240" w:lineRule="auto"/>
-        <w:rPr>
-          <w:rFonts w:ascii="Times New Roman" w:eastAsia="Times New Roman" w:hAnsi="Times New Roman" w:cs="Times New Roman"/>
-          <w:sz w:val="24"/>
-          <w:szCs w:val="24"/>
-        </w:rPr>
-      </w:pPr>
-      <w:r>
-        <w:rPr>
-          <w:rFonts w:ascii="Times New Roman" w:eastAsia="Times New Roman" w:hAnsi="Times New Roman" w:cs="Times New Roman"/>
-          <w:sz w:val="24"/>
-          <w:szCs w:val="24"/>
-        </w:rPr>
-        <w:t>Benefits:</w:t>
-      </w:r>
-    </w:p>
-    <w:p>
-      <w:pPr>
-        <w:numPr>
-          <w:ilvl w:val="0"/>
-          <w:numId w:val="9"/>
-        </w:numPr>
-        <w:spacing w:before="100" w:beforeAutospacing="1" w:after="100" w:afterAutospacing="1" w:line="240" w:lineRule="auto"/>
-        <w:rPr>
-          <w:rFonts w:ascii="Times New Roman" w:eastAsia="Times New Roman" w:hAnsi="Times New Roman" w:cs="Times New Roman"/>
-          <w:sz w:val="24"/>
-          <w:szCs w:val="24"/>
-        </w:rPr>
-      </w:pPr>
-      <w:r>
-        <w:rPr>
-          <w:rFonts w:ascii="Times New Roman" w:eastAsia="Times New Roman" w:hAnsi="Times New Roman" w:cs="Times New Roman"/>
-          <w:sz w:val="24"/>
-          <w:szCs w:val="24"/>
-        </w:rPr>
-        <w:t>Cleaner business logic</w:t>
-      </w:r>
-    </w:p>
-    <w:p>
-      <w:pPr>
-        <w:numPr>
-          <w:ilvl w:val="0"/>
-          <w:numId w:val="9"/>
-        </w:numPr>
-        <w:spacing w:before="100" w:beforeAutospacing="1" w:after="100" w:afterAutospacing="1" w:line="240" w:lineRule="auto"/>
-        <w:rPr>
-          <w:rFonts w:ascii="Times New Roman" w:eastAsia="Times New Roman" w:hAnsi="Times New Roman" w:cs="Times New Roman"/>
-          <w:sz w:val="24"/>
-          <w:szCs w:val="24"/>
-        </w:rPr>
-      </w:pPr>
-      <w:r>
-        <w:rPr>
-          <w:rFonts w:ascii="Times New Roman" w:eastAsia="Times New Roman" w:hAnsi="Times New Roman" w:cs="Times New Roman"/>
-          <w:sz w:val="24"/>
-          <w:szCs w:val="24"/>
-        </w:rPr>
-        <w:t>Easier testing</w:t>
-      </w:r>
-    </w:p>
-    <w:p>
-      <w:pPr>
-        <w:numPr>
-          <w:ilvl w:val="0"/>
-          <w:numId w:val="9"/>
-        </w:numPr>
-        <w:spacing w:before="100" w:beforeAutospacing="1" w:after="100" w:afterAutospacing="1" w:line="240" w:lineRule="auto"/>
-        <w:rPr>
-          <w:rFonts w:ascii="Times New Roman" w:eastAsia="Times New Roman" w:hAnsi="Times New Roman" w:cs="Times New Roman"/>
-          <w:sz w:val="24"/>
-          <w:szCs w:val="24"/>
-        </w:rPr>
-      </w:pPr>
-      <w:r>
-        <w:rPr>
-          <w:rFonts w:ascii="Times New Roman" w:eastAsia="Times New Roman" w:hAnsi="Times New Roman" w:cs="Times New Roman"/>
-          <w:sz w:val="24"/>
-          <w:szCs w:val="24"/>
-        </w:rPr>
-        <w:t>Database independence</w:t>
-      </w:r>
-    </w:p>
-    <w:p>
-      <w:pPr>
-        <w:spacing w:after="0" w:line="240" w:lineRule="auto"/>
-        <w:rPr>
-          <w:rFonts w:ascii="Times New Roman" w:eastAsia="Times New Roman" w:hAnsi="Times New Roman" w:cs="Times New Roman"/>
-          <w:sz w:val="24"/>
-          <w:szCs w:val="24"/>
-        </w:rPr>
-      </w:pPr>
-      <w:r>
-        <w:rPr>
-          <w:rFonts w:ascii="Times New Roman" w:eastAsia="Times New Roman" w:hAnsi="Times New Roman" w:cs="Times New Roman"/>
-          <w:sz w:val="24"/>
-          <w:szCs w:val="24"/>
-        </w:rPr>
-        <w:pict>
-          <v:rect id="_x0000_i1038" style="width:0;height:1.5pt" o:hralign="center" o:hrstd="t" o:hr="t" fillcolor="#a0a0a0" stroked="f"/>
-        </w:pict>
-      </w:r>
-    </w:p>
-    <w:p>
-      <w:pPr>
-        <w:spacing w:before="100" w:beforeAutospacing="1" w:after="100" w:afterAutospacing="1" w:line="240" w:lineRule="auto"/>
-        <w:outlineLvl w:val="0"/>
-        <w:rPr>
-          <w:rFonts w:ascii="Times New Roman" w:eastAsia="Times New Roman" w:hAnsi="Times New Roman" w:cs="Times New Roman"/>
-          <w:b/>
-          <w:bCs/>
-          <w:kern w:val="36"/>
-          <w:sz w:val="48"/>
-          <w:szCs w:val="48"/>
-        </w:rPr>
-      </w:pPr>
-      <w:r>
-        <w:rPr>
-          <w:rFonts w:ascii="Times New Roman" w:eastAsia="Times New Roman" w:hAnsi="Times New Roman" w:cs="Times New Roman"/>
-          <w:b/>
-          <w:bCs/>
-          <w:kern w:val="36"/>
-          <w:sz w:val="48"/>
-          <w:szCs w:val="48"/>
-        </w:rPr>
-        <w:t>14. What is the Service Layer Pattern?</w:t>
-      </w:r>
-    </w:p>
-    <w:p>
-      <w:pPr>
-        <w:spacing w:before="100" w:beforeAutospacing="1" w:after="100" w:afterAutospacing="1" w:line="240" w:lineRule="auto"/>
-        <w:rPr>
-          <w:rFonts w:ascii="Times New Roman" w:eastAsia="Times New Roman" w:hAnsi="Times New Roman" w:cs="Times New Roman"/>
-          <w:sz w:val="24"/>
-          <w:szCs w:val="24"/>
-        </w:rPr>
-      </w:pPr>
-      <w:r>
-        <w:rPr>
-          <w:rFonts w:ascii="Times New Roman" w:eastAsia="Times New Roman" w:hAnsi="Times New Roman" w:cs="Times New Roman"/>
-          <w:b/>
-          <w:bCs/>
-          <w:sz w:val="24"/>
-          <w:szCs w:val="24"/>
-        </w:rPr>
-        <w:t>Answer:</w:t>
-      </w:r>
-    </w:p>
-    <w:p>
-      <w:pPr>
-        <w:spacing w:before="100" w:beforeAutospacing="1" w:after="100" w:afterAutospacing="1" w:line="240" w:lineRule="auto"/>
-        <w:rPr>
-          <w:rFonts w:ascii="Times New Roman" w:eastAsia="Times New Roman" w:hAnsi="Times New Roman" w:cs="Times New Roman"/>
-          <w:sz w:val="24"/>
-          <w:szCs w:val="24"/>
-        </w:rPr>
-      </w:pPr>
-      <w:r>
-        <w:rPr>
-          <w:rFonts w:ascii="Times New Roman" w:eastAsia="Times New Roman" w:hAnsi="Times New Roman" w:cs="Times New Roman"/>
-          <w:sz w:val="24"/>
-          <w:szCs w:val="24"/>
-        </w:rPr>
-        <w:t>Services contain business logic.</w:t>
-      </w:r>
-    </w:p>
-    <w:p>
-      <w:pPr>
-        <w:spacing w:before="100" w:beforeAutospacing="1" w:after="100" w:afterAutospacing="1" w:line="240" w:lineRule="auto"/>
-        <w:rPr>
-          <w:rFonts w:ascii="Times New Roman" w:eastAsia="Times New Roman" w:hAnsi="Times New Roman" w:cs="Times New Roman"/>
-          <w:sz w:val="24"/>
-          <w:szCs w:val="24"/>
-        </w:rPr>
-      </w:pPr>
-      <w:r>
-        <w:rPr>
-          <w:rFonts w:ascii="Times New Roman" w:eastAsia="Times New Roman" w:hAnsi="Times New Roman" w:cs="Times New Roman"/>
-          <w:sz w:val="24"/>
-          <w:szCs w:val="24"/>
-        </w:rPr>
-        <w:t>Example:</w:t>
-      </w:r>
-    </w:p>
-    <w:p>
-      <w:pPr>
-        <w:tabs>
-          <w:tab w:val="left" w:pos="916"/>
-          <w:tab w:val="left" w:pos="1832"/>
-          <w:tab w:val="left" w:pos="2748"/>
-          <w:tab w:val="left" w:pos="3664"/>
-          <w:tab w:val="left" w:pos="4580"/>
-          <w:tab w:val="left" w:pos="5496"/>
-          <w:tab w:val="left" w:pos="6412"/>
-          <w:tab w:val="left" w:pos="7328"/>
-          <w:tab w:val="left" w:pos="8244"/>
-          <w:tab w:val="left" w:pos="9160"/>
-          <w:tab w:val="left" w:pos="10076"/>
-          <w:tab w:val="left" w:pos="10992"/>
-          <w:tab w:val="left" w:pos="11908"/>
-          <w:tab w:val="left" w:pos="12824"/>
-          <w:tab w:val="left" w:pos="13740"/>
-          <w:tab w:val="left" w:pos="14656"/>
-        </w:tabs>
-        <w:spacing w:after="0" w:line="240" w:lineRule="auto"/>
-        <w:rPr>
-          <w:rFonts w:ascii="Courier New" w:eastAsia="Times New Roman" w:hAnsi="Courier New" w:cs="Courier New"/>
-          <w:sz w:val="20"/>
-          <w:szCs w:val="20"/>
-        </w:rPr>
-      </w:pPr>
-      <w:proofErr w:type="spellStart"/>
-      <w:r>
-        <w:rPr>
-          <w:rFonts w:ascii="Courier New" w:eastAsia="Times New Roman" w:hAnsi="Courier New" w:cs="Courier New"/>
-          <w:sz w:val="20"/>
-          <w:szCs w:val="20"/>
-        </w:rPr>
-        <w:t>UserService</w:t>
-      </w:r>
-      <w:proofErr w:type="spellEnd"/>
-    </w:p>
-    <w:p>
-      <w:pPr>
-        <w:spacing w:before="100" w:beforeAutospacing="1" w:after="100" w:afterAutospacing="1" w:line="240" w:lineRule="auto"/>
-        <w:rPr>
-          <w:rFonts w:ascii="Times New Roman" w:eastAsia="Times New Roman" w:hAnsi="Times New Roman" w:cs="Times New Roman"/>
-          <w:sz w:val="24"/>
-          <w:szCs w:val="24"/>
-        </w:rPr>
-      </w:pPr>
-      <w:r>
-        <w:rPr>
-          <w:rFonts w:ascii="Times New Roman" w:eastAsia="Times New Roman" w:hAnsi="Times New Roman" w:cs="Times New Roman"/>
-          <w:sz w:val="24"/>
-          <w:szCs w:val="24"/>
-        </w:rPr>
-        <w:t>Responsibilities:</w:t>
-      </w:r>
-    </w:p>
-    <w:p>
-      <w:pPr>
-        <w:numPr>
-          <w:ilvl w:val="0"/>
-          <w:numId w:val="10"/>
-        </w:numPr>
-        <w:spacing w:before="100" w:beforeAutospacing="1" w:after="100" w:afterAutospacing="1" w:line="240" w:lineRule="auto"/>
-        <w:rPr>
-          <w:rFonts w:ascii="Times New Roman" w:eastAsia="Times New Roman" w:hAnsi="Times New Roman" w:cs="Times New Roman"/>
-          <w:sz w:val="24"/>
-          <w:szCs w:val="24"/>
-        </w:rPr>
-      </w:pPr>
-      <w:r>
-        <w:rPr>
-          <w:rFonts w:ascii="Times New Roman" w:eastAsia="Times New Roman" w:hAnsi="Times New Roman" w:cs="Times New Roman"/>
-          <w:sz w:val="24"/>
-          <w:szCs w:val="24"/>
-        </w:rPr>
-        <w:t>Validation</w:t>
-      </w:r>
-    </w:p>
-    <w:p>
-      <w:pPr>
-        <w:numPr>
-          <w:ilvl w:val="0"/>
-          <w:numId w:val="10"/>
-        </w:numPr>
-        <w:spacing w:before="100" w:beforeAutospacing="1" w:after="100" w:afterAutospacing="1" w:line="240" w:lineRule="auto"/>
-        <w:rPr>
-          <w:rFonts w:ascii="Times New Roman" w:eastAsia="Times New Roman" w:hAnsi="Times New Roman" w:cs="Times New Roman"/>
-          <w:sz w:val="24"/>
-          <w:szCs w:val="24"/>
-        </w:rPr>
-      </w:pPr>
-      <w:r>
-        <w:rPr>
-          <w:rFonts w:ascii="Times New Roman" w:eastAsia="Times New Roman" w:hAnsi="Times New Roman" w:cs="Times New Roman"/>
-          <w:sz w:val="24"/>
-          <w:szCs w:val="24"/>
-        </w:rPr>
-        <w:t>Business rules</w:t>
-      </w:r>
-    </w:p>
-    <w:p>
-      <w:pPr>
-        <w:numPr>
-          <w:ilvl w:val="0"/>
-          <w:numId w:val="10"/>
-        </w:numPr>
-        <w:spacing w:before="100" w:beforeAutospacing="1" w:after="100" w:afterAutospacing="1" w:line="240" w:lineRule="auto"/>
-        <w:rPr>
-          <w:rFonts w:ascii="Times New Roman" w:eastAsia="Times New Roman" w:hAnsi="Times New Roman" w:cs="Times New Roman"/>
-          <w:sz w:val="24"/>
-          <w:szCs w:val="24"/>
-        </w:rPr>
-      </w:pPr>
-      <w:r>
-        <w:rPr>
-          <w:rFonts w:ascii="Times New Roman" w:eastAsia="Times New Roman" w:hAnsi="Times New Roman" w:cs="Times New Roman"/>
-          <w:sz w:val="24"/>
-          <w:szCs w:val="24"/>
-        </w:rPr>
-        <w:t>Process orchestration</w:t>
-      </w:r>
-    </w:p>
-    <w:p>
-      <w:pPr>
-        <w:spacing w:before="100" w:beforeAutospacing="1" w:after="100" w:afterAutospacing="1" w:line="240" w:lineRule="auto"/>
-        <w:rPr>
-          <w:rFonts w:ascii="Times New Roman" w:eastAsia="Times New Roman" w:hAnsi="Times New Roman" w:cs="Times New Roman"/>
-          <w:sz w:val="24"/>
-          <w:szCs w:val="24"/>
-        </w:rPr>
-      </w:pPr>
-      <w:r>
-        <w:rPr>
-          <w:rFonts w:ascii="Times New Roman" w:eastAsia="Times New Roman" w:hAnsi="Times New Roman" w:cs="Times New Roman"/>
-          <w:sz w:val="24"/>
-          <w:szCs w:val="24"/>
-        </w:rPr>
-        <w:t>Controllers remain thin.</w:t>
-      </w:r>
-    </w:p>
-    <w:p>
-      <w:pPr>
-        <w:spacing w:after="0" w:line="240" w:lineRule="auto"/>
-        <w:rPr>
-          <w:rFonts w:ascii="Times New Roman" w:eastAsia="Times New Roman" w:hAnsi="Times New Roman" w:cs="Times New Roman"/>
-          <w:sz w:val="24"/>
-          <w:szCs w:val="24"/>
-        </w:rPr>
-      </w:pPr>
-      <w:r>
-        <w:rPr>
-          <w:rFonts w:ascii="Times New Roman" w:eastAsia="Times New Roman" w:hAnsi="Times New Roman" w:cs="Times New Roman"/>
-          <w:sz w:val="24"/>
-          <w:szCs w:val="24"/>
-        </w:rPr>
-        <w:pict>
-          <v:rect id="_x0000_i1039" style="width:0;height:1.5pt" o:hralign="center" o:hrstd="t" o:hr="t" fillcolor="#a0a0a0" stroked="f"/>
-        </w:pict>
-      </w:r>
-    </w:p>
-    <w:p>
-      <w:pPr>
-        <w:spacing w:before="100" w:beforeAutospacing="1" w:after="100" w:afterAutospacing="1" w:line="240" w:lineRule="auto"/>
-        <w:outlineLvl w:val="0"/>
-        <w:rPr>
-          <w:rFonts w:ascii="Times New Roman" w:eastAsia="Times New Roman" w:hAnsi="Times New Roman" w:cs="Times New Roman"/>
-          <w:b/>
-          <w:bCs/>
-          <w:kern w:val="36"/>
-          <w:sz w:val="48"/>
-          <w:szCs w:val="48"/>
-        </w:rPr>
-      </w:pPr>
-      <w:r>
-        <w:rPr>
-          <w:rFonts w:ascii="Times New Roman" w:eastAsia="Times New Roman" w:hAnsi="Times New Roman" w:cs="Times New Roman"/>
-          <w:b/>
-          <w:bCs/>
-          <w:kern w:val="36"/>
-          <w:sz w:val="48"/>
-          <w:szCs w:val="48"/>
-        </w:rPr>
-        <w:lastRenderedPageBreak/>
-        <w:t xml:space="preserve">15. What is the difference between </w:t>
-      </w:r>
-      <w:r>
-        <w:rPr>
-          <w:rFonts w:ascii="Courier New" w:eastAsia="Times New Roman" w:hAnsi="Courier New" w:cs="Courier New"/>
-          <w:b/>
-          <w:bCs/>
-          <w:kern w:val="36"/>
-          <w:sz w:val="20"/>
-          <w:szCs w:val="20"/>
-        </w:rPr>
-        <w:t>==</w:t>
-      </w:r>
-      <w:r>
-        <w:rPr>
-          <w:rFonts w:ascii="Times New Roman" w:eastAsia="Times New Roman" w:hAnsi="Times New Roman" w:cs="Times New Roman"/>
-          <w:b/>
-          <w:bCs/>
-          <w:kern w:val="36"/>
-          <w:sz w:val="48"/>
-          <w:szCs w:val="48"/>
-        </w:rPr>
-        <w:t xml:space="preserve"> and </w:t>
-      </w:r>
-      <w:r>
-        <w:rPr>
-          <w:rFonts w:ascii="Courier New" w:eastAsia="Times New Roman" w:hAnsi="Courier New" w:cs="Courier New"/>
-          <w:b/>
-          <w:bCs/>
-          <w:kern w:val="36"/>
-          <w:sz w:val="20"/>
-          <w:szCs w:val="20"/>
-        </w:rPr>
-        <w:t>===</w:t>
-      </w:r>
-      <w:r>
-        <w:rPr>
-          <w:rFonts w:ascii="Times New Roman" w:eastAsia="Times New Roman" w:hAnsi="Times New Roman" w:cs="Times New Roman"/>
-          <w:b/>
-          <w:bCs/>
-          <w:kern w:val="36"/>
-          <w:sz w:val="48"/>
-          <w:szCs w:val="48"/>
-        </w:rPr>
-        <w:t xml:space="preserve"> in PHP?</w:t>
-      </w:r>
-    </w:p>
-    <w:p>
-      <w:pPr>
-        <w:spacing w:before="100" w:beforeAutospacing="1" w:after="100" w:afterAutospacing="1" w:line="240" w:lineRule="auto"/>
-        <w:rPr>
-          <w:rFonts w:ascii="Times New Roman" w:eastAsia="Times New Roman" w:hAnsi="Times New Roman" w:cs="Times New Roman"/>
-          <w:sz w:val="24"/>
-          <w:szCs w:val="24"/>
-        </w:rPr>
-      </w:pPr>
-      <w:r>
-        <w:rPr>
-          <w:rFonts w:ascii="Times New Roman" w:eastAsia="Times New Roman" w:hAnsi="Times New Roman" w:cs="Times New Roman"/>
-          <w:b/>
-          <w:bCs/>
-          <w:sz w:val="24"/>
-          <w:szCs w:val="24"/>
-        </w:rPr>
-        <w:t>Answer:</w:t>
-      </w:r>
-    </w:p>
-    <w:p>
-      <w:pPr>
-        <w:spacing w:before="100" w:beforeAutospacing="1" w:after="100" w:afterAutospacing="1" w:line="240" w:lineRule="auto"/>
-        <w:outlineLvl w:val="2"/>
-        <w:rPr>
-          <w:rFonts w:ascii="Times New Roman" w:eastAsia="Times New Roman" w:hAnsi="Times New Roman" w:cs="Times New Roman"/>
-          <w:b/>
-          <w:bCs/>
-          <w:sz w:val="27"/>
-          <w:szCs w:val="27"/>
-        </w:rPr>
-      </w:pPr>
-      <w:r>
-        <w:rPr>
-          <w:rFonts w:ascii="Courier New" w:eastAsia="Times New Roman" w:hAnsi="Courier New" w:cs="Courier New"/>
-          <w:b/>
-          <w:bCs/>
-          <w:sz w:val="20"/>
-          <w:szCs w:val="20"/>
-        </w:rPr>
-        <w:t>==</w:t>
-      </w:r>
-    </w:p>
-    <w:p>
-      <w:pPr>
-        <w:spacing w:before="100" w:beforeAutospacing="1" w:after="100" w:afterAutospacing="1" w:line="240" w:lineRule="auto"/>
-        <w:rPr>
-          <w:rFonts w:ascii="Times New Roman" w:eastAsia="Times New Roman" w:hAnsi="Times New Roman" w:cs="Times New Roman"/>
-          <w:sz w:val="24"/>
-          <w:szCs w:val="24"/>
-        </w:rPr>
-      </w:pPr>
-      <w:r>
-        <w:rPr>
-          <w:rFonts w:ascii="Times New Roman" w:eastAsia="Times New Roman" w:hAnsi="Times New Roman" w:cs="Times New Roman"/>
-          <w:sz w:val="24"/>
-          <w:szCs w:val="24"/>
-        </w:rPr>
-        <w:t>Compares values after type conversion.</w:t>
-      </w:r>
-    </w:p>
-    <w:p>
-      <w:pPr>
-        <w:tabs>
-          <w:tab w:val="left" w:pos="916"/>
-          <w:tab w:val="left" w:pos="1832"/>
-          <w:tab w:val="left" w:pos="2748"/>
-          <w:tab w:val="left" w:pos="3664"/>
-          <w:tab w:val="left" w:pos="4580"/>
-          <w:tab w:val="left" w:pos="5496"/>
-          <w:tab w:val="left" w:pos="6412"/>
-          <w:tab w:val="left" w:pos="7328"/>
-          <w:tab w:val="left" w:pos="8244"/>
-          <w:tab w:val="left" w:pos="9160"/>
-          <w:tab w:val="left" w:pos="10076"/>
-          <w:tab w:val="left" w:pos="10992"/>
-          <w:tab w:val="left" w:pos="11908"/>
-          <w:tab w:val="left" w:pos="12824"/>
-          <w:tab w:val="left" w:pos="13740"/>
-          <w:tab w:val="left" w:pos="14656"/>
-        </w:tabs>
-        <w:spacing w:after="0" w:line="240" w:lineRule="auto"/>
-        <w:rPr>
-          <w:rFonts w:ascii="Courier New" w:eastAsia="Times New Roman" w:hAnsi="Courier New" w:cs="Courier New"/>
-          <w:sz w:val="20"/>
-          <w:szCs w:val="20"/>
-        </w:rPr>
-      </w:pPr>
-      <w:r>
-        <w:rPr>
-          <w:rFonts w:ascii="Courier New" w:eastAsia="Times New Roman" w:hAnsi="Courier New" w:cs="Courier New"/>
-          <w:sz w:val="20"/>
-          <w:szCs w:val="20"/>
-        </w:rPr>
-        <w:t>5 == "5"</w:t>
-      </w:r>
-    </w:p>
-    <w:p>
-      <w:pPr>
-        <w:spacing w:before="100" w:beforeAutospacing="1" w:after="100" w:afterAutospacing="1" w:line="240" w:lineRule="auto"/>
-        <w:rPr>
-          <w:rFonts w:ascii="Times New Roman" w:eastAsia="Times New Roman" w:hAnsi="Times New Roman" w:cs="Times New Roman"/>
-          <w:sz w:val="24"/>
-          <w:szCs w:val="24"/>
-        </w:rPr>
-      </w:pPr>
-      <w:r>
-        <w:rPr>
-          <w:rFonts w:ascii="Times New Roman" w:eastAsia="Times New Roman" w:hAnsi="Times New Roman" w:cs="Times New Roman"/>
-          <w:sz w:val="24"/>
-          <w:szCs w:val="24"/>
-        </w:rPr>
-        <w:t>Returns:</w:t>
-      </w:r>
-    </w:p>
-    <w:p>
-      <w:pPr>
-        <w:tabs>
-          <w:tab w:val="left" w:pos="916"/>
-          <w:tab w:val="left" w:pos="1832"/>
-          <w:tab w:val="left" w:pos="2748"/>
-          <w:tab w:val="left" w:pos="3664"/>
-          <w:tab w:val="left" w:pos="4580"/>
-          <w:tab w:val="left" w:pos="5496"/>
-          <w:tab w:val="left" w:pos="6412"/>
-          <w:tab w:val="left" w:pos="7328"/>
-          <w:tab w:val="left" w:pos="8244"/>
-          <w:tab w:val="left" w:pos="9160"/>
-          <w:tab w:val="left" w:pos="10076"/>
-          <w:tab w:val="left" w:pos="10992"/>
-          <w:tab w:val="left" w:pos="11908"/>
-          <w:tab w:val="left" w:pos="12824"/>
-          <w:tab w:val="left" w:pos="13740"/>
-          <w:tab w:val="left" w:pos="14656"/>
-        </w:tabs>
-        <w:spacing w:after="0" w:line="240" w:lineRule="auto"/>
-        <w:rPr>
-          <w:rFonts w:ascii="Courier New" w:eastAsia="Times New Roman" w:hAnsi="Courier New" w:cs="Courier New"/>
-          <w:sz w:val="20"/>
-          <w:szCs w:val="20"/>
-        </w:rPr>
-      </w:pPr>
-      <w:proofErr w:type="gramStart"/>
-      <w:r>
-        <w:rPr>
-          <w:rFonts w:ascii="Courier New" w:eastAsia="Times New Roman" w:hAnsi="Courier New" w:cs="Courier New"/>
-          <w:sz w:val="20"/>
-          <w:szCs w:val="20"/>
-        </w:rPr>
-        <w:t>true</w:t>
-      </w:r>
-      <w:proofErr w:type="gramEnd"/>
-    </w:p>
-    <w:p>
-      <w:pPr>
-        <w:spacing w:before="100" w:beforeAutospacing="1" w:after="100" w:afterAutospacing="1" w:line="240" w:lineRule="auto"/>
-        <w:outlineLvl w:val="2"/>
-        <w:rPr>
-          <w:rFonts w:ascii="Times New Roman" w:eastAsia="Times New Roman" w:hAnsi="Times New Roman" w:cs="Times New Roman"/>
-          <w:b/>
-          <w:bCs/>
-          <w:sz w:val="27"/>
-          <w:szCs w:val="27"/>
-        </w:rPr>
-      </w:pPr>
-      <w:r>
-        <w:rPr>
-          <w:rFonts w:ascii="Courier New" w:eastAsia="Times New Roman" w:hAnsi="Courier New" w:cs="Courier New"/>
-          <w:b/>
-          <w:bCs/>
-          <w:sz w:val="20"/>
-          <w:szCs w:val="20"/>
-        </w:rPr>
-        <w:t>===</w:t>
-      </w:r>
-    </w:p>
-    <w:p>
-      <w:pPr>
-        <w:spacing w:before="100" w:beforeAutospacing="1" w:after="100" w:afterAutospacing="1" w:line="240" w:lineRule="auto"/>
-        <w:rPr>
-          <w:rFonts w:ascii="Times New Roman" w:eastAsia="Times New Roman" w:hAnsi="Times New Roman" w:cs="Times New Roman"/>
-          <w:sz w:val="24"/>
-          <w:szCs w:val="24"/>
-        </w:rPr>
-      </w:pPr>
-      <w:r>
-        <w:rPr>
-          <w:rFonts w:ascii="Times New Roman" w:eastAsia="Times New Roman" w:hAnsi="Times New Roman" w:cs="Times New Roman"/>
-          <w:sz w:val="24"/>
-          <w:szCs w:val="24"/>
-        </w:rPr>
-        <w:t>Compares both value and type.</w:t>
-      </w:r>
-    </w:p>
-    <w:p>
-      <w:pPr>
-        <w:tabs>
-          <w:tab w:val="left" w:pos="916"/>
-          <w:tab w:val="left" w:pos="1832"/>
-          <w:tab w:val="left" w:pos="2748"/>
-          <w:tab w:val="left" w:pos="3664"/>
-          <w:tab w:val="left" w:pos="4580"/>
-          <w:tab w:val="left" w:pos="5496"/>
-          <w:tab w:val="left" w:pos="6412"/>
-          <w:tab w:val="left" w:pos="7328"/>
-          <w:tab w:val="left" w:pos="8244"/>
-          <w:tab w:val="left" w:pos="9160"/>
-          <w:tab w:val="left" w:pos="10076"/>
-          <w:tab w:val="left" w:pos="10992"/>
-          <w:tab w:val="left" w:pos="11908"/>
-          <w:tab w:val="left" w:pos="12824"/>
-          <w:tab w:val="left" w:pos="13740"/>
-          <w:tab w:val="left" w:pos="14656"/>
-        </w:tabs>
-        <w:spacing w:after="0" w:line="240" w:lineRule="auto"/>
-        <w:rPr>
-          <w:rFonts w:ascii="Courier New" w:eastAsia="Times New Roman" w:hAnsi="Courier New" w:cs="Courier New"/>
-          <w:sz w:val="20"/>
-          <w:szCs w:val="20"/>
-        </w:rPr>
-      </w:pPr>
-      <w:r>
-        <w:rPr>
-          <w:rFonts w:ascii="Courier New" w:eastAsia="Times New Roman" w:hAnsi="Courier New" w:cs="Courier New"/>
-          <w:sz w:val="20"/>
-          <w:szCs w:val="20"/>
-        </w:rPr>
-        <w:t>5 === "5"</w:t>
-      </w:r>
-    </w:p>
-    <w:p>
-      <w:pPr>
-        <w:spacing w:before="100" w:beforeAutospacing="1" w:after="100" w:afterAutospacing="1" w:line="240" w:lineRule="auto"/>
-        <w:rPr>
-          <w:rFonts w:ascii="Times New Roman" w:eastAsia="Times New Roman" w:hAnsi="Times New Roman" w:cs="Times New Roman"/>
-          <w:sz w:val="24"/>
-          <w:szCs w:val="24"/>
-        </w:rPr>
-      </w:pPr>
-      <w:r>
-        <w:rPr>
-          <w:rFonts w:ascii="Times New Roman" w:eastAsia="Times New Roman" w:hAnsi="Times New Roman" w:cs="Times New Roman"/>
-          <w:sz w:val="24"/>
-          <w:szCs w:val="24"/>
-        </w:rPr>
-        <w:t>Returns:</w:t>
-      </w:r>
-    </w:p>
-    <w:p>
-      <w:pPr>
-        <w:tabs>
-          <w:tab w:val="left" w:pos="916"/>
-          <w:tab w:val="left" w:pos="1832"/>
-          <w:tab w:val="left" w:pos="2748"/>
-          <w:tab w:val="left" w:pos="3664"/>
-          <w:tab w:val="left" w:pos="4580"/>
-          <w:tab w:val="left" w:pos="5496"/>
-          <w:tab w:val="left" w:pos="6412"/>
-          <w:tab w:val="left" w:pos="7328"/>
-          <w:tab w:val="left" w:pos="8244"/>
-          <w:tab w:val="left" w:pos="9160"/>
-          <w:tab w:val="left" w:pos="10076"/>
-          <w:tab w:val="left" w:pos="10992"/>
-          <w:tab w:val="left" w:pos="11908"/>
-          <w:tab w:val="left" w:pos="12824"/>
-          <w:tab w:val="left" w:pos="13740"/>
-          <w:tab w:val="left" w:pos="14656"/>
-        </w:tabs>
-        <w:spacing w:after="0" w:line="240" w:lineRule="auto"/>
-        <w:rPr>
-          <w:rFonts w:ascii="Courier New" w:eastAsia="Times New Roman" w:hAnsi="Courier New" w:cs="Courier New"/>
-          <w:sz w:val="20"/>
-          <w:szCs w:val="20"/>
-        </w:rPr>
-      </w:pPr>
-      <w:proofErr w:type="gramStart"/>
-      <w:r>
-        <w:rPr>
-          <w:rFonts w:ascii="Courier New" w:eastAsia="Times New Roman" w:hAnsi="Courier New" w:cs="Courier New"/>
-          <w:sz w:val="20"/>
-          <w:szCs w:val="20"/>
-        </w:rPr>
-        <w:t>false</w:t>
-      </w:r>
-      <w:proofErr w:type="gramEnd"/>
-    </w:p>
-    <w:p>
-      <w:pPr>
-        <w:spacing w:before="100" w:beforeAutospacing="1" w:after="100" w:afterAutospacing="1" w:line="240" w:lineRule="auto"/>
-        <w:rPr>
-          <w:rFonts w:ascii="Times New Roman" w:eastAsia="Times New Roman" w:hAnsi="Times New Roman" w:cs="Times New Roman"/>
-          <w:sz w:val="24"/>
-          <w:szCs w:val="24"/>
-        </w:rPr>
-      </w:pPr>
-      <w:r>
-        <w:rPr>
-          <w:rFonts w:ascii="Times New Roman" w:eastAsia="Times New Roman" w:hAnsi="Times New Roman" w:cs="Times New Roman"/>
-          <w:sz w:val="24"/>
-          <w:szCs w:val="24"/>
-        </w:rPr>
-        <w:t xml:space="preserve">Senior developers typically prefer </w:t>
-      </w:r>
-      <w:r>
-        <w:rPr>
-          <w:rFonts w:ascii="Courier New" w:eastAsia="Times New Roman" w:hAnsi="Courier New" w:cs="Courier New"/>
-          <w:sz w:val="20"/>
-          <w:szCs w:val="20"/>
-        </w:rPr>
-        <w:t>===</w:t>
-      </w:r>
-      <w:r>
-        <w:rPr>
-          <w:rFonts w:ascii="Times New Roman" w:eastAsia="Times New Roman" w:hAnsi="Times New Roman" w:cs="Times New Roman"/>
-          <w:sz w:val="24"/>
-          <w:szCs w:val="24"/>
-        </w:rPr>
-        <w:t>.</w:t>
-      </w:r>
-    </w:p>
-    <w:p>
-      <w:pPr>
-        <w:spacing w:after="0" w:line="240" w:lineRule="auto"/>
-        <w:rPr>
-          <w:rFonts w:ascii="Times New Roman" w:eastAsia="Times New Roman" w:hAnsi="Times New Roman" w:cs="Times New Roman"/>
-          <w:sz w:val="24"/>
-          <w:szCs w:val="24"/>
-        </w:rPr>
-      </w:pPr>
-      <w:r>
-        <w:rPr>
-          <w:rFonts w:ascii="Times New Roman" w:eastAsia="Times New Roman" w:hAnsi="Times New Roman" w:cs="Times New Roman"/>
-          <w:sz w:val="24"/>
-          <w:szCs w:val="24"/>
-        </w:rPr>
-        <w:pict>
-          <v:rect id="_x0000_i1040" style="width:0;height:1.5pt" o:hralign="center" o:hrstd="t" o:hr="t" fillcolor="#a0a0a0" stroked="f"/>
-        </w:pict>
-      </w:r>
-    </w:p>
-    <w:p>
-      <w:pPr>
-        <w:spacing w:before="100" w:beforeAutospacing="1" w:after="100" w:afterAutospacing="1" w:line="240" w:lineRule="auto"/>
-        <w:outlineLvl w:val="0"/>
-        <w:rPr>
-          <w:rFonts w:ascii="Times New Roman" w:eastAsia="Times New Roman" w:hAnsi="Times New Roman" w:cs="Times New Roman"/>
-          <w:b/>
-          <w:bCs/>
-          <w:kern w:val="36"/>
-          <w:sz w:val="48"/>
-          <w:szCs w:val="48"/>
-        </w:rPr>
-      </w:pPr>
-      <w:r>
-        <w:rPr>
-          <w:rFonts w:ascii="Times New Roman" w:eastAsia="Times New Roman" w:hAnsi="Times New Roman" w:cs="Times New Roman"/>
-          <w:b/>
-          <w:bCs/>
-          <w:kern w:val="36"/>
-          <w:sz w:val="48"/>
-          <w:szCs w:val="48"/>
-        </w:rPr>
-        <w:t>16. What are Closures in PHP?</w:t>
-      </w:r>
-    </w:p>
-    <w:p>
-      <w:pPr>
-        <w:spacing w:before="100" w:beforeAutospacing="1" w:after="100" w:afterAutospacing="1" w:line="240" w:lineRule="auto"/>
-        <w:rPr>
-          <w:rFonts w:ascii="Times New Roman" w:eastAsia="Times New Roman" w:hAnsi="Times New Roman" w:cs="Times New Roman"/>
-          <w:sz w:val="24"/>
-          <w:szCs w:val="24"/>
-        </w:rPr>
-      </w:pPr>
-      <w:r>
-        <w:rPr>
-          <w:rFonts w:ascii="Times New Roman" w:eastAsia="Times New Roman" w:hAnsi="Times New Roman" w:cs="Times New Roman"/>
-          <w:b/>
-          <w:bCs/>
-          <w:sz w:val="24"/>
-          <w:szCs w:val="24"/>
-        </w:rPr>
-        <w:t>Answer:</w:t>
-      </w:r>
-    </w:p>
-    <w:p>
-      <w:pPr>
-        <w:spacing w:before="100" w:beforeAutospacing="1" w:after="100" w:afterAutospacing="1" w:line="240" w:lineRule="auto"/>
-        <w:rPr>
-          <w:rFonts w:ascii="Times New Roman" w:eastAsia="Times New Roman" w:hAnsi="Times New Roman" w:cs="Times New Roman"/>
-          <w:sz w:val="24"/>
-          <w:szCs w:val="24"/>
-        </w:rPr>
-      </w:pPr>
-      <w:r>
-        <w:rPr>
-          <w:rFonts w:ascii="Times New Roman" w:eastAsia="Times New Roman" w:hAnsi="Times New Roman" w:cs="Times New Roman"/>
-          <w:sz w:val="24"/>
-          <w:szCs w:val="24"/>
-        </w:rPr>
-        <w:t>Closures are anonymous functions.</w:t>
-      </w:r>
-    </w:p>
-    <w:p>
-      <w:pPr>
-        <w:tabs>
-          <w:tab w:val="left" w:pos="916"/>
-          <w:tab w:val="left" w:pos="1832"/>
-          <w:tab w:val="left" w:pos="2748"/>
-          <w:tab w:val="left" w:pos="3664"/>
-          <w:tab w:val="left" w:pos="4580"/>
-          <w:tab w:val="left" w:pos="5496"/>
-          <w:tab w:val="left" w:pos="6412"/>
-          <w:tab w:val="left" w:pos="7328"/>
-          <w:tab w:val="left" w:pos="8244"/>
-          <w:tab w:val="left" w:pos="9160"/>
-          <w:tab w:val="left" w:pos="10076"/>
-          <w:tab w:val="left" w:pos="10992"/>
-          <w:tab w:val="left" w:pos="11908"/>
-          <w:tab w:val="left" w:pos="12824"/>
-          <w:tab w:val="left" w:pos="13740"/>
-          <w:tab w:val="left" w:pos="14656"/>
-        </w:tabs>
-        <w:spacing w:after="0" w:line="240" w:lineRule="auto"/>
-        <w:rPr>
-          <w:rFonts w:ascii="Courier New" w:eastAsia="Times New Roman" w:hAnsi="Courier New" w:cs="Courier New"/>
-          <w:sz w:val="20"/>
-          <w:szCs w:val="20"/>
-        </w:rPr>
-      </w:pPr>
-      <w:r>
-        <w:rPr>
-          <w:rFonts w:ascii="Courier New" w:eastAsia="Times New Roman" w:hAnsi="Courier New" w:cs="Courier New"/>
-          <w:sz w:val="20"/>
-          <w:szCs w:val="20"/>
-        </w:rPr>
-        <w:t xml:space="preserve">$greet = </w:t>
-      </w:r>
-      <w:proofErr w:type="gramStart"/>
-      <w:r>
-        <w:rPr>
-          <w:rFonts w:ascii="Courier New" w:eastAsia="Times New Roman" w:hAnsi="Courier New" w:cs="Courier New"/>
-          <w:sz w:val="20"/>
-          <w:szCs w:val="20"/>
-        </w:rPr>
-        <w:t>function(</w:t>
-      </w:r>
-      <w:proofErr w:type="gramEnd"/>
-      <w:r>
-        <w:rPr>
-          <w:rFonts w:ascii="Courier New" w:eastAsia="Times New Roman" w:hAnsi="Courier New" w:cs="Courier New"/>
-          <w:sz w:val="20"/>
-          <w:szCs w:val="20"/>
-        </w:rPr>
-        <w:t>$name) {</w:t>
-      </w:r>
-    </w:p>
-    <w:p>
-      <w:pPr>
-        <w:tabs>
-          <w:tab w:val="left" w:pos="916"/>
-          <w:tab w:val="left" w:pos="1832"/>
-          <w:tab w:val="left" w:pos="2748"/>
-          <w:tab w:val="left" w:pos="3664"/>
-          <w:tab w:val="left" w:pos="4580"/>
-          <w:tab w:val="left" w:pos="5496"/>
-          <w:tab w:val="left" w:pos="6412"/>
-          <w:tab w:val="left" w:pos="7328"/>
-          <w:tab w:val="left" w:pos="8244"/>
-          <w:tab w:val="left" w:pos="9160"/>
-          <w:tab w:val="left" w:pos="10076"/>
-          <w:tab w:val="left" w:pos="10992"/>
-          <w:tab w:val="left" w:pos="11908"/>
-          <w:tab w:val="left" w:pos="12824"/>
-          <w:tab w:val="left" w:pos="13740"/>
-          <w:tab w:val="left" w:pos="14656"/>
-        </w:tabs>
-        <w:spacing w:after="0" w:line="240" w:lineRule="auto"/>
-        <w:rPr>
-          <w:rFonts w:ascii="Courier New" w:eastAsia="Times New Roman" w:hAnsi="Courier New" w:cs="Courier New"/>
-          <w:sz w:val="20"/>
-          <w:szCs w:val="20"/>
-        </w:rPr>
-      </w:pPr>
-      <w:r>
-        <w:rPr>
-          <w:rFonts w:ascii="Courier New" w:eastAsia="Times New Roman" w:hAnsi="Courier New" w:cs="Courier New"/>
-          <w:sz w:val="20"/>
-          <w:szCs w:val="20"/>
-        </w:rPr>
-        <w:t xml:space="preserve">    </w:t>
-      </w:r>
-      <w:proofErr w:type="gramStart"/>
-      <w:r>
-        <w:rPr>
-          <w:rFonts w:ascii="Courier New" w:eastAsia="Times New Roman" w:hAnsi="Courier New" w:cs="Courier New"/>
-          <w:sz w:val="20"/>
-          <w:szCs w:val="20"/>
-        </w:rPr>
-        <w:t>return</w:t>
-      </w:r>
-      <w:proofErr w:type="gramEnd"/>
-      <w:r>
-        <w:rPr>
-          <w:rFonts w:ascii="Courier New" w:eastAsia="Times New Roman" w:hAnsi="Courier New" w:cs="Courier New"/>
-          <w:sz w:val="20"/>
-          <w:szCs w:val="20"/>
-        </w:rPr>
-        <w:t xml:space="preserve"> "Hello $name";</w:t>
-      </w:r>
-    </w:p>
-    <w:p>
-      <w:pPr>
-        <w:tabs>
-          <w:tab w:val="left" w:pos="916"/>
-          <w:tab w:val="left" w:pos="1832"/>
-          <w:tab w:val="left" w:pos="2748"/>
-          <w:tab w:val="left" w:pos="3664"/>
-          <w:tab w:val="left" w:pos="4580"/>
-          <w:tab w:val="left" w:pos="5496"/>
-          <w:tab w:val="left" w:pos="6412"/>
-          <w:tab w:val="left" w:pos="7328"/>
-          <w:tab w:val="left" w:pos="8244"/>
-          <w:tab w:val="left" w:pos="9160"/>
-          <w:tab w:val="left" w:pos="10076"/>
-          <w:tab w:val="left" w:pos="10992"/>
-          <w:tab w:val="left" w:pos="11908"/>
-          <w:tab w:val="left" w:pos="12824"/>
-          <w:tab w:val="left" w:pos="13740"/>
-          <w:tab w:val="left" w:pos="14656"/>
-        </w:tabs>
-        <w:spacing w:after="0" w:line="240" w:lineRule="auto"/>
-        <w:rPr>
-          <w:rFonts w:ascii="Courier New" w:eastAsia="Times New Roman" w:hAnsi="Courier New" w:cs="Courier New"/>
-          <w:sz w:val="20"/>
-          <w:szCs w:val="20"/>
-        </w:rPr>
-      </w:pPr>
-      <w:r>
-        <w:rPr>
-          <w:rFonts w:ascii="Courier New" w:eastAsia="Times New Roman" w:hAnsi="Courier New" w:cs="Courier New"/>
-          <w:sz w:val="20"/>
-          <w:szCs w:val="20"/>
-        </w:rPr>
-        <w:t>};</w:t>
-      </w:r>
-    </w:p>
-    <w:p>
-      <w:pPr>
-        <w:spacing w:before="100" w:beforeAutospacing="1" w:after="100" w:afterAutospacing="1" w:line="240" w:lineRule="auto"/>
-        <w:rPr>
-          <w:rFonts w:ascii="Times New Roman" w:eastAsia="Times New Roman" w:hAnsi="Times New Roman" w:cs="Times New Roman"/>
-          <w:sz w:val="24"/>
-          <w:szCs w:val="24"/>
-        </w:rPr>
-      </w:pPr>
-      <w:r>
-        <w:rPr>
-          <w:rFonts w:ascii="Times New Roman" w:eastAsia="Times New Roman" w:hAnsi="Times New Roman" w:cs="Times New Roman"/>
-          <w:sz w:val="24"/>
-          <w:szCs w:val="24"/>
-        </w:rPr>
-        <w:t>Useful for:</w:t>
-      </w:r>
-    </w:p>
-    <w:p>
-      <w:pPr>
-        <w:numPr>
-          <w:ilvl w:val="0"/>
-          <w:numId w:val="11"/>
-        </w:numPr>
-        <w:spacing w:before="100" w:beforeAutospacing="1" w:after="100" w:afterAutospacing="1" w:line="240" w:lineRule="auto"/>
-        <w:rPr>
-          <w:rFonts w:ascii="Times New Roman" w:eastAsia="Times New Roman" w:hAnsi="Times New Roman" w:cs="Times New Roman"/>
-          <w:sz w:val="24"/>
-          <w:szCs w:val="24"/>
-        </w:rPr>
-      </w:pPr>
-      <w:r>
-        <w:rPr>
-          <w:rFonts w:ascii="Times New Roman" w:eastAsia="Times New Roman" w:hAnsi="Times New Roman" w:cs="Times New Roman"/>
-          <w:sz w:val="24"/>
-          <w:szCs w:val="24"/>
-        </w:rPr>
-        <w:t>Callbacks</w:t>
-      </w:r>
-    </w:p>
-    <w:p>
-      <w:pPr>
-        <w:numPr>
-          <w:ilvl w:val="0"/>
-          <w:numId w:val="11"/>
-        </w:numPr>
-        <w:spacing w:before="100" w:beforeAutospacing="1" w:after="100" w:afterAutospacing="1" w:line="240" w:lineRule="auto"/>
-        <w:rPr>
-          <w:rFonts w:ascii="Times New Roman" w:eastAsia="Times New Roman" w:hAnsi="Times New Roman" w:cs="Times New Roman"/>
-          <w:sz w:val="24"/>
-          <w:szCs w:val="24"/>
-        </w:rPr>
-      </w:pPr>
-      <w:r>
-        <w:rPr>
-          <w:rFonts w:ascii="Times New Roman" w:eastAsia="Times New Roman" w:hAnsi="Times New Roman" w:cs="Times New Roman"/>
-          <w:sz w:val="24"/>
-          <w:szCs w:val="24"/>
-        </w:rPr>
-        <w:t>Functional programming</w:t>
-      </w:r>
-    </w:p>
-    <w:p>
-      <w:pPr>
-        <w:numPr>
-          <w:ilvl w:val="0"/>
-          <w:numId w:val="11"/>
-        </w:numPr>
-        <w:spacing w:before="100" w:beforeAutospacing="1" w:after="100" w:afterAutospacing="1" w:line="240" w:lineRule="auto"/>
-        <w:rPr>
-          <w:rFonts w:ascii="Times New Roman" w:eastAsia="Times New Roman" w:hAnsi="Times New Roman" w:cs="Times New Roman"/>
-          <w:sz w:val="24"/>
-          <w:szCs w:val="24"/>
-        </w:rPr>
-      </w:pPr>
-      <w:r>
-        <w:rPr>
-          <w:rFonts w:ascii="Times New Roman" w:eastAsia="Times New Roman" w:hAnsi="Times New Roman" w:cs="Times New Roman"/>
-          <w:sz w:val="24"/>
-          <w:szCs w:val="24"/>
-        </w:rPr>
-        <w:t>Collection processing</w:t>
-      </w:r>
-    </w:p>
-    <w:p>
-      <w:pPr>
-        <w:spacing w:after="0" w:line="240" w:lineRule="auto"/>
-        <w:rPr>
-          <w:rFonts w:ascii="Times New Roman" w:eastAsia="Times New Roman" w:hAnsi="Times New Roman" w:cs="Times New Roman"/>
-          <w:sz w:val="24"/>
-          <w:szCs w:val="24"/>
-        </w:rPr>
-      </w:pPr>
-      <w:r>
-        <w:rPr>
-          <w:rFonts w:ascii="Times New Roman" w:eastAsia="Times New Roman" w:hAnsi="Times New Roman" w:cs="Times New Roman"/>
-          <w:sz w:val="24"/>
-          <w:szCs w:val="24"/>
-        </w:rPr>
-        <w:pict>
-          <v:rect id="_x0000_i1041" style="width:0;height:1.5pt" o:hralign="center" o:hrstd="t" o:hr="t" fillcolor="#a0a0a0" stroked="f"/>
-        </w:pict>
-      </w:r>
-    </w:p>
-    <w:p>
-      <w:pPr>
-        <w:spacing w:before="100" w:beforeAutospacing="1" w:after="100" w:afterAutospacing="1" w:line="240" w:lineRule="auto"/>
-        <w:outlineLvl w:val="0"/>
-        <w:rPr>
-          <w:rFonts w:ascii="Times New Roman" w:eastAsia="Times New Roman" w:hAnsi="Times New Roman" w:cs="Times New Roman"/>
-          <w:b/>
-          <w:bCs/>
-          <w:kern w:val="36"/>
-          <w:sz w:val="48"/>
-          <w:szCs w:val="48"/>
-        </w:rPr>
-      </w:pPr>
-      <w:r>
-        <w:rPr>
-          <w:rFonts w:ascii="Times New Roman" w:eastAsia="Times New Roman" w:hAnsi="Times New Roman" w:cs="Times New Roman"/>
-          <w:b/>
-          <w:bCs/>
-          <w:kern w:val="36"/>
-          <w:sz w:val="48"/>
-          <w:szCs w:val="48"/>
-        </w:rPr>
-        <w:lastRenderedPageBreak/>
-        <w:t>17. Explain PHP generators.</w:t>
-      </w:r>
-    </w:p>
-    <w:p>
-      <w:pPr>
-        <w:spacing w:before="100" w:beforeAutospacing="1" w:after="100" w:afterAutospacing="1" w:line="240" w:lineRule="auto"/>
-        <w:rPr>
-          <w:rFonts w:ascii="Times New Roman" w:eastAsia="Times New Roman" w:hAnsi="Times New Roman" w:cs="Times New Roman"/>
-          <w:sz w:val="24"/>
-          <w:szCs w:val="24"/>
-        </w:rPr>
-      </w:pPr>
-      <w:r>
-        <w:rPr>
-          <w:rFonts w:ascii="Times New Roman" w:eastAsia="Times New Roman" w:hAnsi="Times New Roman" w:cs="Times New Roman"/>
-          <w:b/>
-          <w:bCs/>
-          <w:sz w:val="24"/>
-          <w:szCs w:val="24"/>
-        </w:rPr>
-        <w:t>Answer:</w:t>
-      </w:r>
-    </w:p>
-    <w:p>
-      <w:pPr>
-        <w:spacing w:before="100" w:beforeAutospacing="1" w:after="100" w:afterAutospacing="1" w:line="240" w:lineRule="auto"/>
-        <w:rPr>
-          <w:rFonts w:ascii="Times New Roman" w:eastAsia="Times New Roman" w:hAnsi="Times New Roman" w:cs="Times New Roman"/>
-          <w:sz w:val="24"/>
-          <w:szCs w:val="24"/>
-        </w:rPr>
-      </w:pPr>
-      <w:r>
-        <w:rPr>
-          <w:rFonts w:ascii="Times New Roman" w:eastAsia="Times New Roman" w:hAnsi="Times New Roman" w:cs="Times New Roman"/>
-          <w:sz w:val="24"/>
-          <w:szCs w:val="24"/>
-        </w:rPr>
-        <w:t xml:space="preserve">Generators use </w:t>
-      </w:r>
-      <w:r>
-        <w:rPr>
-          <w:rFonts w:ascii="Courier New" w:eastAsia="Times New Roman" w:hAnsi="Courier New" w:cs="Courier New"/>
-          <w:sz w:val="20"/>
-          <w:szCs w:val="20"/>
-        </w:rPr>
-        <w:t>yield</w:t>
-      </w:r>
-      <w:r>
-        <w:rPr>
-          <w:rFonts w:ascii="Times New Roman" w:eastAsia="Times New Roman" w:hAnsi="Times New Roman" w:cs="Times New Roman"/>
-          <w:sz w:val="24"/>
-          <w:szCs w:val="24"/>
-        </w:rPr>
-        <w:t>.</w:t>
-      </w:r>
-    </w:p>
-    <w:p>
-      <w:pPr>
-        <w:tabs>
-          <w:tab w:val="left" w:pos="916"/>
-          <w:tab w:val="left" w:pos="1832"/>
-          <w:tab w:val="left" w:pos="2748"/>
-          <w:tab w:val="left" w:pos="3664"/>
-          <w:tab w:val="left" w:pos="4580"/>
-          <w:tab w:val="left" w:pos="5496"/>
-          <w:tab w:val="left" w:pos="6412"/>
-          <w:tab w:val="left" w:pos="7328"/>
-          <w:tab w:val="left" w:pos="8244"/>
-          <w:tab w:val="left" w:pos="9160"/>
-          <w:tab w:val="left" w:pos="10076"/>
-          <w:tab w:val="left" w:pos="10992"/>
-          <w:tab w:val="left" w:pos="11908"/>
-          <w:tab w:val="left" w:pos="12824"/>
-          <w:tab w:val="left" w:pos="13740"/>
-          <w:tab w:val="left" w:pos="14656"/>
-        </w:tabs>
-        <w:spacing w:after="0" w:line="240" w:lineRule="auto"/>
-        <w:rPr>
-          <w:rFonts w:ascii="Courier New" w:eastAsia="Times New Roman" w:hAnsi="Courier New" w:cs="Courier New"/>
-          <w:sz w:val="20"/>
-          <w:szCs w:val="20"/>
-        </w:rPr>
-      </w:pPr>
-      <w:proofErr w:type="gramStart"/>
-      <w:r>
-        <w:rPr>
-          <w:rFonts w:ascii="Courier New" w:eastAsia="Times New Roman" w:hAnsi="Courier New" w:cs="Courier New"/>
-          <w:sz w:val="20"/>
-          <w:szCs w:val="20"/>
-        </w:rPr>
-        <w:t>function</w:t>
-      </w:r>
-      <w:proofErr w:type="gramEnd"/>
-      <w:r>
-        <w:rPr>
-          <w:rFonts w:ascii="Courier New" w:eastAsia="Times New Roman" w:hAnsi="Courier New" w:cs="Courier New"/>
-          <w:sz w:val="20"/>
-          <w:szCs w:val="20"/>
-        </w:rPr>
-        <w:t xml:space="preserve"> numbers() {</w:t>
-      </w:r>
-    </w:p>
-    <w:p>
-      <w:pPr>
-        <w:tabs>
-          <w:tab w:val="left" w:pos="916"/>
-          <w:tab w:val="left" w:pos="1832"/>
-          <w:tab w:val="left" w:pos="2748"/>
-          <w:tab w:val="left" w:pos="3664"/>
-          <w:tab w:val="left" w:pos="4580"/>
-          <w:tab w:val="left" w:pos="5496"/>
-          <w:tab w:val="left" w:pos="6412"/>
-          <w:tab w:val="left" w:pos="7328"/>
-          <w:tab w:val="left" w:pos="8244"/>
-          <w:tab w:val="left" w:pos="9160"/>
-          <w:tab w:val="left" w:pos="10076"/>
-          <w:tab w:val="left" w:pos="10992"/>
-          <w:tab w:val="left" w:pos="11908"/>
-          <w:tab w:val="left" w:pos="12824"/>
-          <w:tab w:val="left" w:pos="13740"/>
-          <w:tab w:val="left" w:pos="14656"/>
-        </w:tabs>
-        <w:spacing w:after="0" w:line="240" w:lineRule="auto"/>
-        <w:rPr>
-          <w:rFonts w:ascii="Courier New" w:eastAsia="Times New Roman" w:hAnsi="Courier New" w:cs="Courier New"/>
-          <w:sz w:val="20"/>
-          <w:szCs w:val="20"/>
-        </w:rPr>
-      </w:pPr>
-      <w:r>
-        <w:rPr>
-          <w:rFonts w:ascii="Courier New" w:eastAsia="Times New Roman" w:hAnsi="Courier New" w:cs="Courier New"/>
-          <w:sz w:val="20"/>
-          <w:szCs w:val="20"/>
-        </w:rPr>
-        <w:t xml:space="preserve">    </w:t>
-      </w:r>
-      <w:proofErr w:type="gramStart"/>
-      <w:r>
-        <w:rPr>
-          <w:rFonts w:ascii="Courier New" w:eastAsia="Times New Roman" w:hAnsi="Courier New" w:cs="Courier New"/>
-          <w:sz w:val="20"/>
-          <w:szCs w:val="20"/>
-        </w:rPr>
-        <w:t>yield</w:t>
-      </w:r>
-      <w:proofErr w:type="gramEnd"/>
-      <w:r>
-        <w:rPr>
-          <w:rFonts w:ascii="Courier New" w:eastAsia="Times New Roman" w:hAnsi="Courier New" w:cs="Courier New"/>
-          <w:sz w:val="20"/>
-          <w:szCs w:val="20"/>
-        </w:rPr>
-        <w:t xml:space="preserve"> 1;</w:t>
-      </w:r>
-    </w:p>
-    <w:p>
-      <w:pPr>
-        <w:tabs>
-          <w:tab w:val="left" w:pos="916"/>
-          <w:tab w:val="left" w:pos="1832"/>
-          <w:tab w:val="left" w:pos="2748"/>
-          <w:tab w:val="left" w:pos="3664"/>
-          <w:tab w:val="left" w:pos="4580"/>
-          <w:tab w:val="left" w:pos="5496"/>
-          <w:tab w:val="left" w:pos="6412"/>
-          <w:tab w:val="left" w:pos="7328"/>
-          <w:tab w:val="left" w:pos="8244"/>
-          <w:tab w:val="left" w:pos="9160"/>
-          <w:tab w:val="left" w:pos="10076"/>
-          <w:tab w:val="left" w:pos="10992"/>
-          <w:tab w:val="left" w:pos="11908"/>
-          <w:tab w:val="left" w:pos="12824"/>
-          <w:tab w:val="left" w:pos="13740"/>
-          <w:tab w:val="left" w:pos="14656"/>
-        </w:tabs>
-        <w:spacing w:after="0" w:line="240" w:lineRule="auto"/>
-        <w:rPr>
-          <w:rFonts w:ascii="Courier New" w:eastAsia="Times New Roman" w:hAnsi="Courier New" w:cs="Courier New"/>
-          <w:sz w:val="20"/>
-          <w:szCs w:val="20"/>
-        </w:rPr>
-      </w:pPr>
-      <w:r>
-        <w:rPr>
-          <w:rFonts w:ascii="Courier New" w:eastAsia="Times New Roman" w:hAnsi="Courier New" w:cs="Courier New"/>
-          <w:sz w:val="20"/>
-          <w:szCs w:val="20"/>
-        </w:rPr>
-        <w:t xml:space="preserve">    </w:t>
-      </w:r>
-      <w:proofErr w:type="gramStart"/>
-      <w:r>
-        <w:rPr>
-          <w:rFonts w:ascii="Courier New" w:eastAsia="Times New Roman" w:hAnsi="Courier New" w:cs="Courier New"/>
-          <w:sz w:val="20"/>
-          <w:szCs w:val="20"/>
-        </w:rPr>
-        <w:t>yield</w:t>
-      </w:r>
-      <w:proofErr w:type="gramEnd"/>
-      <w:r>
-        <w:rPr>
-          <w:rFonts w:ascii="Courier New" w:eastAsia="Times New Roman" w:hAnsi="Courier New" w:cs="Courier New"/>
-          <w:sz w:val="20"/>
-          <w:szCs w:val="20"/>
-        </w:rPr>
-        <w:t xml:space="preserve"> 2;</w:t>
-      </w:r>
-    </w:p>
-    <w:p>
-      <w:pPr>
-        <w:tabs>
-          <w:tab w:val="left" w:pos="916"/>
-          <w:tab w:val="left" w:pos="1832"/>
-          <w:tab w:val="left" w:pos="2748"/>
-          <w:tab w:val="left" w:pos="3664"/>
-          <w:tab w:val="left" w:pos="4580"/>
-          <w:tab w:val="left" w:pos="5496"/>
-          <w:tab w:val="left" w:pos="6412"/>
-          <w:tab w:val="left" w:pos="7328"/>
-          <w:tab w:val="left" w:pos="8244"/>
-          <w:tab w:val="left" w:pos="9160"/>
-          <w:tab w:val="left" w:pos="10076"/>
-          <w:tab w:val="left" w:pos="10992"/>
-          <w:tab w:val="left" w:pos="11908"/>
-          <w:tab w:val="left" w:pos="12824"/>
-          <w:tab w:val="left" w:pos="13740"/>
-          <w:tab w:val="left" w:pos="14656"/>
-        </w:tabs>
-        <w:spacing w:after="0" w:line="240" w:lineRule="auto"/>
-        <w:rPr>
-          <w:rFonts w:ascii="Courier New" w:eastAsia="Times New Roman" w:hAnsi="Courier New" w:cs="Courier New"/>
-          <w:sz w:val="20"/>
-          <w:szCs w:val="20"/>
-        </w:rPr>
-      </w:pPr>
-      <w:r>
-        <w:rPr>
-          <w:rFonts w:ascii="Courier New" w:eastAsia="Times New Roman" w:hAnsi="Courier New" w:cs="Courier New"/>
-          <w:sz w:val="20"/>
-          <w:szCs w:val="20"/>
-        </w:rPr>
-        <w:t>}</w:t>
-      </w:r>
-    </w:p>
-    <w:p>
-      <w:pPr>
-        <w:spacing w:before="100" w:beforeAutospacing="1" w:after="100" w:afterAutospacing="1" w:line="240" w:lineRule="auto"/>
-        <w:rPr>
-          <w:rFonts w:ascii="Times New Roman" w:eastAsia="Times New Roman" w:hAnsi="Times New Roman" w:cs="Times New Roman"/>
-          <w:sz w:val="24"/>
-          <w:szCs w:val="24"/>
-        </w:rPr>
-      </w:pPr>
-      <w:r>
-        <w:rPr>
-          <w:rFonts w:ascii="Times New Roman" w:eastAsia="Times New Roman" w:hAnsi="Times New Roman" w:cs="Times New Roman"/>
-          <w:sz w:val="24"/>
-          <w:szCs w:val="24"/>
-        </w:rPr>
-        <w:t>Benefits:</w:t>
-      </w:r>
-    </w:p>
-    <w:p>
-      <w:pPr>
-        <w:numPr>
-          <w:ilvl w:val="0"/>
-          <w:numId w:val="12"/>
-        </w:numPr>
-        <w:spacing w:before="100" w:beforeAutospacing="1" w:after="100" w:afterAutospacing="1" w:line="240" w:lineRule="auto"/>
-        <w:rPr>
-          <w:rFonts w:ascii="Times New Roman" w:eastAsia="Times New Roman" w:hAnsi="Times New Roman" w:cs="Times New Roman"/>
-          <w:sz w:val="24"/>
-          <w:szCs w:val="24"/>
-        </w:rPr>
-      </w:pPr>
-      <w:r>
-        <w:rPr>
-          <w:rFonts w:ascii="Times New Roman" w:eastAsia="Times New Roman" w:hAnsi="Times New Roman" w:cs="Times New Roman"/>
-          <w:sz w:val="24"/>
-          <w:szCs w:val="24"/>
-        </w:rPr>
-        <w:t>Lower memory usage</w:t>
-      </w:r>
-    </w:p>
-    <w:p>
-      <w:pPr>
-        <w:numPr>
-          <w:ilvl w:val="0"/>
-          <w:numId w:val="12"/>
-        </w:numPr>
-        <w:spacing w:before="100" w:beforeAutospacing="1" w:after="100" w:afterAutospacing="1" w:line="240" w:lineRule="auto"/>
-        <w:rPr>
-          <w:rFonts w:ascii="Times New Roman" w:eastAsia="Times New Roman" w:hAnsi="Times New Roman" w:cs="Times New Roman"/>
-          <w:sz w:val="24"/>
-          <w:szCs w:val="24"/>
-        </w:rPr>
-      </w:pPr>
-      <w:r>
-        <w:rPr>
-          <w:rFonts w:ascii="Times New Roman" w:eastAsia="Times New Roman" w:hAnsi="Times New Roman" w:cs="Times New Roman"/>
-          <w:sz w:val="24"/>
-          <w:szCs w:val="24"/>
-        </w:rPr>
-        <w:t>Lazy evaluation</w:t>
-      </w:r>
-    </w:p>
-    <w:p>
-      <w:pPr>
-        <w:numPr>
-          <w:ilvl w:val="0"/>
-          <w:numId w:val="12"/>
-        </w:numPr>
-        <w:spacing w:before="100" w:beforeAutospacing="1" w:after="100" w:afterAutospacing="1" w:line="240" w:lineRule="auto"/>
-        <w:rPr>
-          <w:rFonts w:ascii="Times New Roman" w:eastAsia="Times New Roman" w:hAnsi="Times New Roman" w:cs="Times New Roman"/>
-          <w:sz w:val="24"/>
-          <w:szCs w:val="24"/>
-        </w:rPr>
-      </w:pPr>
-      <w:r>
-        <w:rPr>
-          <w:rFonts w:ascii="Times New Roman" w:eastAsia="Times New Roman" w:hAnsi="Times New Roman" w:cs="Times New Roman"/>
-          <w:sz w:val="24"/>
-          <w:szCs w:val="24"/>
-        </w:rPr>
-        <w:t>Efficient large dataset processing</w:t>
-      </w:r>
-    </w:p>
-    <w:p>
-      <w:pPr>
-        <w:spacing w:after="0" w:line="240" w:lineRule="auto"/>
-        <w:rPr>
-          <w:rFonts w:ascii="Times New Roman" w:eastAsia="Times New Roman" w:hAnsi="Times New Roman" w:cs="Times New Roman"/>
-          <w:sz w:val="24"/>
-          <w:szCs w:val="24"/>
-        </w:rPr>
-      </w:pPr>
-      <w:r>
-        <w:rPr>
-          <w:rFonts w:ascii="Times New Roman" w:eastAsia="Times New Roman" w:hAnsi="Times New Roman" w:cs="Times New Roman"/>
-          <w:sz w:val="24"/>
-          <w:szCs w:val="24"/>
-        </w:rPr>
-        <w:pict>
-          <v:rect id="_x0000_i1042" style="width:0;height:1.5pt" o:hralign="center" o:hrstd="t" o:hr="t" fillcolor="#a0a0a0" stroked="f"/>
-        </w:pict>
-      </w:r>
-    </w:p>
-    <w:p>
-      <w:pPr>
-        <w:spacing w:before="100" w:beforeAutospacing="1" w:after="100" w:afterAutospacing="1" w:line="240" w:lineRule="auto"/>
-        <w:outlineLvl w:val="0"/>
-        <w:rPr>
-          <w:rFonts w:ascii="Times New Roman" w:eastAsia="Times New Roman" w:hAnsi="Times New Roman" w:cs="Times New Roman"/>
-          <w:b/>
-          <w:bCs/>
-          <w:kern w:val="36"/>
-          <w:sz w:val="48"/>
-          <w:szCs w:val="48"/>
-        </w:rPr>
-      </w:pPr>
-      <w:r>
-        <w:rPr>
-          <w:rFonts w:ascii="Times New Roman" w:eastAsia="Times New Roman" w:hAnsi="Times New Roman" w:cs="Times New Roman"/>
-          <w:b/>
-          <w:bCs/>
-          <w:kern w:val="36"/>
-          <w:sz w:val="48"/>
-          <w:szCs w:val="48"/>
-        </w:rPr>
-        <w:t>18. What are PHP Attributes?</w:t>
-      </w:r>
-    </w:p>
-    <w:p>
-      <w:pPr>
-        <w:spacing w:before="100" w:beforeAutospacing="1" w:after="100" w:afterAutospacing="1" w:line="240" w:lineRule="auto"/>
-        <w:rPr>
-          <w:rFonts w:ascii="Times New Roman" w:eastAsia="Times New Roman" w:hAnsi="Times New Roman" w:cs="Times New Roman"/>
-          <w:sz w:val="24"/>
-          <w:szCs w:val="24"/>
-        </w:rPr>
-      </w:pPr>
-      <w:r>
-        <w:rPr>
-          <w:rFonts w:ascii="Times New Roman" w:eastAsia="Times New Roman" w:hAnsi="Times New Roman" w:cs="Times New Roman"/>
-          <w:b/>
-          <w:bCs/>
-          <w:sz w:val="24"/>
-          <w:szCs w:val="24"/>
-        </w:rPr>
-        <w:t>Answer:</w:t>
-      </w:r>
-    </w:p>
-    <w:p>
-      <w:pPr>
-        <w:spacing w:before="100" w:beforeAutospacing="1" w:after="100" w:afterAutospacing="1" w:line="240" w:lineRule="auto"/>
-        <w:rPr>
-          <w:rFonts w:ascii="Times New Roman" w:eastAsia="Times New Roman" w:hAnsi="Times New Roman" w:cs="Times New Roman"/>
-          <w:sz w:val="24"/>
-          <w:szCs w:val="24"/>
-        </w:rPr>
-      </w:pPr>
-      <w:r>
-        <w:rPr>
-          <w:rFonts w:ascii="Times New Roman" w:eastAsia="Times New Roman" w:hAnsi="Times New Roman" w:cs="Times New Roman"/>
-          <w:sz w:val="24"/>
-          <w:szCs w:val="24"/>
-        </w:rPr>
-        <w:t>Attributes provide metadata.</w:t>
-      </w:r>
-    </w:p>
-    <w:p>
-      <w:pPr>
-        <w:tabs>
-          <w:tab w:val="left" w:pos="916"/>
-          <w:tab w:val="left" w:pos="1832"/>
-          <w:tab w:val="left" w:pos="2748"/>
-          <w:tab w:val="left" w:pos="3664"/>
-          <w:tab w:val="left" w:pos="4580"/>
-          <w:tab w:val="left" w:pos="5496"/>
-          <w:tab w:val="left" w:pos="6412"/>
-          <w:tab w:val="left" w:pos="7328"/>
-          <w:tab w:val="left" w:pos="8244"/>
-          <w:tab w:val="left" w:pos="9160"/>
-          <w:tab w:val="left" w:pos="10076"/>
-          <w:tab w:val="left" w:pos="10992"/>
-          <w:tab w:val="left" w:pos="11908"/>
-          <w:tab w:val="left" w:pos="12824"/>
-          <w:tab w:val="left" w:pos="13740"/>
-          <w:tab w:val="left" w:pos="14656"/>
-        </w:tabs>
-        <w:spacing w:after="0" w:line="240" w:lineRule="auto"/>
-        <w:rPr>
-          <w:rFonts w:ascii="Courier New" w:eastAsia="Times New Roman" w:hAnsi="Courier New" w:cs="Courier New"/>
-          <w:sz w:val="20"/>
-          <w:szCs w:val="20"/>
-        </w:rPr>
-      </w:pPr>
-      <w:proofErr w:type="gramStart"/>
-      <w:r>
-        <w:rPr>
-          <w:rFonts w:ascii="Courier New" w:eastAsia="Times New Roman" w:hAnsi="Courier New" w:cs="Courier New"/>
-          <w:sz w:val="20"/>
-          <w:szCs w:val="20"/>
-        </w:rPr>
-        <w:t>#[</w:t>
-      </w:r>
-      <w:proofErr w:type="gramEnd"/>
-      <w:r>
-        <w:rPr>
-          <w:rFonts w:ascii="Courier New" w:eastAsia="Times New Roman" w:hAnsi="Courier New" w:cs="Courier New"/>
-          <w:sz w:val="20"/>
-          <w:szCs w:val="20"/>
-        </w:rPr>
-        <w:t>Route('/users')]</w:t>
-      </w:r>
-    </w:p>
-    <w:p>
-      <w:pPr>
-        <w:spacing w:before="100" w:beforeAutospacing="1" w:after="100" w:afterAutospacing="1" w:line="240" w:lineRule="auto"/>
-        <w:rPr>
-          <w:rFonts w:ascii="Times New Roman" w:eastAsia="Times New Roman" w:hAnsi="Times New Roman" w:cs="Times New Roman"/>
-          <w:sz w:val="24"/>
-          <w:szCs w:val="24"/>
-        </w:rPr>
-      </w:pPr>
-      <w:r>
-        <w:rPr>
-          <w:rFonts w:ascii="Times New Roman" w:eastAsia="Times New Roman" w:hAnsi="Times New Roman" w:cs="Times New Roman"/>
-          <w:sz w:val="24"/>
-          <w:szCs w:val="24"/>
-        </w:rPr>
-        <w:t>Common uses:</w:t>
-      </w:r>
-    </w:p>
-    <w:p>
-      <w:pPr>
-        <w:numPr>
-          <w:ilvl w:val="0"/>
-          <w:numId w:val="13"/>
-        </w:numPr>
-        <w:spacing w:before="100" w:beforeAutospacing="1" w:after="100" w:afterAutospacing="1" w:line="240" w:lineRule="auto"/>
-        <w:rPr>
-          <w:rFonts w:ascii="Times New Roman" w:eastAsia="Times New Roman" w:hAnsi="Times New Roman" w:cs="Times New Roman"/>
-          <w:sz w:val="24"/>
-          <w:szCs w:val="24"/>
-        </w:rPr>
-      </w:pPr>
-      <w:r>
-        <w:rPr>
-          <w:rFonts w:ascii="Times New Roman" w:eastAsia="Times New Roman" w:hAnsi="Times New Roman" w:cs="Times New Roman"/>
-          <w:sz w:val="24"/>
-          <w:szCs w:val="24"/>
-        </w:rPr>
-        <w:t>Routing</w:t>
-      </w:r>
-    </w:p>
-    <w:p>
-      <w:pPr>
-        <w:numPr>
-          <w:ilvl w:val="0"/>
-          <w:numId w:val="13"/>
-        </w:numPr>
-        <w:spacing w:before="100" w:beforeAutospacing="1" w:after="100" w:afterAutospacing="1" w:line="240" w:lineRule="auto"/>
-        <w:rPr>
-          <w:rFonts w:ascii="Times New Roman" w:eastAsia="Times New Roman" w:hAnsi="Times New Roman" w:cs="Times New Roman"/>
-          <w:sz w:val="24"/>
-          <w:szCs w:val="24"/>
-        </w:rPr>
-      </w:pPr>
-      <w:r>
-        <w:rPr>
-          <w:rFonts w:ascii="Times New Roman" w:eastAsia="Times New Roman" w:hAnsi="Times New Roman" w:cs="Times New Roman"/>
-          <w:sz w:val="24"/>
-          <w:szCs w:val="24"/>
-        </w:rPr>
-        <w:t>Validation</w:t>
-      </w:r>
-    </w:p>
-    <w:p>
-      <w:pPr>
-        <w:numPr>
-          <w:ilvl w:val="0"/>
-          <w:numId w:val="13"/>
-        </w:numPr>
-        <w:spacing w:before="100" w:beforeAutospacing="1" w:after="100" w:afterAutospacing="1" w:line="240" w:lineRule="auto"/>
-        <w:rPr>
-          <w:rFonts w:ascii="Times New Roman" w:eastAsia="Times New Roman" w:hAnsi="Times New Roman" w:cs="Times New Roman"/>
-          <w:sz w:val="24"/>
-          <w:szCs w:val="24"/>
-        </w:rPr>
-      </w:pPr>
-      <w:r>
-        <w:rPr>
-          <w:rFonts w:ascii="Times New Roman" w:eastAsia="Times New Roman" w:hAnsi="Times New Roman" w:cs="Times New Roman"/>
-          <w:sz w:val="24"/>
-          <w:szCs w:val="24"/>
-        </w:rPr>
-        <w:t>ORM configuration</w:t>
-      </w:r>
-    </w:p>
-    <w:p>
-      <w:pPr>
-        <w:spacing w:before="100" w:beforeAutospacing="1" w:after="100" w:afterAutospacing="1" w:line="240" w:lineRule="auto"/>
-        <w:rPr>
-          <w:rFonts w:ascii="Times New Roman" w:eastAsia="Times New Roman" w:hAnsi="Times New Roman" w:cs="Times New Roman"/>
-          <w:sz w:val="24"/>
-          <w:szCs w:val="24"/>
-        </w:rPr>
-      </w:pPr>
-      <w:r>
-        <w:rPr>
-          <w:rFonts w:ascii="Times New Roman" w:eastAsia="Times New Roman" w:hAnsi="Times New Roman" w:cs="Times New Roman"/>
-          <w:sz w:val="24"/>
-          <w:szCs w:val="24"/>
-        </w:rPr>
-        <w:t>Introduced in PHP 8.</w:t>
-      </w:r>
-    </w:p>
-    <w:p>
-      <w:pPr>
-        <w:spacing w:after="0" w:line="240" w:lineRule="auto"/>
-        <w:rPr>
-          <w:rFonts w:ascii="Times New Roman" w:eastAsia="Times New Roman" w:hAnsi="Times New Roman" w:cs="Times New Roman"/>
-          <w:sz w:val="24"/>
-          <w:szCs w:val="24"/>
-        </w:rPr>
-      </w:pPr>
-      <w:r>
-        <w:rPr>
-          <w:rFonts w:ascii="Times New Roman" w:eastAsia="Times New Roman" w:hAnsi="Times New Roman" w:cs="Times New Roman"/>
-          <w:sz w:val="24"/>
-          <w:szCs w:val="24"/>
-        </w:rPr>
-        <w:pict>
-          <v:rect id="_x0000_i1043" style="width:0;height:1.5pt" o:hralign="center" o:hrstd="t" o:hr="t" fillcolor="#a0a0a0" stroked="f"/>
-        </w:pict>
-      </w:r>
-    </w:p>
-    <w:p>
-      <w:pPr>
-        <w:spacing w:before="100" w:beforeAutospacing="1" w:after="100" w:afterAutospacing="1" w:line="240" w:lineRule="auto"/>
-        <w:outlineLvl w:val="0"/>
-        <w:rPr>
-          <w:rFonts w:ascii="Times New Roman" w:eastAsia="Times New Roman" w:hAnsi="Times New Roman" w:cs="Times New Roman"/>
-          <w:b/>
-          <w:bCs/>
-          <w:kern w:val="36"/>
-          <w:sz w:val="48"/>
-          <w:szCs w:val="48"/>
-        </w:rPr>
-      </w:pPr>
-      <w:r>
-        <w:rPr>
-          <w:rFonts w:ascii="Times New Roman" w:eastAsia="Times New Roman" w:hAnsi="Times New Roman" w:cs="Times New Roman"/>
-          <w:b/>
-          <w:bCs/>
-          <w:kern w:val="36"/>
-          <w:sz w:val="48"/>
-          <w:szCs w:val="48"/>
-        </w:rPr>
-        <w:t xml:space="preserve">19. What is </w:t>
-      </w:r>
-      <w:proofErr w:type="spellStart"/>
-      <w:r>
-        <w:rPr>
-          <w:rFonts w:ascii="Times New Roman" w:eastAsia="Times New Roman" w:hAnsi="Times New Roman" w:cs="Times New Roman"/>
-          <w:b/>
-          <w:bCs/>
-          <w:kern w:val="36"/>
-          <w:sz w:val="48"/>
-          <w:szCs w:val="48"/>
-        </w:rPr>
-        <w:t>OPCache</w:t>
-      </w:r>
-      <w:proofErr w:type="spellEnd"/>
-      <w:r>
-        <w:rPr>
-          <w:rFonts w:ascii="Times New Roman" w:eastAsia="Times New Roman" w:hAnsi="Times New Roman" w:cs="Times New Roman"/>
-          <w:b/>
-          <w:bCs/>
-          <w:kern w:val="36"/>
-          <w:sz w:val="48"/>
-          <w:szCs w:val="48"/>
-        </w:rPr>
-        <w:t>?</w:t>
-      </w:r>
-    </w:p>
-    <w:p>
-      <w:pPr>
-        <w:spacing w:before="100" w:beforeAutospacing="1" w:after="100" w:afterAutospacing="1" w:line="240" w:lineRule="auto"/>
-        <w:rPr>
-          <w:rFonts w:ascii="Times New Roman" w:eastAsia="Times New Roman" w:hAnsi="Times New Roman" w:cs="Times New Roman"/>
-          <w:sz w:val="24"/>
-          <w:szCs w:val="24"/>
-        </w:rPr>
-      </w:pPr>
-      <w:r>
-        <w:rPr>
-          <w:rFonts w:ascii="Times New Roman" w:eastAsia="Times New Roman" w:hAnsi="Times New Roman" w:cs="Times New Roman"/>
-          <w:b/>
-          <w:bCs/>
-          <w:sz w:val="24"/>
-          <w:szCs w:val="24"/>
-        </w:rPr>
-        <w:t>Answer:</w:t>
-      </w:r>
-    </w:p>
-    <w:p>
-      <w:pPr>
-        <w:spacing w:before="100" w:beforeAutospacing="1" w:after="100" w:afterAutospacing="1" w:line="240" w:lineRule="auto"/>
-        <w:rPr>
-          <w:rFonts w:ascii="Times New Roman" w:eastAsia="Times New Roman" w:hAnsi="Times New Roman" w:cs="Times New Roman"/>
-          <w:sz w:val="24"/>
-          <w:szCs w:val="24"/>
-        </w:rPr>
-      </w:pPr>
-      <w:proofErr w:type="spellStart"/>
-      <w:r>
-        <w:rPr>
-          <w:rFonts w:ascii="Times New Roman" w:eastAsia="Times New Roman" w:hAnsi="Times New Roman" w:cs="Times New Roman"/>
-          <w:sz w:val="24"/>
-          <w:szCs w:val="24"/>
-        </w:rPr>
-        <w:t>OPCache</w:t>
-      </w:r>
-      <w:proofErr w:type="spellEnd"/>
-      <w:r>
-        <w:rPr>
-          <w:rFonts w:ascii="Times New Roman" w:eastAsia="Times New Roman" w:hAnsi="Times New Roman" w:cs="Times New Roman"/>
-          <w:sz w:val="24"/>
-          <w:szCs w:val="24"/>
-        </w:rPr>
-        <w:t xml:space="preserve"> stores compiled PHP bytecode in memory.</w:t>
-      </w:r>
-    </w:p>
-    <w:p>
-      <w:pPr>
-        <w:spacing w:before="100" w:beforeAutospacing="1" w:after="100" w:afterAutospacing="1" w:line="240" w:lineRule="auto"/>
-        <w:rPr>
-          <w:rFonts w:ascii="Times New Roman" w:eastAsia="Times New Roman" w:hAnsi="Times New Roman" w:cs="Times New Roman"/>
-          <w:sz w:val="24"/>
-          <w:szCs w:val="24"/>
-        </w:rPr>
-      </w:pPr>
-      <w:r>
-        <w:rPr>
-          <w:rFonts w:ascii="Times New Roman" w:eastAsia="Times New Roman" w:hAnsi="Times New Roman" w:cs="Times New Roman"/>
-          <w:sz w:val="24"/>
-          <w:szCs w:val="24"/>
-        </w:rPr>
-        <w:t>Benefits:</w:t>
-      </w:r>
-    </w:p>
-    <w:p>
-      <w:pPr>
-        <w:numPr>
-          <w:ilvl w:val="0"/>
-          <w:numId w:val="14"/>
-        </w:numPr>
-        <w:spacing w:before="100" w:beforeAutospacing="1" w:after="100" w:afterAutospacing="1" w:line="240" w:lineRule="auto"/>
-        <w:rPr>
-          <w:rFonts w:ascii="Times New Roman" w:eastAsia="Times New Roman" w:hAnsi="Times New Roman" w:cs="Times New Roman"/>
-          <w:sz w:val="24"/>
-          <w:szCs w:val="24"/>
-        </w:rPr>
-      </w:pPr>
-      <w:r>
-        <w:rPr>
-          <w:rFonts w:ascii="Times New Roman" w:eastAsia="Times New Roman" w:hAnsi="Times New Roman" w:cs="Times New Roman"/>
-          <w:sz w:val="24"/>
-          <w:szCs w:val="24"/>
-        </w:rPr>
-        <w:t>Faster execution</w:t>
-      </w:r>
-    </w:p>
-    <w:p>
-      <w:pPr>
-        <w:numPr>
-          <w:ilvl w:val="0"/>
-          <w:numId w:val="14"/>
-        </w:numPr>
-        <w:spacing w:before="100" w:beforeAutospacing="1" w:after="100" w:afterAutospacing="1" w:line="240" w:lineRule="auto"/>
-        <w:rPr>
-          <w:rFonts w:ascii="Times New Roman" w:eastAsia="Times New Roman" w:hAnsi="Times New Roman" w:cs="Times New Roman"/>
-          <w:sz w:val="24"/>
-          <w:szCs w:val="24"/>
-        </w:rPr>
-      </w:pPr>
-      <w:r>
-        <w:rPr>
-          <w:rFonts w:ascii="Times New Roman" w:eastAsia="Times New Roman" w:hAnsi="Times New Roman" w:cs="Times New Roman"/>
-          <w:sz w:val="24"/>
-          <w:szCs w:val="24"/>
-        </w:rPr>
-        <w:lastRenderedPageBreak/>
-        <w:t>Reduced CPU usage</w:t>
-      </w:r>
-    </w:p>
-    <w:p>
-      <w:pPr>
-        <w:numPr>
-          <w:ilvl w:val="0"/>
-          <w:numId w:val="14"/>
-        </w:numPr>
-        <w:spacing w:before="100" w:beforeAutospacing="1" w:after="100" w:afterAutospacing="1" w:line="240" w:lineRule="auto"/>
-        <w:rPr>
-          <w:rFonts w:ascii="Times New Roman" w:eastAsia="Times New Roman" w:hAnsi="Times New Roman" w:cs="Times New Roman"/>
-          <w:sz w:val="24"/>
-          <w:szCs w:val="24"/>
-        </w:rPr>
-      </w:pPr>
-      <w:r>
-        <w:rPr>
-          <w:rFonts w:ascii="Times New Roman" w:eastAsia="Times New Roman" w:hAnsi="Times New Roman" w:cs="Times New Roman"/>
-          <w:sz w:val="24"/>
-          <w:szCs w:val="24"/>
-        </w:rPr>
-        <w:t>Better scalability</w:t>
-      </w:r>
-    </w:p>
-    <w:p>
-      <w:pPr>
-        <w:spacing w:before="100" w:beforeAutospacing="1" w:after="100" w:afterAutospacing="1" w:line="240" w:lineRule="auto"/>
-        <w:rPr>
-          <w:rFonts w:ascii="Times New Roman" w:eastAsia="Times New Roman" w:hAnsi="Times New Roman" w:cs="Times New Roman"/>
-          <w:sz w:val="24"/>
-          <w:szCs w:val="24"/>
-        </w:rPr>
-      </w:pPr>
-      <w:r>
-        <w:rPr>
-          <w:rFonts w:ascii="Times New Roman" w:eastAsia="Times New Roman" w:hAnsi="Times New Roman" w:cs="Times New Roman"/>
-          <w:sz w:val="24"/>
-          <w:szCs w:val="24"/>
-        </w:rPr>
-        <w:t xml:space="preserve">Production environments should enable </w:t>
-      </w:r>
-      <w:proofErr w:type="spellStart"/>
-      <w:r>
-        <w:rPr>
-          <w:rFonts w:ascii="Times New Roman" w:eastAsia="Times New Roman" w:hAnsi="Times New Roman" w:cs="Times New Roman"/>
-          <w:sz w:val="24"/>
-          <w:szCs w:val="24"/>
-        </w:rPr>
-        <w:t>OPCache</w:t>
-      </w:r>
-      <w:proofErr w:type="spellEnd"/>
-      <w:r>
-        <w:rPr>
-          <w:rFonts w:ascii="Times New Roman" w:eastAsia="Times New Roman" w:hAnsi="Times New Roman" w:cs="Times New Roman"/>
-          <w:sz w:val="24"/>
-          <w:szCs w:val="24"/>
-        </w:rPr>
-        <w:t>.</w:t>
-      </w:r>
-    </w:p>
-    <w:p>
-      <w:pPr>
-        <w:spacing w:after="0" w:line="240" w:lineRule="auto"/>
-        <w:rPr>
-          <w:rFonts w:ascii="Times New Roman" w:eastAsia="Times New Roman" w:hAnsi="Times New Roman" w:cs="Times New Roman"/>
-          <w:sz w:val="24"/>
-          <w:szCs w:val="24"/>
-        </w:rPr>
-      </w:pPr>
-      <w:r>
-        <w:rPr>
-          <w:rFonts w:ascii="Times New Roman" w:eastAsia="Times New Roman" w:hAnsi="Times New Roman" w:cs="Times New Roman"/>
-          <w:sz w:val="24"/>
-          <w:szCs w:val="24"/>
-        </w:rPr>
-        <w:pict>
-          <v:rect id="_x0000_i1044" style="width:0;height:1.5pt" o:hralign="center" o:hrstd="t" o:hr="t" fillcolor="#a0a0a0" stroked="f"/>
-        </w:pict>
-      </w:r>
-    </w:p>
-    <w:p>
-      <w:pPr>
-        <w:spacing w:before="100" w:beforeAutospacing="1" w:after="100" w:afterAutospacing="1" w:line="240" w:lineRule="auto"/>
-        <w:outlineLvl w:val="0"/>
-        <w:rPr>
-          <w:rFonts w:ascii="Times New Roman" w:eastAsia="Times New Roman" w:hAnsi="Times New Roman" w:cs="Times New Roman"/>
-          <w:b/>
-          <w:bCs/>
-          <w:kern w:val="36"/>
-          <w:sz w:val="48"/>
-          <w:szCs w:val="48"/>
-        </w:rPr>
-      </w:pPr>
-      <w:r>
-        <w:rPr>
-          <w:rFonts w:ascii="Times New Roman" w:eastAsia="Times New Roman" w:hAnsi="Times New Roman" w:cs="Times New Roman"/>
-          <w:b/>
-          <w:bCs/>
-          <w:kern w:val="36"/>
-          <w:sz w:val="48"/>
-          <w:szCs w:val="48"/>
-        </w:rPr>
-        <w:t>20. How do you secure a PHP application?</w:t>
-      </w:r>
-    </w:p>
-    <w:p>
-      <w:pPr>
-        <w:spacing w:before="100" w:beforeAutospacing="1" w:after="100" w:afterAutospacing="1" w:line="240" w:lineRule="auto"/>
-        <w:rPr>
-          <w:rFonts w:ascii="Times New Roman" w:eastAsia="Times New Roman" w:hAnsi="Times New Roman" w:cs="Times New Roman"/>
-          <w:sz w:val="24"/>
-          <w:szCs w:val="24"/>
-        </w:rPr>
-      </w:pPr>
-      <w:r>
-        <w:rPr>
-          <w:rFonts w:ascii="Times New Roman" w:eastAsia="Times New Roman" w:hAnsi="Times New Roman" w:cs="Times New Roman"/>
-          <w:b/>
-          <w:bCs/>
-          <w:sz w:val="24"/>
-          <w:szCs w:val="24"/>
-        </w:rPr>
-        <w:t>Answer:</w:t>
-      </w:r>
-    </w:p>
-    <w:p>
-      <w:pPr>
-        <w:spacing w:before="100" w:beforeAutospacing="1" w:after="100" w:afterAutospacing="1" w:line="240" w:lineRule="auto"/>
-        <w:rPr>
-          <w:rFonts w:ascii="Times New Roman" w:eastAsia="Times New Roman" w:hAnsi="Times New Roman" w:cs="Times New Roman"/>
-          <w:sz w:val="24"/>
-          <w:szCs w:val="24"/>
-        </w:rPr>
-      </w:pPr>
-      <w:r>
-        <w:rPr>
-          <w:rFonts w:ascii="Times New Roman" w:eastAsia="Times New Roman" w:hAnsi="Times New Roman" w:cs="Times New Roman"/>
-          <w:sz w:val="24"/>
-          <w:szCs w:val="24"/>
-        </w:rPr>
-        <w:t>Best practices:</w:t>
-      </w:r>
-    </w:p>
-    <w:p>
-      <w:pPr>
-        <w:numPr>
-          <w:ilvl w:val="0"/>
-          <w:numId w:val="15"/>
-        </w:numPr>
-        <w:spacing w:before="100" w:beforeAutospacing="1" w:after="100" w:afterAutospacing="1" w:line="240" w:lineRule="auto"/>
-        <w:rPr>
-          <w:rFonts w:ascii="Times New Roman" w:eastAsia="Times New Roman" w:hAnsi="Times New Roman" w:cs="Times New Roman"/>
-          <w:sz w:val="24"/>
-          <w:szCs w:val="24"/>
-        </w:rPr>
-      </w:pPr>
-      <w:r>
-        <w:rPr>
-          <w:rFonts w:ascii="Times New Roman" w:eastAsia="Times New Roman" w:hAnsi="Times New Roman" w:cs="Times New Roman"/>
-          <w:sz w:val="24"/>
-          <w:szCs w:val="24"/>
-        </w:rPr>
-        <w:t>Input validation</w:t>
-      </w:r>
-    </w:p>
-    <w:p>
-      <w:pPr>
-        <w:numPr>
-          <w:ilvl w:val="0"/>
-          <w:numId w:val="15"/>
-        </w:numPr>
-        <w:spacing w:before="100" w:beforeAutospacing="1" w:after="100" w:afterAutospacing="1" w:line="240" w:lineRule="auto"/>
-        <w:rPr>
-          <w:rFonts w:ascii="Times New Roman" w:eastAsia="Times New Roman" w:hAnsi="Times New Roman" w:cs="Times New Roman"/>
-          <w:sz w:val="24"/>
-          <w:szCs w:val="24"/>
-        </w:rPr>
-      </w:pPr>
-      <w:r>
-        <w:rPr>
-          <w:rFonts w:ascii="Times New Roman" w:eastAsia="Times New Roman" w:hAnsi="Times New Roman" w:cs="Times New Roman"/>
-          <w:sz w:val="24"/>
-          <w:szCs w:val="24"/>
-        </w:rPr>
-        <w:t>Output escaping</w:t>
-      </w:r>
-    </w:p>
-    <w:p>
-      <w:pPr>
-        <w:numPr>
-          <w:ilvl w:val="0"/>
-          <w:numId w:val="15"/>
-        </w:numPr>
-        <w:spacing w:before="100" w:beforeAutospacing="1" w:after="100" w:afterAutospacing="1" w:line="240" w:lineRule="auto"/>
-        <w:rPr>
-          <w:rFonts w:ascii="Times New Roman" w:eastAsia="Times New Roman" w:hAnsi="Times New Roman" w:cs="Times New Roman"/>
-          <w:sz w:val="24"/>
-          <w:szCs w:val="24"/>
-        </w:rPr>
-      </w:pPr>
-      <w:r>
-        <w:rPr>
-          <w:rFonts w:ascii="Times New Roman" w:eastAsia="Times New Roman" w:hAnsi="Times New Roman" w:cs="Times New Roman"/>
-          <w:sz w:val="24"/>
-          <w:szCs w:val="24"/>
-        </w:rPr>
-        <w:t>CSRF protection</w:t>
-      </w:r>
-    </w:p>
-    <w:p>
-      <w:pPr>
-        <w:numPr>
-          <w:ilvl w:val="0"/>
-          <w:numId w:val="15"/>
-        </w:numPr>
-        <w:spacing w:before="100" w:beforeAutospacing="1" w:after="100" w:afterAutospacing="1" w:line="240" w:lineRule="auto"/>
-        <w:rPr>
-          <w:rFonts w:ascii="Times New Roman" w:eastAsia="Times New Roman" w:hAnsi="Times New Roman" w:cs="Times New Roman"/>
-          <w:sz w:val="24"/>
-          <w:szCs w:val="24"/>
-        </w:rPr>
-      </w:pPr>
-      <w:r>
-        <w:rPr>
-          <w:rFonts w:ascii="Times New Roman" w:eastAsia="Times New Roman" w:hAnsi="Times New Roman" w:cs="Times New Roman"/>
-          <w:sz w:val="24"/>
-          <w:szCs w:val="24"/>
-        </w:rPr>
-        <w:t>Prepared statements</w:t>
-      </w:r>
-    </w:p>
-    <w:p>
-      <w:pPr>
-        <w:numPr>
-          <w:ilvl w:val="0"/>
-          <w:numId w:val="15"/>
-        </w:numPr>
-        <w:spacing w:before="100" w:beforeAutospacing="1" w:after="100" w:afterAutospacing="1" w:line="240" w:lineRule="auto"/>
-        <w:rPr>
-          <w:rFonts w:ascii="Times New Roman" w:eastAsia="Times New Roman" w:hAnsi="Times New Roman" w:cs="Times New Roman"/>
-          <w:sz w:val="24"/>
-          <w:szCs w:val="24"/>
-        </w:rPr>
-      </w:pPr>
-      <w:r>
-        <w:rPr>
-          <w:rFonts w:ascii="Times New Roman" w:eastAsia="Times New Roman" w:hAnsi="Times New Roman" w:cs="Times New Roman"/>
-          <w:sz w:val="24"/>
-          <w:szCs w:val="24"/>
-        </w:rPr>
-        <w:t>Secure sessions</w:t>
-      </w:r>
-    </w:p>
-    <w:p>
-      <w:pPr>
-        <w:numPr>
-          <w:ilvl w:val="0"/>
-          <w:numId w:val="15"/>
-        </w:numPr>
-        <w:spacing w:before="100" w:beforeAutospacing="1" w:after="100" w:afterAutospacing="1" w:line="240" w:lineRule="auto"/>
-        <w:rPr>
-          <w:rFonts w:ascii="Times New Roman" w:eastAsia="Times New Roman" w:hAnsi="Times New Roman" w:cs="Times New Roman"/>
-          <w:sz w:val="24"/>
-          <w:szCs w:val="24"/>
-        </w:rPr>
-      </w:pPr>
-      <w:r>
-        <w:rPr>
-          <w:rFonts w:ascii="Times New Roman" w:eastAsia="Times New Roman" w:hAnsi="Times New Roman" w:cs="Times New Roman"/>
-          <w:sz w:val="24"/>
-          <w:szCs w:val="24"/>
-        </w:rPr>
-        <w:t>Password hashing</w:t>
-      </w:r>
-    </w:p>
-    <w:p>
-      <w:pPr>
-        <w:numPr>
-          <w:ilvl w:val="0"/>
-          <w:numId w:val="15"/>
-        </w:numPr>
-        <w:spacing w:before="100" w:beforeAutospacing="1" w:after="100" w:afterAutospacing="1" w:line="240" w:lineRule="auto"/>
-        <w:rPr>
-          <w:rFonts w:ascii="Times New Roman" w:eastAsia="Times New Roman" w:hAnsi="Times New Roman" w:cs="Times New Roman"/>
-          <w:sz w:val="24"/>
-          <w:szCs w:val="24"/>
-        </w:rPr>
-      </w:pPr>
-      <w:r>
-        <w:rPr>
-          <w:rFonts w:ascii="Times New Roman" w:eastAsia="Times New Roman" w:hAnsi="Times New Roman" w:cs="Times New Roman"/>
-          <w:sz w:val="24"/>
-          <w:szCs w:val="24"/>
-        </w:rPr>
-        <w:t>HTTPS</w:t>
-      </w:r>
-    </w:p>
-    <w:p>
-      <w:pPr>
-        <w:spacing w:before="100" w:beforeAutospacing="1" w:after="100" w:afterAutospacing="1" w:line="240" w:lineRule="auto"/>
-        <w:rPr>
-          <w:rFonts w:ascii="Times New Roman" w:eastAsia="Times New Roman" w:hAnsi="Times New Roman" w:cs="Times New Roman"/>
-          <w:sz w:val="24"/>
-          <w:szCs w:val="24"/>
-        </w:rPr>
-      </w:pPr>
-      <w:r>
-        <w:rPr>
-          <w:rFonts w:ascii="Times New Roman" w:eastAsia="Times New Roman" w:hAnsi="Times New Roman" w:cs="Times New Roman"/>
-          <w:sz w:val="24"/>
-          <w:szCs w:val="24"/>
-        </w:rPr>
-        <w:t>Security should be built into every layer.</w:t>
-      </w:r>
-    </w:p>
-    <w:p>
-      <w:pPr>
-        <w:spacing w:after="0" w:line="240" w:lineRule="auto"/>
-        <w:rPr>
-          <w:rFonts w:ascii="Times New Roman" w:eastAsia="Times New Roman" w:hAnsi="Times New Roman" w:cs="Times New Roman"/>
-          <w:sz w:val="24"/>
-          <w:szCs w:val="24"/>
-        </w:rPr>
-      </w:pPr>
-      <w:r>
-        <w:rPr>
-          <w:rFonts w:ascii="Times New Roman" w:eastAsia="Times New Roman" w:hAnsi="Times New Roman" w:cs="Times New Roman"/>
-          <w:sz w:val="24"/>
-          <w:szCs w:val="24"/>
-        </w:rPr>
-        <w:pict>
-          <v:rect id="_x0000_i1045" style="width:0;height:1.5pt" o:hralign="center" o:hrstd="t" o:hr="t" fillcolor="#a0a0a0" stroked="f"/>
-        </w:pict>
-      </w:r>
-    </w:p>
-    <w:p>
-      <w:pPr>
-        <w:spacing w:before="100" w:beforeAutospacing="1" w:after="100" w:afterAutospacing="1" w:line="240" w:lineRule="auto"/>
-        <w:outlineLvl w:val="0"/>
-        <w:rPr>
-          <w:rFonts w:ascii="Times New Roman" w:eastAsia="Times New Roman" w:hAnsi="Times New Roman" w:cs="Times New Roman"/>
-          <w:b/>
-          <w:bCs/>
-          <w:kern w:val="36"/>
-          <w:sz w:val="48"/>
-          <w:szCs w:val="48"/>
-        </w:rPr>
-      </w:pPr>
-      <w:r>
-        <w:rPr>
-          <w:rFonts w:ascii="Times New Roman" w:eastAsia="Times New Roman" w:hAnsi="Times New Roman" w:cs="Times New Roman"/>
-          <w:b/>
-          <w:bCs/>
-          <w:kern w:val="36"/>
-          <w:sz w:val="48"/>
-          <w:szCs w:val="48"/>
-        </w:rPr>
-        <w:t>21. How do you prevent SQL Injection?</w:t>
-      </w:r>
-    </w:p>
-    <w:p>
-      <w:pPr>
-        <w:spacing w:before="100" w:beforeAutospacing="1" w:after="100" w:afterAutospacing="1" w:line="240" w:lineRule="auto"/>
-        <w:rPr>
-          <w:rFonts w:ascii="Times New Roman" w:eastAsia="Times New Roman" w:hAnsi="Times New Roman" w:cs="Times New Roman"/>
-          <w:sz w:val="24"/>
-          <w:szCs w:val="24"/>
-        </w:rPr>
-      </w:pPr>
-      <w:r>
-        <w:rPr>
-          <w:rFonts w:ascii="Times New Roman" w:eastAsia="Times New Roman" w:hAnsi="Times New Roman" w:cs="Times New Roman"/>
-          <w:b/>
-          <w:bCs/>
-          <w:sz w:val="24"/>
-          <w:szCs w:val="24"/>
-        </w:rPr>
-        <w:t>Answer:</w:t>
-      </w:r>
-    </w:p>
-    <w:p>
-      <w:pPr>
-        <w:spacing w:before="100" w:beforeAutospacing="1" w:after="100" w:afterAutospacing="1" w:line="240" w:lineRule="auto"/>
-        <w:rPr>
-          <w:rFonts w:ascii="Times New Roman" w:eastAsia="Times New Roman" w:hAnsi="Times New Roman" w:cs="Times New Roman"/>
-          <w:sz w:val="24"/>
-          <w:szCs w:val="24"/>
-        </w:rPr>
-      </w:pPr>
-      <w:r>
-        <w:rPr>
-          <w:rFonts w:ascii="Times New Roman" w:eastAsia="Times New Roman" w:hAnsi="Times New Roman" w:cs="Times New Roman"/>
-          <w:sz w:val="24"/>
-          <w:szCs w:val="24"/>
-        </w:rPr>
-        <w:t>Use prepared statements.</w:t>
-      </w:r>
-    </w:p>
-    <w:p>
-      <w:pPr>
-        <w:tabs>
-          <w:tab w:val="left" w:pos="916"/>
-          <w:tab w:val="left" w:pos="1832"/>
-          <w:tab w:val="left" w:pos="2748"/>
-          <w:tab w:val="left" w:pos="3664"/>
-          <w:tab w:val="left" w:pos="4580"/>
-          <w:tab w:val="left" w:pos="5496"/>
-          <w:tab w:val="left" w:pos="6412"/>
-          <w:tab w:val="left" w:pos="7328"/>
-          <w:tab w:val="left" w:pos="8244"/>
-          <w:tab w:val="left" w:pos="9160"/>
-          <w:tab w:val="left" w:pos="10076"/>
-          <w:tab w:val="left" w:pos="10992"/>
-          <w:tab w:val="left" w:pos="11908"/>
-          <w:tab w:val="left" w:pos="12824"/>
-          <w:tab w:val="left" w:pos="13740"/>
-          <w:tab w:val="left" w:pos="14656"/>
-        </w:tabs>
-        <w:spacing w:after="0" w:line="240" w:lineRule="auto"/>
-        <w:rPr>
-          <w:rFonts w:ascii="Courier New" w:eastAsia="Times New Roman" w:hAnsi="Courier New" w:cs="Courier New"/>
-          <w:sz w:val="20"/>
-          <w:szCs w:val="20"/>
-        </w:rPr>
-      </w:pPr>
-      <w:r>
-        <w:rPr>
-          <w:rFonts w:ascii="Courier New" w:eastAsia="Times New Roman" w:hAnsi="Courier New" w:cs="Courier New"/>
-          <w:sz w:val="20"/>
-          <w:szCs w:val="20"/>
-        </w:rPr>
-        <w:t>$</w:t>
-      </w:r>
-      <w:proofErr w:type="spellStart"/>
-      <w:r>
-        <w:rPr>
-          <w:rFonts w:ascii="Courier New" w:eastAsia="Times New Roman" w:hAnsi="Courier New" w:cs="Courier New"/>
-          <w:sz w:val="20"/>
-          <w:szCs w:val="20"/>
-        </w:rPr>
-        <w:t>stmt</w:t>
-      </w:r>
-      <w:proofErr w:type="spellEnd"/>
-      <w:r>
-        <w:rPr>
-          <w:rFonts w:ascii="Courier New" w:eastAsia="Times New Roman" w:hAnsi="Courier New" w:cs="Courier New"/>
-          <w:sz w:val="20"/>
-          <w:szCs w:val="20"/>
-        </w:rPr>
-        <w:t xml:space="preserve"> = $</w:t>
-      </w:r>
-      <w:proofErr w:type="spellStart"/>
-      <w:r>
-        <w:rPr>
-          <w:rFonts w:ascii="Courier New" w:eastAsia="Times New Roman" w:hAnsi="Courier New" w:cs="Courier New"/>
-          <w:sz w:val="20"/>
-          <w:szCs w:val="20"/>
-        </w:rPr>
-        <w:t>pdo</w:t>
-      </w:r>
-      <w:proofErr w:type="spellEnd"/>
-      <w:r>
-        <w:rPr>
-          <w:rFonts w:ascii="Courier New" w:eastAsia="Times New Roman" w:hAnsi="Courier New" w:cs="Courier New"/>
-          <w:sz w:val="20"/>
-          <w:szCs w:val="20"/>
-        </w:rPr>
-        <w:t>-&gt;</w:t>
-      </w:r>
-      <w:proofErr w:type="gramStart"/>
-      <w:r>
-        <w:rPr>
-          <w:rFonts w:ascii="Courier New" w:eastAsia="Times New Roman" w:hAnsi="Courier New" w:cs="Courier New"/>
-          <w:sz w:val="20"/>
-          <w:szCs w:val="20"/>
-        </w:rPr>
-        <w:t>prepare(</w:t>
-      </w:r>
-      <w:proofErr w:type="gramEnd"/>
-    </w:p>
-    <w:p>
-      <w:pPr>
-        <w:tabs>
-          <w:tab w:val="left" w:pos="916"/>
-          <w:tab w:val="left" w:pos="1832"/>
-          <w:tab w:val="left" w:pos="2748"/>
-          <w:tab w:val="left" w:pos="3664"/>
-          <w:tab w:val="left" w:pos="4580"/>
-          <w:tab w:val="left" w:pos="5496"/>
-          <w:tab w:val="left" w:pos="6412"/>
-          <w:tab w:val="left" w:pos="7328"/>
-          <w:tab w:val="left" w:pos="8244"/>
-          <w:tab w:val="left" w:pos="9160"/>
-          <w:tab w:val="left" w:pos="10076"/>
-          <w:tab w:val="left" w:pos="10992"/>
-          <w:tab w:val="left" w:pos="11908"/>
-          <w:tab w:val="left" w:pos="12824"/>
-          <w:tab w:val="left" w:pos="13740"/>
-          <w:tab w:val="left" w:pos="14656"/>
-        </w:tabs>
-        <w:spacing w:after="0" w:line="240" w:lineRule="auto"/>
-        <w:rPr>
-          <w:rFonts w:ascii="Courier New" w:eastAsia="Times New Roman" w:hAnsi="Courier New" w:cs="Courier New"/>
-          <w:sz w:val="20"/>
-          <w:szCs w:val="20"/>
-        </w:rPr>
-      </w:pPr>
-      <w:r>
-        <w:rPr>
-          <w:rFonts w:ascii="Courier New" w:eastAsia="Times New Roman" w:hAnsi="Courier New" w:cs="Courier New"/>
-          <w:sz w:val="20"/>
-          <w:szCs w:val="20"/>
-        </w:rPr>
-        <w:t xml:space="preserve">    "SELECT * FROM users WHERE id </w:t>
-      </w:r>
-      <w:proofErr w:type="gramStart"/>
-      <w:r>
-        <w:rPr>
-          <w:rFonts w:ascii="Courier New" w:eastAsia="Times New Roman" w:hAnsi="Courier New" w:cs="Courier New"/>
-          <w:sz w:val="20"/>
-          <w:szCs w:val="20"/>
-        </w:rPr>
-        <w:t>= ?"</w:t>
-      </w:r>
-      <w:proofErr w:type="gramEnd"/>
-    </w:p>
-    <w:p>
-      <w:pPr>
-        <w:tabs>
-          <w:tab w:val="left" w:pos="916"/>
-          <w:tab w:val="left" w:pos="1832"/>
-          <w:tab w:val="left" w:pos="2748"/>
-          <w:tab w:val="left" w:pos="3664"/>
-          <w:tab w:val="left" w:pos="4580"/>
-          <w:tab w:val="left" w:pos="5496"/>
-          <w:tab w:val="left" w:pos="6412"/>
-          <w:tab w:val="left" w:pos="7328"/>
-          <w:tab w:val="left" w:pos="8244"/>
-          <w:tab w:val="left" w:pos="9160"/>
-          <w:tab w:val="left" w:pos="10076"/>
-          <w:tab w:val="left" w:pos="10992"/>
-          <w:tab w:val="left" w:pos="11908"/>
-          <w:tab w:val="left" w:pos="12824"/>
-          <w:tab w:val="left" w:pos="13740"/>
-          <w:tab w:val="left" w:pos="14656"/>
-        </w:tabs>
-        <w:spacing w:after="0" w:line="240" w:lineRule="auto"/>
-        <w:rPr>
-          <w:rFonts w:ascii="Courier New" w:eastAsia="Times New Roman" w:hAnsi="Courier New" w:cs="Courier New"/>
-          <w:sz w:val="20"/>
-          <w:szCs w:val="20"/>
-        </w:rPr>
-      </w:pPr>
-      <w:r>
-        <w:rPr>
-          <w:rFonts w:ascii="Courier New" w:eastAsia="Times New Roman" w:hAnsi="Courier New" w:cs="Courier New"/>
-          <w:sz w:val="20"/>
-          <w:szCs w:val="20"/>
-        </w:rPr>
-        <w:t>);</w:t>
-      </w:r>
-    </w:p>
-    <w:p>
-      <w:pPr>
-        <w:spacing w:before="100" w:beforeAutospacing="1" w:after="100" w:afterAutospacing="1" w:line="240" w:lineRule="auto"/>
-        <w:rPr>
-          <w:rFonts w:ascii="Times New Roman" w:eastAsia="Times New Roman" w:hAnsi="Times New Roman" w:cs="Times New Roman"/>
-          <w:sz w:val="24"/>
-          <w:szCs w:val="24"/>
-        </w:rPr>
-      </w:pPr>
-      <w:r>
-        <w:rPr>
-          <w:rFonts w:ascii="Times New Roman" w:eastAsia="Times New Roman" w:hAnsi="Times New Roman" w:cs="Times New Roman"/>
-          <w:sz w:val="24"/>
-          <w:szCs w:val="24"/>
-        </w:rPr>
-        <w:t>Never concatenate user input directly into SQL queries.</w:t>
-      </w:r>
-    </w:p>
-    <w:p>
-      <w:pPr>
-        <w:spacing w:after="0" w:line="240" w:lineRule="auto"/>
-        <w:rPr>
-          <w:rFonts w:ascii="Times New Roman" w:eastAsia="Times New Roman" w:hAnsi="Times New Roman" w:cs="Times New Roman"/>
-          <w:sz w:val="24"/>
-          <w:szCs w:val="24"/>
-        </w:rPr>
-      </w:pPr>
-      <w:r>
-        <w:rPr>
-          <w:rFonts w:ascii="Times New Roman" w:eastAsia="Times New Roman" w:hAnsi="Times New Roman" w:cs="Times New Roman"/>
-          <w:sz w:val="24"/>
-          <w:szCs w:val="24"/>
-        </w:rPr>
-        <w:pict>
-          <v:rect id="_x0000_i1046" style="width:0;height:1.5pt" o:hralign="center" o:hrstd="t" o:hr="t" fillcolor="#a0a0a0" stroked="f"/>
-        </w:pict>
-      </w:r>
-    </w:p>
-    <w:p>
-      <w:pPr>
-        <w:spacing w:before="100" w:beforeAutospacing="1" w:after="100" w:afterAutospacing="1" w:line="240" w:lineRule="auto"/>
-        <w:outlineLvl w:val="0"/>
-        <w:rPr>
-          <w:rFonts w:ascii="Times New Roman" w:eastAsia="Times New Roman" w:hAnsi="Times New Roman" w:cs="Times New Roman"/>
-          <w:b/>
-          <w:bCs/>
-          <w:kern w:val="36"/>
-          <w:sz w:val="48"/>
-          <w:szCs w:val="48"/>
-        </w:rPr>
-      </w:pPr>
-      <w:r>
-        <w:rPr>
-          <w:rFonts w:ascii="Times New Roman" w:eastAsia="Times New Roman" w:hAnsi="Times New Roman" w:cs="Times New Roman"/>
-          <w:b/>
-          <w:bCs/>
-          <w:kern w:val="36"/>
-          <w:sz w:val="48"/>
-          <w:szCs w:val="48"/>
-        </w:rPr>
-        <w:t>22. How do you securely store passwords?</w:t>
-      </w:r>
-    </w:p>
-    <w:p>
-      <w:pPr>
-        <w:spacing w:before="100" w:beforeAutospacing="1" w:after="100" w:afterAutospacing="1" w:line="240" w:lineRule="auto"/>
-        <w:rPr>
-          <w:rFonts w:ascii="Times New Roman" w:eastAsia="Times New Roman" w:hAnsi="Times New Roman" w:cs="Times New Roman"/>
-          <w:sz w:val="24"/>
-          <w:szCs w:val="24"/>
-        </w:rPr>
-      </w:pPr>
-      <w:r>
-        <w:rPr>
-          <w:rFonts w:ascii="Times New Roman" w:eastAsia="Times New Roman" w:hAnsi="Times New Roman" w:cs="Times New Roman"/>
-          <w:b/>
-          <w:bCs/>
-          <w:sz w:val="24"/>
-          <w:szCs w:val="24"/>
-        </w:rPr>
-        <w:t>Answer:</w:t>
-      </w:r>
-    </w:p>
-    <w:p>
-      <w:pPr>
-        <w:spacing w:before="100" w:beforeAutospacing="1" w:after="100" w:afterAutospacing="1" w:line="240" w:lineRule="auto"/>
-        <w:rPr>
-          <w:rFonts w:ascii="Times New Roman" w:eastAsia="Times New Roman" w:hAnsi="Times New Roman" w:cs="Times New Roman"/>
-          <w:sz w:val="24"/>
-          <w:szCs w:val="24"/>
-        </w:rPr>
-      </w:pPr>
-      <w:r>
-        <w:rPr>
-          <w:rFonts w:ascii="Times New Roman" w:eastAsia="Times New Roman" w:hAnsi="Times New Roman" w:cs="Times New Roman"/>
-          <w:sz w:val="24"/>
-          <w:szCs w:val="24"/>
-        </w:rPr>
-        <w:t>Use:</w:t>
-      </w:r>
-    </w:p>
-    <w:p>
-      <w:pPr>
-        <w:tabs>
-          <w:tab w:val="left" w:pos="916"/>
-          <w:tab w:val="left" w:pos="1832"/>
-          <w:tab w:val="left" w:pos="2748"/>
-          <w:tab w:val="left" w:pos="3664"/>
-          <w:tab w:val="left" w:pos="4580"/>
-          <w:tab w:val="left" w:pos="5496"/>
-          <w:tab w:val="left" w:pos="6412"/>
-          <w:tab w:val="left" w:pos="7328"/>
-          <w:tab w:val="left" w:pos="8244"/>
-          <w:tab w:val="left" w:pos="9160"/>
-          <w:tab w:val="left" w:pos="10076"/>
-          <w:tab w:val="left" w:pos="10992"/>
-          <w:tab w:val="left" w:pos="11908"/>
-          <w:tab w:val="left" w:pos="12824"/>
-          <w:tab w:val="left" w:pos="13740"/>
-          <w:tab w:val="left" w:pos="14656"/>
-        </w:tabs>
-        <w:spacing w:after="0" w:line="240" w:lineRule="auto"/>
-        <w:rPr>
-          <w:rFonts w:ascii="Courier New" w:eastAsia="Times New Roman" w:hAnsi="Courier New" w:cs="Courier New"/>
-          <w:sz w:val="20"/>
-          <w:szCs w:val="20"/>
-        </w:rPr>
-      </w:pPr>
-      <w:proofErr w:type="spellStart"/>
-      <w:r>
-        <w:rPr>
-          <w:rFonts w:ascii="Courier New" w:eastAsia="Times New Roman" w:hAnsi="Courier New" w:cs="Courier New"/>
-          <w:sz w:val="20"/>
-          <w:szCs w:val="20"/>
-        </w:rPr>
-        <w:t>password_</w:t>
-      </w:r>
-      <w:proofErr w:type="gramStart"/>
-      <w:r>
-        <w:rPr>
-          <w:rFonts w:ascii="Courier New" w:eastAsia="Times New Roman" w:hAnsi="Courier New" w:cs="Courier New"/>
-          <w:sz w:val="20"/>
-          <w:szCs w:val="20"/>
-        </w:rPr>
-        <w:t>hash</w:t>
-      </w:r>
-      <w:proofErr w:type="spellEnd"/>
-      <w:r>
-        <w:rPr>
-          <w:rFonts w:ascii="Courier New" w:eastAsia="Times New Roman" w:hAnsi="Courier New" w:cs="Courier New"/>
-          <w:sz w:val="20"/>
-          <w:szCs w:val="20"/>
-        </w:rPr>
-        <w:t>()</w:t>
-      </w:r>
-      <w:proofErr w:type="gramEnd"/>
-    </w:p>
-    <w:p>
-      <w:pPr>
-        <w:spacing w:before="100" w:beforeAutospacing="1" w:after="100" w:afterAutospacing="1" w:line="240" w:lineRule="auto"/>
-        <w:rPr>
-          <w:rFonts w:ascii="Times New Roman" w:eastAsia="Times New Roman" w:hAnsi="Times New Roman" w:cs="Times New Roman"/>
-          <w:sz w:val="24"/>
-          <w:szCs w:val="24"/>
-        </w:rPr>
-      </w:pPr>
-      <w:r>
-        <w:rPr>
-          <w:rFonts w:ascii="Times New Roman" w:eastAsia="Times New Roman" w:hAnsi="Times New Roman" w:cs="Times New Roman"/>
-          <w:sz w:val="24"/>
-          <w:szCs w:val="24"/>
-        </w:rPr>
-        <w:lastRenderedPageBreak/>
-        <w:t>Verify with:</w:t>
-      </w:r>
-    </w:p>
-    <w:p>
-      <w:pPr>
-        <w:tabs>
-          <w:tab w:val="left" w:pos="916"/>
-          <w:tab w:val="left" w:pos="1832"/>
-          <w:tab w:val="left" w:pos="2748"/>
-          <w:tab w:val="left" w:pos="3664"/>
-          <w:tab w:val="left" w:pos="4580"/>
-          <w:tab w:val="left" w:pos="5496"/>
-          <w:tab w:val="left" w:pos="6412"/>
-          <w:tab w:val="left" w:pos="7328"/>
-          <w:tab w:val="left" w:pos="8244"/>
-          <w:tab w:val="left" w:pos="9160"/>
-          <w:tab w:val="left" w:pos="10076"/>
-          <w:tab w:val="left" w:pos="10992"/>
-          <w:tab w:val="left" w:pos="11908"/>
-          <w:tab w:val="left" w:pos="12824"/>
-          <w:tab w:val="left" w:pos="13740"/>
-          <w:tab w:val="left" w:pos="14656"/>
-        </w:tabs>
-        <w:spacing w:after="0" w:line="240" w:lineRule="auto"/>
-        <w:rPr>
-          <w:rFonts w:ascii="Courier New" w:eastAsia="Times New Roman" w:hAnsi="Courier New" w:cs="Courier New"/>
-          <w:sz w:val="20"/>
-          <w:szCs w:val="20"/>
-        </w:rPr>
-      </w:pPr>
-      <w:proofErr w:type="spellStart"/>
-      <w:r>
-        <w:rPr>
-          <w:rFonts w:ascii="Courier New" w:eastAsia="Times New Roman" w:hAnsi="Courier New" w:cs="Courier New"/>
-          <w:sz w:val="20"/>
-          <w:szCs w:val="20"/>
-        </w:rPr>
-        <w:t>password_</w:t>
-      </w:r>
-      <w:proofErr w:type="gramStart"/>
-      <w:r>
-        <w:rPr>
-          <w:rFonts w:ascii="Courier New" w:eastAsia="Times New Roman" w:hAnsi="Courier New" w:cs="Courier New"/>
-          <w:sz w:val="20"/>
-          <w:szCs w:val="20"/>
-        </w:rPr>
-        <w:t>verify</w:t>
-      </w:r>
-      <w:proofErr w:type="spellEnd"/>
-      <w:r>
-        <w:rPr>
-          <w:rFonts w:ascii="Courier New" w:eastAsia="Times New Roman" w:hAnsi="Courier New" w:cs="Courier New"/>
-          <w:sz w:val="20"/>
-          <w:szCs w:val="20"/>
-        </w:rPr>
-        <w:t>()</w:t>
-      </w:r>
-      <w:proofErr w:type="gramEnd"/>
-    </w:p>
-    <w:p>
-      <w:pPr>
-        <w:spacing w:before="100" w:beforeAutospacing="1" w:after="100" w:afterAutospacing="1" w:line="240" w:lineRule="auto"/>
-        <w:rPr>
-          <w:rFonts w:ascii="Times New Roman" w:eastAsia="Times New Roman" w:hAnsi="Times New Roman" w:cs="Times New Roman"/>
-          <w:sz w:val="24"/>
-          <w:szCs w:val="24"/>
-        </w:rPr>
-      </w:pPr>
-      <w:r>
-        <w:rPr>
-          <w:rFonts w:ascii="Times New Roman" w:eastAsia="Times New Roman" w:hAnsi="Times New Roman" w:cs="Times New Roman"/>
-          <w:sz w:val="24"/>
-          <w:szCs w:val="24"/>
-        </w:rPr>
-        <w:t>Avoid:</w:t>
-      </w:r>
-    </w:p>
-    <w:p>
-      <w:pPr>
-        <w:numPr>
-          <w:ilvl w:val="0"/>
-          <w:numId w:val="16"/>
-        </w:numPr>
-        <w:spacing w:before="100" w:beforeAutospacing="1" w:after="100" w:afterAutospacing="1" w:line="240" w:lineRule="auto"/>
-        <w:rPr>
-          <w:rFonts w:ascii="Times New Roman" w:eastAsia="Times New Roman" w:hAnsi="Times New Roman" w:cs="Times New Roman"/>
-          <w:sz w:val="24"/>
-          <w:szCs w:val="24"/>
-        </w:rPr>
-      </w:pPr>
-      <w:r>
-        <w:rPr>
-          <w:rFonts w:ascii="Times New Roman" w:eastAsia="Times New Roman" w:hAnsi="Times New Roman" w:cs="Times New Roman"/>
-          <w:sz w:val="24"/>
-          <w:szCs w:val="24"/>
-        </w:rPr>
-        <w:t>MD5</w:t>
-      </w:r>
-    </w:p>
-    <w:p>
-      <w:pPr>
-        <w:numPr>
-          <w:ilvl w:val="0"/>
-          <w:numId w:val="16"/>
-        </w:numPr>
-        <w:spacing w:before="100" w:beforeAutospacing="1" w:after="100" w:afterAutospacing="1" w:line="240" w:lineRule="auto"/>
-        <w:rPr>
-          <w:rFonts w:ascii="Times New Roman" w:eastAsia="Times New Roman" w:hAnsi="Times New Roman" w:cs="Times New Roman"/>
-          <w:sz w:val="24"/>
-          <w:szCs w:val="24"/>
-        </w:rPr>
-      </w:pPr>
-      <w:r>
-        <w:rPr>
-          <w:rFonts w:ascii="Times New Roman" w:eastAsia="Times New Roman" w:hAnsi="Times New Roman" w:cs="Times New Roman"/>
-          <w:sz w:val="24"/>
-          <w:szCs w:val="24"/>
-        </w:rPr>
-        <w:t>SHA1</w:t>
-      </w:r>
-    </w:p>
-    <w:p>
-      <w:pPr>
-        <w:spacing w:before="100" w:beforeAutospacing="1" w:after="100" w:afterAutospacing="1" w:line="240" w:lineRule="auto"/>
-        <w:rPr>
-          <w:rFonts w:ascii="Times New Roman" w:eastAsia="Times New Roman" w:hAnsi="Times New Roman" w:cs="Times New Roman"/>
-          <w:sz w:val="24"/>
-          <w:szCs w:val="24"/>
-        </w:rPr>
-      </w:pPr>
-      <w:r>
-        <w:rPr>
-          <w:rFonts w:ascii="Times New Roman" w:eastAsia="Times New Roman" w:hAnsi="Times New Roman" w:cs="Times New Roman"/>
-          <w:sz w:val="24"/>
-          <w:szCs w:val="24"/>
-        </w:rPr>
-        <w:t>Modern PHP uses strong hashing algorithms automatically.</w:t>
-      </w:r>
-    </w:p>
-    <w:p>
-      <w:pPr>
-        <w:spacing w:after="0" w:line="240" w:lineRule="auto"/>
-        <w:rPr>
-          <w:rFonts w:ascii="Times New Roman" w:eastAsia="Times New Roman" w:hAnsi="Times New Roman" w:cs="Times New Roman"/>
-          <w:sz w:val="24"/>
-          <w:szCs w:val="24"/>
-        </w:rPr>
-      </w:pPr>
-      <w:r>
-        <w:rPr>
-          <w:rFonts w:ascii="Times New Roman" w:eastAsia="Times New Roman" w:hAnsi="Times New Roman" w:cs="Times New Roman"/>
-          <w:sz w:val="24"/>
-          <w:szCs w:val="24"/>
-        </w:rPr>
-        <w:pict>
-          <v:rect id="_x0000_i1047" style="width:0;height:1.5pt" o:hralign="center" o:hrstd="t" o:hr="t" fillcolor="#a0a0a0" stroked="f"/>
-        </w:pict>
-      </w:r>
-    </w:p>
-    <w:p>
-      <w:pPr>
-        <w:spacing w:before="100" w:beforeAutospacing="1" w:after="100" w:afterAutospacing="1" w:line="240" w:lineRule="auto"/>
-        <w:outlineLvl w:val="0"/>
-        <w:rPr>
-          <w:rFonts w:ascii="Times New Roman" w:eastAsia="Times New Roman" w:hAnsi="Times New Roman" w:cs="Times New Roman"/>
-          <w:b/>
-          <w:bCs/>
-          <w:kern w:val="36"/>
-          <w:sz w:val="48"/>
-          <w:szCs w:val="48"/>
-        </w:rPr>
-      </w:pPr>
-      <w:r>
-        <w:rPr>
-          <w:rFonts w:ascii="Times New Roman" w:eastAsia="Times New Roman" w:hAnsi="Times New Roman" w:cs="Times New Roman"/>
-          <w:b/>
-          <w:bCs/>
-          <w:kern w:val="36"/>
-          <w:sz w:val="48"/>
-          <w:szCs w:val="48"/>
-        </w:rPr>
-        <w:t>23. Explain session management in PHP.</w:t>
-      </w:r>
-    </w:p>
-    <w:p>
-      <w:pPr>
-        <w:spacing w:before="100" w:beforeAutospacing="1" w:after="100" w:afterAutospacing="1" w:line="240" w:lineRule="auto"/>
-        <w:rPr>
-          <w:rFonts w:ascii="Times New Roman" w:eastAsia="Times New Roman" w:hAnsi="Times New Roman" w:cs="Times New Roman"/>
-          <w:sz w:val="24"/>
-          <w:szCs w:val="24"/>
-        </w:rPr>
-      </w:pPr>
-      <w:r>
-        <w:rPr>
-          <w:rFonts w:ascii="Times New Roman" w:eastAsia="Times New Roman" w:hAnsi="Times New Roman" w:cs="Times New Roman"/>
-          <w:b/>
-          <w:bCs/>
-          <w:sz w:val="24"/>
-          <w:szCs w:val="24"/>
-        </w:rPr>
-        <w:t>Answer:</w:t>
-      </w:r>
-    </w:p>
-    <w:p>
-      <w:pPr>
-        <w:spacing w:before="100" w:beforeAutospacing="1" w:after="100" w:afterAutospacing="1" w:line="240" w:lineRule="auto"/>
-        <w:rPr>
-          <w:rFonts w:ascii="Times New Roman" w:eastAsia="Times New Roman" w:hAnsi="Times New Roman" w:cs="Times New Roman"/>
-          <w:sz w:val="24"/>
-          <w:szCs w:val="24"/>
-        </w:rPr>
-      </w:pPr>
-      <w:r>
-        <w:rPr>
-          <w:rFonts w:ascii="Times New Roman" w:eastAsia="Times New Roman" w:hAnsi="Times New Roman" w:cs="Times New Roman"/>
-          <w:sz w:val="24"/>
-          <w:szCs w:val="24"/>
-        </w:rPr>
-        <w:t>Sessions store user-specific data.</w:t>
-      </w:r>
-    </w:p>
-    <w:p>
-      <w:pPr>
-        <w:tabs>
-          <w:tab w:val="left" w:pos="916"/>
-          <w:tab w:val="left" w:pos="1832"/>
-          <w:tab w:val="left" w:pos="2748"/>
-          <w:tab w:val="left" w:pos="3664"/>
-          <w:tab w:val="left" w:pos="4580"/>
-          <w:tab w:val="left" w:pos="5496"/>
-          <w:tab w:val="left" w:pos="6412"/>
-          <w:tab w:val="left" w:pos="7328"/>
-          <w:tab w:val="left" w:pos="8244"/>
-          <w:tab w:val="left" w:pos="9160"/>
-          <w:tab w:val="left" w:pos="10076"/>
-          <w:tab w:val="left" w:pos="10992"/>
-          <w:tab w:val="left" w:pos="11908"/>
-          <w:tab w:val="left" w:pos="12824"/>
-          <w:tab w:val="left" w:pos="13740"/>
-          <w:tab w:val="left" w:pos="14656"/>
-        </w:tabs>
-        <w:spacing w:after="0" w:line="240" w:lineRule="auto"/>
-        <w:rPr>
-          <w:rFonts w:ascii="Courier New" w:eastAsia="Times New Roman" w:hAnsi="Courier New" w:cs="Courier New"/>
-          <w:sz w:val="20"/>
-          <w:szCs w:val="20"/>
-        </w:rPr>
-      </w:pPr>
       <w:proofErr w:type="spellStart"/>
       <w:r>
         <w:rPr>
@@ -6659,6 +5080,7 @@
           <w:sz w:val="48"/>
           <w:szCs w:val="48"/>
         </w:rPr>
+        <w:lastRenderedPageBreak/>
         <w:t>24. What are common caching strategies?</w:t>
       </w:r>
     </w:p>
@@ -6876,7 +5298,6 @@
           <w:sz w:val="48"/>
           <w:szCs w:val="48"/>
         </w:rPr>
-        <w:lastRenderedPageBreak/>
         <w:t>25. How do you optimize PHP performance?</w:t>
       </w:r>
     </w:p>
@@ -7100,297 +5521,6 @@
     </w:p>
     <w:p>
       <w:pPr>
-        <w:spacing w:before="100" w:beforeAutospacing="1" w:after="100" w:afterAutospacing="1" w:line="240" w:lineRule="auto"/>
-        <w:outlineLvl w:val="0"/>
-        <w:rPr>
-          <w:rFonts w:ascii="Times New Roman" w:eastAsia="Times New Roman" w:hAnsi="Times New Roman" w:cs="Times New Roman"/>
-          <w:b/>
-          <w:bCs/>
-          <w:kern w:val="36"/>
-          <w:sz w:val="48"/>
-          <w:szCs w:val="48"/>
-        </w:rPr>
-      </w:pPr>
-      <w:r>
-        <w:rPr>
-          <w:rFonts w:ascii="Times New Roman" w:eastAsia="Times New Roman" w:hAnsi="Times New Roman" w:cs="Times New Roman"/>
-          <w:b/>
-          <w:bCs/>
-          <w:kern w:val="36"/>
-          <w:sz w:val="48"/>
-          <w:szCs w:val="48"/>
-        </w:rPr>
-        <w:t>26. What is an N+1 Query Problem?</w:t>
-      </w:r>
-    </w:p>
-    <w:p>
-      <w:pPr>
-        <w:spacing w:before="100" w:beforeAutospacing="1" w:after="100" w:afterAutospacing="1" w:line="240" w:lineRule="auto"/>
-        <w:rPr>
-          <w:rFonts w:ascii="Times New Roman" w:eastAsia="Times New Roman" w:hAnsi="Times New Roman" w:cs="Times New Roman"/>
-          <w:sz w:val="24"/>
-          <w:szCs w:val="24"/>
-        </w:rPr>
-      </w:pPr>
-      <w:r>
-        <w:rPr>
-          <w:rFonts w:ascii="Times New Roman" w:eastAsia="Times New Roman" w:hAnsi="Times New Roman" w:cs="Times New Roman"/>
-          <w:b/>
-          <w:bCs/>
-          <w:sz w:val="24"/>
-          <w:szCs w:val="24"/>
-        </w:rPr>
-        <w:t>Answer:</w:t>
-      </w:r>
-    </w:p>
-    <w:p>
-      <w:pPr>
-        <w:spacing w:before="100" w:beforeAutospacing="1" w:after="100" w:afterAutospacing="1" w:line="240" w:lineRule="auto"/>
-        <w:rPr>
-          <w:rFonts w:ascii="Times New Roman" w:eastAsia="Times New Roman" w:hAnsi="Times New Roman" w:cs="Times New Roman"/>
-          <w:sz w:val="24"/>
-          <w:szCs w:val="24"/>
-        </w:rPr>
-      </w:pPr>
-      <w:r>
-        <w:rPr>
-          <w:rFonts w:ascii="Times New Roman" w:eastAsia="Times New Roman" w:hAnsi="Times New Roman" w:cs="Times New Roman"/>
-          <w:sz w:val="24"/>
-          <w:szCs w:val="24"/>
-        </w:rPr>
-        <w:t>Example:</w:t>
-      </w:r>
-    </w:p>
-    <w:p>
-      <w:pPr>
-        <w:tabs>
-          <w:tab w:val="left" w:pos="916"/>
-          <w:tab w:val="left" w:pos="1832"/>
-          <w:tab w:val="left" w:pos="2748"/>
-          <w:tab w:val="left" w:pos="3664"/>
-          <w:tab w:val="left" w:pos="4580"/>
-          <w:tab w:val="left" w:pos="5496"/>
-          <w:tab w:val="left" w:pos="6412"/>
-          <w:tab w:val="left" w:pos="7328"/>
-          <w:tab w:val="left" w:pos="8244"/>
-          <w:tab w:val="left" w:pos="9160"/>
-          <w:tab w:val="left" w:pos="10076"/>
-          <w:tab w:val="left" w:pos="10992"/>
-          <w:tab w:val="left" w:pos="11908"/>
-          <w:tab w:val="left" w:pos="12824"/>
-          <w:tab w:val="left" w:pos="13740"/>
-          <w:tab w:val="left" w:pos="14656"/>
-        </w:tabs>
-        <w:spacing w:after="0" w:line="240" w:lineRule="auto"/>
-        <w:rPr>
-          <w:rFonts w:ascii="Courier New" w:eastAsia="Times New Roman" w:hAnsi="Courier New" w:cs="Courier New"/>
-          <w:sz w:val="20"/>
-          <w:szCs w:val="20"/>
-        </w:rPr>
-      </w:pPr>
-      <w:proofErr w:type="spellStart"/>
-      <w:proofErr w:type="gramStart"/>
-      <w:r>
-        <w:rPr>
-          <w:rFonts w:ascii="Courier New" w:eastAsia="Times New Roman" w:hAnsi="Courier New" w:cs="Courier New"/>
-          <w:sz w:val="20"/>
-          <w:szCs w:val="20"/>
-        </w:rPr>
-        <w:t>foreach</w:t>
-      </w:r>
-      <w:proofErr w:type="spellEnd"/>
-      <w:proofErr w:type="gramEnd"/>
-      <w:r>
-        <w:rPr>
-          <w:rFonts w:ascii="Courier New" w:eastAsia="Times New Roman" w:hAnsi="Courier New" w:cs="Courier New"/>
-          <w:sz w:val="20"/>
-          <w:szCs w:val="20"/>
-        </w:rPr>
-        <w:t xml:space="preserve"> ($users as $user) {</w:t>
-      </w:r>
-    </w:p>
-    <w:p>
-      <w:pPr>
-        <w:tabs>
-          <w:tab w:val="left" w:pos="916"/>
-          <w:tab w:val="left" w:pos="1832"/>
-          <w:tab w:val="left" w:pos="2748"/>
-          <w:tab w:val="left" w:pos="3664"/>
-          <w:tab w:val="left" w:pos="4580"/>
-          <w:tab w:val="left" w:pos="5496"/>
-          <w:tab w:val="left" w:pos="6412"/>
-          <w:tab w:val="left" w:pos="7328"/>
-          <w:tab w:val="left" w:pos="8244"/>
-          <w:tab w:val="left" w:pos="9160"/>
-          <w:tab w:val="left" w:pos="10076"/>
-          <w:tab w:val="left" w:pos="10992"/>
-          <w:tab w:val="left" w:pos="11908"/>
-          <w:tab w:val="left" w:pos="12824"/>
-          <w:tab w:val="left" w:pos="13740"/>
-          <w:tab w:val="left" w:pos="14656"/>
-        </w:tabs>
-        <w:spacing w:after="0" w:line="240" w:lineRule="auto"/>
-        <w:rPr>
-          <w:rFonts w:ascii="Courier New" w:eastAsia="Times New Roman" w:hAnsi="Courier New" w:cs="Courier New"/>
-          <w:sz w:val="20"/>
-          <w:szCs w:val="20"/>
-        </w:rPr>
-      </w:pPr>
-      <w:r>
-        <w:rPr>
-          <w:rFonts w:ascii="Courier New" w:eastAsia="Times New Roman" w:hAnsi="Courier New" w:cs="Courier New"/>
-          <w:sz w:val="20"/>
-          <w:szCs w:val="20"/>
-        </w:rPr>
-        <w:t xml:space="preserve">    $user-&gt;posts;</w:t>
-      </w:r>
-    </w:p>
-    <w:p>
-      <w:pPr>
-        <w:tabs>
-          <w:tab w:val="left" w:pos="916"/>
-          <w:tab w:val="left" w:pos="1832"/>
-          <w:tab w:val="left" w:pos="2748"/>
-          <w:tab w:val="left" w:pos="3664"/>
-          <w:tab w:val="left" w:pos="4580"/>
-          <w:tab w:val="left" w:pos="5496"/>
-          <w:tab w:val="left" w:pos="6412"/>
-          <w:tab w:val="left" w:pos="7328"/>
-          <w:tab w:val="left" w:pos="8244"/>
-          <w:tab w:val="left" w:pos="9160"/>
-          <w:tab w:val="left" w:pos="10076"/>
-          <w:tab w:val="left" w:pos="10992"/>
-          <w:tab w:val="left" w:pos="11908"/>
-          <w:tab w:val="left" w:pos="12824"/>
-          <w:tab w:val="left" w:pos="13740"/>
-          <w:tab w:val="left" w:pos="14656"/>
-        </w:tabs>
-        <w:spacing w:after="0" w:line="240" w:lineRule="auto"/>
-        <w:rPr>
-          <w:rFonts w:ascii="Courier New" w:eastAsia="Times New Roman" w:hAnsi="Courier New" w:cs="Courier New"/>
-          <w:sz w:val="20"/>
-          <w:szCs w:val="20"/>
-        </w:rPr>
-      </w:pPr>
-      <w:r>
-        <w:rPr>
-          <w:rFonts w:ascii="Courier New" w:eastAsia="Times New Roman" w:hAnsi="Courier New" w:cs="Courier New"/>
-          <w:sz w:val="20"/>
-          <w:szCs w:val="20"/>
-        </w:rPr>
-        <w:t>}</w:t>
-      </w:r>
-    </w:p>
-    <w:p>
-      <w:pPr>
-        <w:spacing w:before="100" w:beforeAutospacing="1" w:after="100" w:afterAutospacing="1" w:line="240" w:lineRule="auto"/>
-        <w:rPr>
-          <w:rFonts w:ascii="Times New Roman" w:eastAsia="Times New Roman" w:hAnsi="Times New Roman" w:cs="Times New Roman"/>
-          <w:sz w:val="24"/>
-          <w:szCs w:val="24"/>
-        </w:rPr>
-      </w:pPr>
-      <w:r>
-        <w:rPr>
-          <w:rFonts w:ascii="Times New Roman" w:eastAsia="Times New Roman" w:hAnsi="Times New Roman" w:cs="Times New Roman"/>
-          <w:sz w:val="24"/>
-          <w:szCs w:val="24"/>
-        </w:rPr>
-        <w:t>This causes many additional database queries.</w:t>
-      </w:r>
-    </w:p>
-    <w:p>
-      <w:pPr>
-        <w:spacing w:before="100" w:beforeAutospacing="1" w:after="100" w:afterAutospacing="1" w:line="240" w:lineRule="auto"/>
-        <w:rPr>
-          <w:rFonts w:ascii="Times New Roman" w:eastAsia="Times New Roman" w:hAnsi="Times New Roman" w:cs="Times New Roman"/>
-          <w:sz w:val="24"/>
-          <w:szCs w:val="24"/>
-        </w:rPr>
-      </w:pPr>
-      <w:r>
-        <w:rPr>
-          <w:rFonts w:ascii="Times New Roman" w:eastAsia="Times New Roman" w:hAnsi="Times New Roman" w:cs="Times New Roman"/>
-          <w:sz w:val="24"/>
-          <w:szCs w:val="24"/>
-        </w:rPr>
-        <w:t>Solution:</w:t>
-      </w:r>
-    </w:p>
-    <w:p>
-      <w:pPr>
-        <w:tabs>
-          <w:tab w:val="left" w:pos="916"/>
-          <w:tab w:val="left" w:pos="1832"/>
-          <w:tab w:val="left" w:pos="2748"/>
-          <w:tab w:val="left" w:pos="3664"/>
-          <w:tab w:val="left" w:pos="4580"/>
-          <w:tab w:val="left" w:pos="5496"/>
-          <w:tab w:val="left" w:pos="6412"/>
-          <w:tab w:val="left" w:pos="7328"/>
-          <w:tab w:val="left" w:pos="8244"/>
-          <w:tab w:val="left" w:pos="9160"/>
-          <w:tab w:val="left" w:pos="10076"/>
-          <w:tab w:val="left" w:pos="10992"/>
-          <w:tab w:val="left" w:pos="11908"/>
-          <w:tab w:val="left" w:pos="12824"/>
-          <w:tab w:val="left" w:pos="13740"/>
-          <w:tab w:val="left" w:pos="14656"/>
-        </w:tabs>
-        <w:spacing w:after="0" w:line="240" w:lineRule="auto"/>
-        <w:rPr>
-          <w:rFonts w:ascii="Courier New" w:eastAsia="Times New Roman" w:hAnsi="Courier New" w:cs="Courier New"/>
-          <w:sz w:val="20"/>
-          <w:szCs w:val="20"/>
-        </w:rPr>
-      </w:pPr>
-      <w:r>
-        <w:rPr>
-          <w:rFonts w:ascii="Courier New" w:eastAsia="Times New Roman" w:hAnsi="Courier New" w:cs="Courier New"/>
-          <w:sz w:val="20"/>
-          <w:szCs w:val="20"/>
-        </w:rPr>
-        <w:t>User::</w:t>
-      </w:r>
-      <w:proofErr w:type="gramStart"/>
-      <w:r>
-        <w:rPr>
-          <w:rFonts w:ascii="Courier New" w:eastAsia="Times New Roman" w:hAnsi="Courier New" w:cs="Courier New"/>
-          <w:sz w:val="20"/>
-          <w:szCs w:val="20"/>
-        </w:rPr>
-        <w:t>with(</w:t>
-      </w:r>
-      <w:proofErr w:type="gramEnd"/>
-      <w:r>
-        <w:rPr>
-          <w:rFonts w:ascii="Courier New" w:eastAsia="Times New Roman" w:hAnsi="Courier New" w:cs="Courier New"/>
-          <w:sz w:val="20"/>
-          <w:szCs w:val="20"/>
-        </w:rPr>
-        <w:t>'posts')-&gt;get();</w:t>
-      </w:r>
-    </w:p>
-    <w:p>
-      <w:pPr>
-        <w:spacing w:before="100" w:beforeAutospacing="1" w:after="100" w:afterAutospacing="1" w:line="240" w:lineRule="auto"/>
-        <w:rPr>
-          <w:rFonts w:ascii="Times New Roman" w:eastAsia="Times New Roman" w:hAnsi="Times New Roman" w:cs="Times New Roman"/>
-          <w:sz w:val="24"/>
-          <w:szCs w:val="24"/>
-        </w:rPr>
-      </w:pPr>
-      <w:r>
-        <w:rPr>
-          <w:rFonts w:ascii="Times New Roman" w:eastAsia="Times New Roman" w:hAnsi="Times New Roman" w:cs="Times New Roman"/>
-          <w:sz w:val="24"/>
-          <w:szCs w:val="24"/>
-        </w:rPr>
-        <w:t>Load related data efficiently.</w:t>
-      </w:r>
-    </w:p>
-    <w:p>
-      <w:pPr>
         <w:spacing w:after="0" w:line="240" w:lineRule="auto"/>
         <w:rPr>
           <w:rFonts w:ascii="Times New Roman" w:eastAsia="Times New Roman" w:hAnsi="Times New Roman" w:cs="Times New Roman"/>
@@ -7513,7 +5643,6 @@
           <w:sz w:val="24"/>
           <w:szCs w:val="24"/>
         </w:rPr>
-        <w:lastRenderedPageBreak/>
         <w:t>Service Layer</w:t>
       </w:r>
     </w:p>
@@ -7602,6 +5731,7 @@
           <w:sz w:val="24"/>
           <w:szCs w:val="24"/>
         </w:rPr>
+        <w:lastRenderedPageBreak/>
         <w:t>Load balancing</w:t>
       </w:r>
     </w:p>
@@ -8163,7 +6293,6 @@
           <w:sz w:val="24"/>
           <w:szCs w:val="24"/>
         </w:rPr>
-        <w:lastRenderedPageBreak/>
         <w:t>Test individual methods.</w:t>
       </w:r>
     </w:p>
@@ -8228,6 +6357,7 @@
           <w:sz w:val="27"/>
           <w:szCs w:val="27"/>
         </w:rPr>
+        <w:lastRenderedPageBreak/>
         <w:t>Feature Tests</w:t>
       </w:r>
     </w:p>
@@ -8751,7 +6881,6 @@
           <w:sz w:val="24"/>
           <w:szCs w:val="24"/>
         </w:rPr>
-        <w:lastRenderedPageBreak/>
         <w:t>Reduced infrastructure costs</w:t>
       </w:r>
     </w:p>
@@ -8786,6 +6915,7 @@
           <w:szCs w:val="24"/>
         </w:rPr>
       </w:pPr>
+      <w:bookmarkStart w:id="0" w:name="_GoBack"/>
       <w:r>
         <w:rPr>
           <w:rFonts w:ascii="Times New Roman" w:eastAsia="Times New Roman" w:hAnsi="Times New Roman" w:cs="Times New Roman"/>
@@ -8796,6 +6926,7 @@
           <v:rect id="_x0000_i1055" style="width:0;height:1.5pt" o:hralign="center" o:hrstd="t" o:hr="t" fillcolor="#a0a0a0" stroked="f"/>
         </w:pict>
       </w:r>
+      <w:bookmarkEnd w:id="0"/>
     </w:p>
     <w:p>
       <w:pPr>
@@ -8859,6 +6990,7 @@
           <w:sz w:val="24"/>
           <w:szCs w:val="24"/>
         </w:rPr>
+        <w:lastRenderedPageBreak/>
         <w:t>OOP and Design Patterns</w:t>
       </w:r>
     </w:p>
@@ -9116,13 +7248,10 @@
         <w:t>This demonstrates senior-level ownership, architectural thinking, and real-world engineering experience rather than simply knowledge of PHP syntax.</w:t>
       </w:r>
     </w:p>
-    <w:p>
-      <w:bookmarkStart w:id="0" w:name="_GoBack"/>
-      <w:bookmarkEnd w:id="0"/>
-    </w:p>
+    <w:p/>
     <w:sectPr>
       <w:pgSz w:w="12240" w:h="15840"/>
-      <w:pgMar w:top="900" w:right="900" w:bottom="1440" w:left="900" w:header="720" w:footer="720" w:gutter="0"/>
+      <w:pgMar w:top="900" w:right="900" w:bottom="810" w:left="900" w:header="720" w:footer="720" w:gutter="0"/>
       <w:cols w:space="720"/>
       <w:docGrid w:linePitch="360"/>
     </w:sectPr>
